--- a/numpy/05_통계와_집계/05_통계와_집계_교안.docx
+++ b/numpy/05_통계와_집계/05_통계와_집계_교안.docx
@@ -1719,1208 +1719,1343 @@
                 <w:rFonts w:ascii="Consolas" w:cs="Consolas" w:eastAsia="맑은 고딕" w:hAnsi="Consolas"/>
                 <w:b w:val="false"/>
                 <w:bCs w:val="false"/>
-                <w:i w:val="false"/>
-                <w:iCs w:val="false"/>
-                <w:color w:val="24292F"/>
-                <w:sz w:val="17"/>
-                <w:szCs w:val="17"/>
-              </w:rPr>
-              <w:t xml:space="preserve">scores</w:t>
-            </w:r>
-            <w:r>
-              <w:rPr>
-                <w:rFonts w:ascii="Consolas" w:cs="Consolas" w:eastAsia="맑은 고딕" w:hAnsi="Consolas"/>
-                <w:b w:val="false"/>
-                <w:bCs w:val="false"/>
-                <w:i w:val="false"/>
-                <w:iCs w:val="false"/>
-                <w:color w:val="24292F"/>
-                <w:sz w:val="17"/>
-                <w:szCs w:val="17"/>
-              </w:rPr>
-              <w:t xml:space="preserve"> = </w:t>
-            </w:r>
-            <w:r>
-              <w:rPr>
-                <w:rFonts w:ascii="Consolas" w:cs="Consolas" w:eastAsia="맑은 고딕" w:hAnsi="Consolas"/>
-                <w:b w:val="false"/>
-                <w:bCs w:val="false"/>
-                <w:i w:val="false"/>
-                <w:iCs w:val="false"/>
-                <w:color w:val="24292F"/>
-                <w:sz w:val="17"/>
-                <w:szCs w:val="17"/>
-              </w:rPr>
-              <w:t xml:space="preserve">np</w:t>
-            </w:r>
-            <w:r>
-              <w:rPr>
-                <w:rFonts w:ascii="Consolas" w:cs="Consolas" w:eastAsia="맑은 고딕" w:hAnsi="Consolas"/>
-                <w:b w:val="false"/>
-                <w:bCs w:val="false"/>
-                <w:i w:val="false"/>
-                <w:iCs w:val="false"/>
-                <w:color w:val="24292F"/>
-                <w:sz w:val="17"/>
-                <w:szCs w:val="17"/>
-              </w:rPr>
-              <w:t xml:space="preserve">.</w:t>
-            </w:r>
-            <w:r>
-              <w:rPr>
-                <w:rFonts w:ascii="Consolas" w:cs="Consolas" w:eastAsia="맑은 고딕" w:hAnsi="Consolas"/>
-                <w:b w:val="false"/>
-                <w:bCs w:val="false"/>
-                <w:i w:val="false"/>
-                <w:iCs w:val="false"/>
-                <w:color w:val="24292F"/>
-                <w:sz w:val="17"/>
-                <w:szCs w:val="17"/>
-              </w:rPr>
-              <w:t xml:space="preserve">array</w:t>
-            </w:r>
-            <w:r>
-              <w:rPr>
-                <w:rFonts w:ascii="Consolas" w:cs="Consolas" w:eastAsia="맑은 고딕" w:hAnsi="Consolas"/>
-                <w:b w:val="false"/>
-                <w:bCs w:val="false"/>
-                <w:i w:val="false"/>
-                <w:iCs w:val="false"/>
-                <w:color w:val="24292F"/>
-                <w:sz w:val="17"/>
-                <w:szCs w:val="17"/>
-              </w:rPr>
-              <w:t xml:space="preserve">([</w:t>
-            </w:r>
-            <w:r>
-              <w:rPr>
-                <w:rFonts w:ascii="Consolas" w:cs="Consolas" w:eastAsia="맑은 고딕" w:hAnsi="Consolas"/>
-                <w:b w:val="false"/>
-                <w:bCs w:val="false"/>
-                <w:i w:val="false"/>
-                <w:iCs w:val="false"/>
-                <w:color w:val="098658"/>
-                <w:sz w:val="17"/>
-                <w:szCs w:val="17"/>
-              </w:rPr>
-              <w:t xml:space="preserve">85</w:t>
-            </w:r>
-            <w:r>
-              <w:rPr>
-                <w:rFonts w:ascii="Consolas" w:cs="Consolas" w:eastAsia="맑은 고딕" w:hAnsi="Consolas"/>
-                <w:b w:val="false"/>
-                <w:bCs w:val="false"/>
-                <w:i w:val="false"/>
-                <w:iCs w:val="false"/>
-                <w:color w:val="24292F"/>
-                <w:sz w:val="17"/>
-                <w:szCs w:val="17"/>
-              </w:rPr>
-              <w:t xml:space="preserve">, </w:t>
-            </w:r>
-            <w:r>
-              <w:rPr>
-                <w:rFonts w:ascii="Consolas" w:cs="Consolas" w:eastAsia="맑은 고딕" w:hAnsi="Consolas"/>
-                <w:b w:val="false"/>
-                <w:bCs w:val="false"/>
-                <w:i w:val="false"/>
-                <w:iCs w:val="false"/>
-                <w:color w:val="098658"/>
-                <w:sz w:val="17"/>
-                <w:szCs w:val="17"/>
-              </w:rPr>
-              <w:t xml:space="preserve">92</w:t>
-            </w:r>
-            <w:r>
-              <w:rPr>
-                <w:rFonts w:ascii="Consolas" w:cs="Consolas" w:eastAsia="맑은 고딕" w:hAnsi="Consolas"/>
-                <w:b w:val="false"/>
-                <w:bCs w:val="false"/>
-                <w:i w:val="false"/>
-                <w:iCs w:val="false"/>
-                <w:color w:val="24292F"/>
-                <w:sz w:val="17"/>
-                <w:szCs w:val="17"/>
-              </w:rPr>
-              <w:t xml:space="preserve">, </w:t>
-            </w:r>
-            <w:r>
-              <w:rPr>
-                <w:rFonts w:ascii="Consolas" w:cs="Consolas" w:eastAsia="맑은 고딕" w:hAnsi="Consolas"/>
-                <w:b w:val="false"/>
-                <w:bCs w:val="false"/>
-                <w:i w:val="false"/>
-                <w:iCs w:val="false"/>
-                <w:color w:val="098658"/>
-                <w:sz w:val="17"/>
-                <w:szCs w:val="17"/>
-              </w:rPr>
-              <w:t xml:space="preserve">78</w:t>
-            </w:r>
-            <w:r>
-              <w:rPr>
-                <w:rFonts w:ascii="Consolas" w:cs="Consolas" w:eastAsia="맑은 고딕" w:hAnsi="Consolas"/>
-                <w:b w:val="false"/>
-                <w:bCs w:val="false"/>
-                <w:i w:val="false"/>
-                <w:iCs w:val="false"/>
-                <w:color w:val="24292F"/>
-                <w:sz w:val="17"/>
-                <w:szCs w:val="17"/>
-              </w:rPr>
-              <w:t xml:space="preserve">, </w:t>
-            </w:r>
-            <w:r>
-              <w:rPr>
-                <w:rFonts w:ascii="Consolas" w:cs="Consolas" w:eastAsia="맑은 고딕" w:hAnsi="Consolas"/>
-                <w:b w:val="false"/>
-                <w:bCs w:val="false"/>
-                <w:i w:val="false"/>
-                <w:iCs w:val="false"/>
-                <w:color w:val="098658"/>
-                <w:sz w:val="17"/>
-                <w:szCs w:val="17"/>
-              </w:rPr>
-              <w:t xml:space="preserve">64</w:t>
-            </w:r>
-            <w:r>
-              <w:rPr>
-                <w:rFonts w:ascii="Consolas" w:cs="Consolas" w:eastAsia="맑은 고딕" w:hAnsi="Consolas"/>
-                <w:b w:val="false"/>
-                <w:bCs w:val="false"/>
-                <w:i w:val="false"/>
-                <w:iCs w:val="false"/>
-                <w:color w:val="24292F"/>
-                <w:sz w:val="17"/>
-                <w:szCs w:val="17"/>
-              </w:rPr>
-              <w:t xml:space="preserve">, </w:t>
-            </w:r>
-            <w:r>
-              <w:rPr>
-                <w:rFonts w:ascii="Consolas" w:cs="Consolas" w:eastAsia="맑은 고딕" w:hAnsi="Consolas"/>
-                <w:b w:val="false"/>
-                <w:bCs w:val="false"/>
-                <w:i w:val="false"/>
-                <w:iCs w:val="false"/>
-                <w:color w:val="098658"/>
-                <w:sz w:val="17"/>
-                <w:szCs w:val="17"/>
-              </w:rPr>
-              <w:t xml:space="preserve">95</w:t>
-            </w:r>
-            <w:r>
-              <w:rPr>
-                <w:rFonts w:ascii="Consolas" w:cs="Consolas" w:eastAsia="맑은 고딕" w:hAnsi="Consolas"/>
-                <w:b w:val="false"/>
-                <w:bCs w:val="false"/>
-                <w:i w:val="false"/>
-                <w:iCs w:val="false"/>
-                <w:color w:val="24292F"/>
-                <w:sz w:val="17"/>
-                <w:szCs w:val="17"/>
-              </w:rPr>
-              <w:t xml:space="preserve">, </w:t>
-            </w:r>
-            <w:r>
-              <w:rPr>
-                <w:rFonts w:ascii="Consolas" w:cs="Consolas" w:eastAsia="맑은 고딕" w:hAnsi="Consolas"/>
-                <w:b w:val="false"/>
-                <w:bCs w:val="false"/>
-                <w:i w:val="false"/>
-                <w:iCs w:val="false"/>
-                <w:color w:val="098658"/>
-                <w:sz w:val="17"/>
-                <w:szCs w:val="17"/>
-              </w:rPr>
-              <w:t xml:space="preserve">70</w:t>
-            </w:r>
-            <w:r>
-              <w:rPr>
-                <w:rFonts w:ascii="Consolas" w:cs="Consolas" w:eastAsia="맑은 고딕" w:hAnsi="Consolas"/>
-                <w:b w:val="false"/>
-                <w:bCs w:val="false"/>
-                <w:i w:val="false"/>
-                <w:iCs w:val="false"/>
-                <w:color w:val="24292F"/>
-                <w:sz w:val="17"/>
-                <w:szCs w:val="17"/>
-              </w:rPr>
-              <w:t xml:space="preserve">])</w:t>
-            </w:r>
-          </w:p>
-          <w:p>
-            <w:pPr>
-              <w:spacing w:after="0" w:line="252"/>
-            </w:pPr>
-            <w:r>
-              <w:rPr>
-                <w:rFonts w:ascii="Consolas" w:cs="Consolas" w:eastAsia="맑은 고딕" w:hAnsi="Consolas"/>
-                <w:color w:val="A0A0A0"/>
-                <w:sz w:val="17"/>
-                <w:szCs w:val="17"/>
-              </w:rPr>
-              <w:t xml:space="preserve"> 4  </w:t>
-            </w:r>
-            <w:r>
-              <w:rPr>
-                <w:rFonts w:ascii="Consolas" w:cs="Consolas" w:eastAsia="맑은 고딕" w:hAnsi="Consolas"/>
-                <w:sz w:val="17"/>
-                <w:szCs w:val="17"/>
-              </w:rPr>
-              <w:t xml:space="preserve"> </w:t>
-            </w:r>
-          </w:p>
-          <w:p>
-            <w:pPr>
-              <w:spacing w:after="0" w:line="252"/>
-            </w:pPr>
-            <w:r>
-              <w:rPr>
-                <w:rFonts w:ascii="Consolas" w:cs="Consolas" w:eastAsia="맑은 고딕" w:hAnsi="Consolas"/>
-                <w:color w:val="A0A0A0"/>
-                <w:sz w:val="17"/>
-                <w:szCs w:val="17"/>
-              </w:rPr>
-              <w:t xml:space="preserve"> 5  </w:t>
-            </w:r>
-            <w:r>
-              <w:rPr>
-                <w:rFonts w:ascii="Consolas" w:cs="Consolas" w:eastAsia="맑은 고딕" w:hAnsi="Consolas"/>
-                <w:b w:val="false"/>
-                <w:bCs w:val="false"/>
-                <w:i w:val="false"/>
-                <w:iCs w:val="false"/>
-                <w:color w:val="795E26"/>
-                <w:sz w:val="17"/>
-                <w:szCs w:val="17"/>
-              </w:rPr>
-              <w:t xml:space="preserve">print</w:t>
-            </w:r>
-            <w:r>
-              <w:rPr>
-                <w:rFonts w:ascii="Consolas" w:cs="Consolas" w:eastAsia="맑은 고딕" w:hAnsi="Consolas"/>
-                <w:b w:val="false"/>
-                <w:bCs w:val="false"/>
-                <w:i w:val="false"/>
-                <w:iCs w:val="false"/>
-                <w:color w:val="24292F"/>
-                <w:sz w:val="17"/>
-                <w:szCs w:val="17"/>
-              </w:rPr>
-              <w:t xml:space="preserve">(</w:t>
-            </w:r>
-            <w:r>
-              <w:rPr>
-                <w:rFonts w:ascii="Consolas" w:cs="Consolas" w:eastAsia="맑은 고딕" w:hAnsi="Consolas"/>
-                <w:b w:val="false"/>
-                <w:bCs w:val="false"/>
-                <w:i w:val="false"/>
-                <w:iCs w:val="false"/>
-                <w:color w:val="A31515"/>
-                <w:sz w:val="17"/>
-                <w:szCs w:val="17"/>
-              </w:rPr>
-              <w:t xml:space="preserve">"합계  :"</w:t>
-            </w:r>
-            <w:r>
-              <w:rPr>
-                <w:rFonts w:ascii="Consolas" w:cs="Consolas" w:eastAsia="맑은 고딕" w:hAnsi="Consolas"/>
-                <w:b w:val="false"/>
-                <w:bCs w:val="false"/>
-                <w:i w:val="false"/>
-                <w:iCs w:val="false"/>
-                <w:color w:val="24292F"/>
-                <w:sz w:val="17"/>
-                <w:szCs w:val="17"/>
-              </w:rPr>
-              <w:t xml:space="preserve">, </w:t>
-            </w:r>
-            <w:r>
-              <w:rPr>
-                <w:rFonts w:ascii="Consolas" w:cs="Consolas" w:eastAsia="맑은 고딕" w:hAnsi="Consolas"/>
-                <w:b w:val="false"/>
-                <w:bCs w:val="false"/>
-                <w:i w:val="false"/>
-                <w:iCs w:val="false"/>
-                <w:color w:val="24292F"/>
-                <w:sz w:val="17"/>
-                <w:szCs w:val="17"/>
-              </w:rPr>
-              <w:t xml:space="preserve">scores</w:t>
-            </w:r>
-            <w:r>
-              <w:rPr>
-                <w:rFonts w:ascii="Consolas" w:cs="Consolas" w:eastAsia="맑은 고딕" w:hAnsi="Consolas"/>
-                <w:b w:val="false"/>
-                <w:bCs w:val="false"/>
-                <w:i w:val="false"/>
-                <w:iCs w:val="false"/>
-                <w:color w:val="24292F"/>
-                <w:sz w:val="17"/>
-                <w:szCs w:val="17"/>
-              </w:rPr>
-              <w:t xml:space="preserve">.</w:t>
-            </w:r>
-            <w:r>
-              <w:rPr>
-                <w:rFonts w:ascii="Consolas" w:cs="Consolas" w:eastAsia="맑은 고딕" w:hAnsi="Consolas"/>
-                <w:b w:val="false"/>
-                <w:bCs w:val="false"/>
-                <w:i w:val="false"/>
-                <w:iCs w:val="false"/>
-                <w:color w:val="795E26"/>
-                <w:sz w:val="17"/>
-                <w:szCs w:val="17"/>
-              </w:rPr>
-              <w:t xml:space="preserve">sum</w:t>
-            </w:r>
-            <w:r>
-              <w:rPr>
-                <w:rFonts w:ascii="Consolas" w:cs="Consolas" w:eastAsia="맑은 고딕" w:hAnsi="Consolas"/>
-                <w:b w:val="false"/>
-                <w:bCs w:val="false"/>
-                <w:i w:val="false"/>
-                <w:iCs w:val="false"/>
-                <w:color w:val="24292F"/>
-                <w:sz w:val="17"/>
-                <w:szCs w:val="17"/>
-              </w:rPr>
-              <w:t xml:space="preserve">())</w:t>
-            </w:r>
-          </w:p>
-          <w:p>
-            <w:pPr>
-              <w:spacing w:after="0" w:line="252"/>
-            </w:pPr>
-            <w:r>
-              <w:rPr>
-                <w:rFonts w:ascii="Consolas" w:cs="Consolas" w:eastAsia="맑은 고딕" w:hAnsi="Consolas"/>
-                <w:color w:val="A0A0A0"/>
-                <w:sz w:val="17"/>
-                <w:szCs w:val="17"/>
-              </w:rPr>
-              <w:t xml:space="preserve"> 6  </w:t>
-            </w:r>
-            <w:r>
-              <w:rPr>
-                <w:rFonts w:ascii="Consolas" w:cs="Consolas" w:eastAsia="맑은 고딕" w:hAnsi="Consolas"/>
-                <w:b w:val="false"/>
-                <w:bCs w:val="false"/>
-                <w:i w:val="false"/>
-                <w:iCs w:val="false"/>
-                <w:color w:val="795E26"/>
-                <w:sz w:val="17"/>
-                <w:szCs w:val="17"/>
-              </w:rPr>
-              <w:t xml:space="preserve">print</w:t>
-            </w:r>
-            <w:r>
-              <w:rPr>
-                <w:rFonts w:ascii="Consolas" w:cs="Consolas" w:eastAsia="맑은 고딕" w:hAnsi="Consolas"/>
-                <w:b w:val="false"/>
-                <w:bCs w:val="false"/>
-                <w:i w:val="false"/>
-                <w:iCs w:val="false"/>
-                <w:color w:val="24292F"/>
-                <w:sz w:val="17"/>
-                <w:szCs w:val="17"/>
-              </w:rPr>
-              <w:t xml:space="preserve">(</w:t>
-            </w:r>
-            <w:r>
-              <w:rPr>
-                <w:rFonts w:ascii="Consolas" w:cs="Consolas" w:eastAsia="맑은 고딕" w:hAnsi="Consolas"/>
-                <w:b w:val="false"/>
-                <w:bCs w:val="false"/>
-                <w:i w:val="false"/>
-                <w:iCs w:val="false"/>
-                <w:color w:val="A31515"/>
-                <w:sz w:val="17"/>
-                <w:szCs w:val="17"/>
-              </w:rPr>
-              <w:t xml:space="preserve">"평균  :"</w:t>
-            </w:r>
-            <w:r>
-              <w:rPr>
-                <w:rFonts w:ascii="Consolas" w:cs="Consolas" w:eastAsia="맑은 고딕" w:hAnsi="Consolas"/>
-                <w:b w:val="false"/>
-                <w:bCs w:val="false"/>
-                <w:i w:val="false"/>
-                <w:iCs w:val="false"/>
-                <w:color w:val="24292F"/>
-                <w:sz w:val="17"/>
-                <w:szCs w:val="17"/>
-              </w:rPr>
-              <w:t xml:space="preserve">, </w:t>
-            </w:r>
-            <w:r>
-              <w:rPr>
-                <w:rFonts w:ascii="Consolas" w:cs="Consolas" w:eastAsia="맑은 고딕" w:hAnsi="Consolas"/>
-                <w:b w:val="false"/>
-                <w:bCs w:val="false"/>
-                <w:i w:val="false"/>
-                <w:iCs w:val="false"/>
-                <w:color w:val="24292F"/>
-                <w:sz w:val="17"/>
-                <w:szCs w:val="17"/>
-              </w:rPr>
-              <w:t xml:space="preserve">scores</w:t>
-            </w:r>
-            <w:r>
-              <w:rPr>
-                <w:rFonts w:ascii="Consolas" w:cs="Consolas" w:eastAsia="맑은 고딕" w:hAnsi="Consolas"/>
-                <w:b w:val="false"/>
-                <w:bCs w:val="false"/>
-                <w:i w:val="false"/>
-                <w:iCs w:val="false"/>
-                <w:color w:val="24292F"/>
-                <w:sz w:val="17"/>
-                <w:szCs w:val="17"/>
-              </w:rPr>
-              <w:t xml:space="preserve">.</w:t>
-            </w:r>
-            <w:r>
-              <w:rPr>
-                <w:rFonts w:ascii="Consolas" w:cs="Consolas" w:eastAsia="맑은 고딕" w:hAnsi="Consolas"/>
-                <w:b w:val="false"/>
-                <w:bCs w:val="false"/>
-                <w:i w:val="false"/>
-                <w:iCs w:val="false"/>
-                <w:color w:val="24292F"/>
-                <w:sz w:val="17"/>
-                <w:szCs w:val="17"/>
-              </w:rPr>
-              <w:t xml:space="preserve">mean</w:t>
-            </w:r>
-            <w:r>
-              <w:rPr>
-                <w:rFonts w:ascii="Consolas" w:cs="Consolas" w:eastAsia="맑은 고딕" w:hAnsi="Consolas"/>
-                <w:b w:val="false"/>
-                <w:bCs w:val="false"/>
-                <w:i w:val="false"/>
-                <w:iCs w:val="false"/>
-                <w:color w:val="24292F"/>
-                <w:sz w:val="17"/>
-                <w:szCs w:val="17"/>
-              </w:rPr>
-              <w:t xml:space="preserve">())</w:t>
-            </w:r>
-          </w:p>
-          <w:p>
-            <w:pPr>
-              <w:spacing w:after="0" w:line="252"/>
-            </w:pPr>
-            <w:r>
-              <w:rPr>
-                <w:rFonts w:ascii="Consolas" w:cs="Consolas" w:eastAsia="맑은 고딕" w:hAnsi="Consolas"/>
-                <w:color w:val="A0A0A0"/>
-                <w:sz w:val="17"/>
-                <w:szCs w:val="17"/>
-              </w:rPr>
-              <w:t xml:space="preserve"> 7  </w:t>
-            </w:r>
-            <w:r>
-              <w:rPr>
-                <w:rFonts w:ascii="Consolas" w:cs="Consolas" w:eastAsia="맑은 고딕" w:hAnsi="Consolas"/>
-                <w:b w:val="false"/>
-                <w:bCs w:val="false"/>
-                <w:i w:val="false"/>
-                <w:iCs w:val="false"/>
-                <w:color w:val="795E26"/>
-                <w:sz w:val="17"/>
-                <w:szCs w:val="17"/>
-              </w:rPr>
-              <w:t xml:space="preserve">print</w:t>
-            </w:r>
-            <w:r>
-              <w:rPr>
-                <w:rFonts w:ascii="Consolas" w:cs="Consolas" w:eastAsia="맑은 고딕" w:hAnsi="Consolas"/>
-                <w:b w:val="false"/>
-                <w:bCs w:val="false"/>
-                <w:i w:val="false"/>
-                <w:iCs w:val="false"/>
-                <w:color w:val="24292F"/>
-                <w:sz w:val="17"/>
-                <w:szCs w:val="17"/>
-              </w:rPr>
-              <w:t xml:space="preserve">(</w:t>
-            </w:r>
-            <w:r>
-              <w:rPr>
-                <w:rFonts w:ascii="Consolas" w:cs="Consolas" w:eastAsia="맑은 고딕" w:hAnsi="Consolas"/>
-                <w:b w:val="false"/>
-                <w:bCs w:val="false"/>
-                <w:i w:val="false"/>
-                <w:iCs w:val="false"/>
-                <w:color w:val="A31515"/>
-                <w:sz w:val="17"/>
-                <w:szCs w:val="17"/>
-              </w:rPr>
-              <w:t xml:space="preserve">"최댓값:"</w:t>
-            </w:r>
-            <w:r>
-              <w:rPr>
-                <w:rFonts w:ascii="Consolas" w:cs="Consolas" w:eastAsia="맑은 고딕" w:hAnsi="Consolas"/>
-                <w:b w:val="false"/>
-                <w:bCs w:val="false"/>
-                <w:i w:val="false"/>
-                <w:iCs w:val="false"/>
-                <w:color w:val="24292F"/>
-                <w:sz w:val="17"/>
-                <w:szCs w:val="17"/>
-              </w:rPr>
-              <w:t xml:space="preserve">, </w:t>
-            </w:r>
-            <w:r>
-              <w:rPr>
-                <w:rFonts w:ascii="Consolas" w:cs="Consolas" w:eastAsia="맑은 고딕" w:hAnsi="Consolas"/>
-                <w:b w:val="false"/>
-                <w:bCs w:val="false"/>
-                <w:i w:val="false"/>
-                <w:iCs w:val="false"/>
-                <w:color w:val="24292F"/>
-                <w:sz w:val="17"/>
-                <w:szCs w:val="17"/>
-              </w:rPr>
-              <w:t xml:space="preserve">scores</w:t>
-            </w:r>
-            <w:r>
-              <w:rPr>
-                <w:rFonts w:ascii="Consolas" w:cs="Consolas" w:eastAsia="맑은 고딕" w:hAnsi="Consolas"/>
-                <w:b w:val="false"/>
-                <w:bCs w:val="false"/>
-                <w:i w:val="false"/>
-                <w:iCs w:val="false"/>
-                <w:color w:val="24292F"/>
-                <w:sz w:val="17"/>
-                <w:szCs w:val="17"/>
-              </w:rPr>
-              <w:t xml:space="preserve">.</w:t>
-            </w:r>
-            <w:r>
-              <w:rPr>
-                <w:rFonts w:ascii="Consolas" w:cs="Consolas" w:eastAsia="맑은 고딕" w:hAnsi="Consolas"/>
-                <w:b w:val="false"/>
-                <w:bCs w:val="false"/>
-                <w:i w:val="false"/>
-                <w:iCs w:val="false"/>
-                <w:color w:val="795E26"/>
-                <w:sz w:val="17"/>
-                <w:szCs w:val="17"/>
-              </w:rPr>
-              <w:t xml:space="preserve">max</w:t>
-            </w:r>
-            <w:r>
-              <w:rPr>
-                <w:rFonts w:ascii="Consolas" w:cs="Consolas" w:eastAsia="맑은 고딕" w:hAnsi="Consolas"/>
-                <w:b w:val="false"/>
-                <w:bCs w:val="false"/>
-                <w:i w:val="false"/>
-                <w:iCs w:val="false"/>
-                <w:color w:val="24292F"/>
-                <w:sz w:val="17"/>
-                <w:szCs w:val="17"/>
-              </w:rPr>
-              <w:t xml:space="preserve">())</w:t>
-            </w:r>
-          </w:p>
-          <w:p>
-            <w:pPr>
-              <w:spacing w:after="0" w:line="252"/>
-            </w:pPr>
-            <w:r>
-              <w:rPr>
-                <w:rFonts w:ascii="Consolas" w:cs="Consolas" w:eastAsia="맑은 고딕" w:hAnsi="Consolas"/>
-                <w:color w:val="A0A0A0"/>
-                <w:sz w:val="17"/>
-                <w:szCs w:val="17"/>
-              </w:rPr>
-              <w:t xml:space="preserve"> 8  </w:t>
-            </w:r>
-            <w:r>
-              <w:rPr>
-                <w:rFonts w:ascii="Consolas" w:cs="Consolas" w:eastAsia="맑은 고딕" w:hAnsi="Consolas"/>
-                <w:b w:val="false"/>
-                <w:bCs w:val="false"/>
-                <w:i w:val="false"/>
-                <w:iCs w:val="false"/>
-                <w:color w:val="795E26"/>
-                <w:sz w:val="17"/>
-                <w:szCs w:val="17"/>
-              </w:rPr>
-              <w:t xml:space="preserve">print</w:t>
-            </w:r>
-            <w:r>
-              <w:rPr>
-                <w:rFonts w:ascii="Consolas" w:cs="Consolas" w:eastAsia="맑은 고딕" w:hAnsi="Consolas"/>
-                <w:b w:val="false"/>
-                <w:bCs w:val="false"/>
-                <w:i w:val="false"/>
-                <w:iCs w:val="false"/>
-                <w:color w:val="24292F"/>
-                <w:sz w:val="17"/>
-                <w:szCs w:val="17"/>
-              </w:rPr>
-              <w:t xml:space="preserve">(</w:t>
-            </w:r>
-            <w:r>
-              <w:rPr>
-                <w:rFonts w:ascii="Consolas" w:cs="Consolas" w:eastAsia="맑은 고딕" w:hAnsi="Consolas"/>
-                <w:b w:val="false"/>
-                <w:bCs w:val="false"/>
-                <w:i w:val="false"/>
-                <w:iCs w:val="false"/>
-                <w:color w:val="A31515"/>
-                <w:sz w:val="17"/>
-                <w:szCs w:val="17"/>
-              </w:rPr>
-              <w:t xml:space="preserve">"최솟값:"</w:t>
-            </w:r>
-            <w:r>
-              <w:rPr>
-                <w:rFonts w:ascii="Consolas" w:cs="Consolas" w:eastAsia="맑은 고딕" w:hAnsi="Consolas"/>
-                <w:b w:val="false"/>
-                <w:bCs w:val="false"/>
-                <w:i w:val="false"/>
-                <w:iCs w:val="false"/>
-                <w:color w:val="24292F"/>
-                <w:sz w:val="17"/>
-                <w:szCs w:val="17"/>
-              </w:rPr>
-              <w:t xml:space="preserve">, </w:t>
-            </w:r>
-            <w:r>
-              <w:rPr>
-                <w:rFonts w:ascii="Consolas" w:cs="Consolas" w:eastAsia="맑은 고딕" w:hAnsi="Consolas"/>
-                <w:b w:val="false"/>
-                <w:bCs w:val="false"/>
-                <w:i w:val="false"/>
-                <w:iCs w:val="false"/>
-                <w:color w:val="24292F"/>
-                <w:sz w:val="17"/>
-                <w:szCs w:val="17"/>
-              </w:rPr>
-              <w:t xml:space="preserve">scores</w:t>
-            </w:r>
-            <w:r>
-              <w:rPr>
-                <w:rFonts w:ascii="Consolas" w:cs="Consolas" w:eastAsia="맑은 고딕" w:hAnsi="Consolas"/>
-                <w:b w:val="false"/>
-                <w:bCs w:val="false"/>
-                <w:i w:val="false"/>
-                <w:iCs w:val="false"/>
-                <w:color w:val="24292F"/>
-                <w:sz w:val="17"/>
-                <w:szCs w:val="17"/>
-              </w:rPr>
-              <w:t xml:space="preserve">.</w:t>
-            </w:r>
-            <w:r>
-              <w:rPr>
-                <w:rFonts w:ascii="Consolas" w:cs="Consolas" w:eastAsia="맑은 고딕" w:hAnsi="Consolas"/>
-                <w:b w:val="false"/>
-                <w:bCs w:val="false"/>
-                <w:i w:val="false"/>
-                <w:iCs w:val="false"/>
-                <w:color w:val="795E26"/>
-                <w:sz w:val="17"/>
-                <w:szCs w:val="17"/>
-              </w:rPr>
-              <w:t xml:space="preserve">min</w:t>
-            </w:r>
-            <w:r>
-              <w:rPr>
-                <w:rFonts w:ascii="Consolas" w:cs="Consolas" w:eastAsia="맑은 고딕" w:hAnsi="Consolas"/>
-                <w:b w:val="false"/>
-                <w:bCs w:val="false"/>
-                <w:i w:val="false"/>
-                <w:iCs w:val="false"/>
-                <w:color w:val="24292F"/>
-                <w:sz w:val="17"/>
-                <w:szCs w:val="17"/>
-              </w:rPr>
-              <w:t xml:space="preserve">())</w:t>
-            </w:r>
-          </w:p>
-          <w:p>
-            <w:pPr>
-              <w:spacing w:after="0" w:line="252"/>
-            </w:pPr>
-            <w:r>
-              <w:rPr>
-                <w:rFonts w:ascii="Consolas" w:cs="Consolas" w:eastAsia="맑은 고딕" w:hAnsi="Consolas"/>
-                <w:color w:val="A0A0A0"/>
-                <w:sz w:val="17"/>
-                <w:szCs w:val="17"/>
-              </w:rPr>
-              <w:t xml:space="preserve"> 9  </w:t>
-            </w:r>
-            <w:r>
-              <w:rPr>
-                <w:rFonts w:ascii="Consolas" w:cs="Consolas" w:eastAsia="맑은 고딕" w:hAnsi="Consolas"/>
-                <w:b w:val="false"/>
-                <w:bCs w:val="false"/>
-                <w:i w:val="false"/>
-                <w:iCs w:val="false"/>
-                <w:color w:val="795E26"/>
-                <w:sz w:val="17"/>
-                <w:szCs w:val="17"/>
-              </w:rPr>
-              <w:t xml:space="preserve">print</w:t>
-            </w:r>
-            <w:r>
-              <w:rPr>
-                <w:rFonts w:ascii="Consolas" w:cs="Consolas" w:eastAsia="맑은 고딕" w:hAnsi="Consolas"/>
-                <w:b w:val="false"/>
-                <w:bCs w:val="false"/>
-                <w:i w:val="false"/>
-                <w:iCs w:val="false"/>
-                <w:color w:val="24292F"/>
-                <w:sz w:val="17"/>
-                <w:szCs w:val="17"/>
-              </w:rPr>
-              <w:t xml:space="preserve">(</w:t>
-            </w:r>
-            <w:r>
-              <w:rPr>
-                <w:rFonts w:ascii="Consolas" w:cs="Consolas" w:eastAsia="맑은 고딕" w:hAnsi="Consolas"/>
-                <w:b w:val="false"/>
-                <w:bCs w:val="false"/>
-                <w:i w:val="false"/>
-                <w:iCs w:val="false"/>
-                <w:color w:val="A31515"/>
-                <w:sz w:val="17"/>
-                <w:szCs w:val="17"/>
-              </w:rPr>
-              <w:t xml:space="preserve">"중앙값:"</w:t>
-            </w:r>
-            <w:r>
-              <w:rPr>
-                <w:rFonts w:ascii="Consolas" w:cs="Consolas" w:eastAsia="맑은 고딕" w:hAnsi="Consolas"/>
-                <w:b w:val="false"/>
-                <w:bCs w:val="false"/>
-                <w:i w:val="false"/>
-                <w:iCs w:val="false"/>
-                <w:color w:val="24292F"/>
-                <w:sz w:val="17"/>
-                <w:szCs w:val="17"/>
-              </w:rPr>
-              <w:t xml:space="preserve">, </w:t>
-            </w:r>
-            <w:r>
-              <w:rPr>
-                <w:rFonts w:ascii="Consolas" w:cs="Consolas" w:eastAsia="맑은 고딕" w:hAnsi="Consolas"/>
-                <w:b w:val="false"/>
-                <w:bCs w:val="false"/>
-                <w:i w:val="false"/>
-                <w:iCs w:val="false"/>
-                <w:color w:val="24292F"/>
-                <w:sz w:val="17"/>
-                <w:szCs w:val="17"/>
-              </w:rPr>
-              <w:t xml:space="preserve">np</w:t>
-            </w:r>
-            <w:r>
-              <w:rPr>
-                <w:rFonts w:ascii="Consolas" w:cs="Consolas" w:eastAsia="맑은 고딕" w:hAnsi="Consolas"/>
-                <w:b w:val="false"/>
-                <w:bCs w:val="false"/>
-                <w:i w:val="false"/>
-                <w:iCs w:val="false"/>
-                <w:color w:val="24292F"/>
-                <w:sz w:val="17"/>
-                <w:szCs w:val="17"/>
-              </w:rPr>
-              <w:t xml:space="preserve">.</w:t>
-            </w:r>
-            <w:r>
-              <w:rPr>
-                <w:rFonts w:ascii="Consolas" w:cs="Consolas" w:eastAsia="맑은 고딕" w:hAnsi="Consolas"/>
-                <w:b w:val="false"/>
-                <w:bCs w:val="false"/>
-                <w:i w:val="false"/>
-                <w:iCs w:val="false"/>
-                <w:color w:val="24292F"/>
-                <w:sz w:val="17"/>
-                <w:szCs w:val="17"/>
-              </w:rPr>
-              <w:t xml:space="preserve">median</w:t>
-            </w:r>
-            <w:r>
-              <w:rPr>
-                <w:rFonts w:ascii="Consolas" w:cs="Consolas" w:eastAsia="맑은 고딕" w:hAnsi="Consolas"/>
-                <w:b w:val="false"/>
-                <w:bCs w:val="false"/>
-                <w:i w:val="false"/>
-                <w:iCs w:val="false"/>
-                <w:color w:val="24292F"/>
-                <w:sz w:val="17"/>
-                <w:szCs w:val="17"/>
-              </w:rPr>
-              <w:t xml:space="preserve">(</w:t>
-            </w:r>
-            <w:r>
-              <w:rPr>
-                <w:rFonts w:ascii="Consolas" w:cs="Consolas" w:eastAsia="맑은 고딕" w:hAnsi="Consolas"/>
-                <w:b w:val="false"/>
-                <w:bCs w:val="false"/>
-                <w:i w:val="false"/>
-                <w:iCs w:val="false"/>
-                <w:color w:val="24292F"/>
-                <w:sz w:val="17"/>
-                <w:szCs w:val="17"/>
-              </w:rPr>
-              <w:t xml:space="preserve">scores</w:t>
-            </w:r>
-            <w:r>
-              <w:rPr>
-                <w:rFonts w:ascii="Consolas" w:cs="Consolas" w:eastAsia="맑은 고딕" w:hAnsi="Consolas"/>
-                <w:b w:val="false"/>
-                <w:bCs w:val="false"/>
-                <w:i w:val="false"/>
-                <w:iCs w:val="false"/>
-                <w:color w:val="24292F"/>
-                <w:sz w:val="17"/>
-                <w:szCs w:val="17"/>
-              </w:rPr>
-              <w:t xml:space="preserve">))</w:t>
-            </w:r>
-          </w:p>
-          <w:p>
-            <w:pPr>
-              <w:spacing w:after="0" w:line="252"/>
-            </w:pPr>
-            <w:r>
-              <w:rPr>
-                <w:rFonts w:ascii="Consolas" w:cs="Consolas" w:eastAsia="맑은 고딕" w:hAnsi="Consolas"/>
-                <w:color w:val="A0A0A0"/>
-                <w:sz w:val="17"/>
-                <w:szCs w:val="17"/>
-              </w:rPr>
-              <w:t xml:space="preserve">10  </w:t>
-            </w:r>
-            <w:r>
-              <w:rPr>
-                <w:rFonts w:ascii="Consolas" w:cs="Consolas" w:eastAsia="맑은 고딕" w:hAnsi="Consolas"/>
-                <w:b w:val="false"/>
-                <w:bCs w:val="false"/>
-                <w:i w:val="false"/>
-                <w:iCs w:val="false"/>
-                <w:color w:val="795E26"/>
-                <w:sz w:val="17"/>
-                <w:szCs w:val="17"/>
-              </w:rPr>
-              <w:t xml:space="preserve">print</w:t>
-            </w:r>
-            <w:r>
-              <w:rPr>
-                <w:rFonts w:ascii="Consolas" w:cs="Consolas" w:eastAsia="맑은 고딕" w:hAnsi="Consolas"/>
-                <w:b w:val="false"/>
-                <w:bCs w:val="false"/>
-                <w:i w:val="false"/>
-                <w:iCs w:val="false"/>
-                <w:color w:val="24292F"/>
-                <w:sz w:val="17"/>
-                <w:szCs w:val="17"/>
-              </w:rPr>
-              <w:t xml:space="preserve">(</w:t>
-            </w:r>
-            <w:r>
-              <w:rPr>
-                <w:rFonts w:ascii="Consolas" w:cs="Consolas" w:eastAsia="맑은 고딕" w:hAnsi="Consolas"/>
-                <w:b w:val="false"/>
-                <w:bCs w:val="false"/>
-                <w:i w:val="false"/>
-                <w:iCs w:val="false"/>
-                <w:color w:val="A31515"/>
-                <w:sz w:val="17"/>
-                <w:szCs w:val="17"/>
-              </w:rPr>
-              <w:t xml:space="preserve">"표준편차:"</w:t>
-            </w:r>
-            <w:r>
-              <w:rPr>
-                <w:rFonts w:ascii="Consolas" w:cs="Consolas" w:eastAsia="맑은 고딕" w:hAnsi="Consolas"/>
-                <w:b w:val="false"/>
-                <w:bCs w:val="false"/>
-                <w:i w:val="false"/>
-                <w:iCs w:val="false"/>
-                <w:color w:val="24292F"/>
-                <w:sz w:val="17"/>
-                <w:szCs w:val="17"/>
-              </w:rPr>
-              <w:t xml:space="preserve">, </w:t>
-            </w:r>
-            <w:r>
-              <w:rPr>
-                <w:rFonts w:ascii="Consolas" w:cs="Consolas" w:eastAsia="맑은 고딕" w:hAnsi="Consolas"/>
-                <w:b w:val="false"/>
-                <w:bCs w:val="false"/>
-                <w:i w:val="false"/>
-                <w:iCs w:val="false"/>
-                <w:color w:val="795E26"/>
-                <w:sz w:val="17"/>
-                <w:szCs w:val="17"/>
-              </w:rPr>
-              <w:t xml:space="preserve">round</w:t>
-            </w:r>
-            <w:r>
-              <w:rPr>
-                <w:rFonts w:ascii="Consolas" w:cs="Consolas" w:eastAsia="맑은 고딕" w:hAnsi="Consolas"/>
-                <w:b w:val="false"/>
-                <w:bCs w:val="false"/>
-                <w:i w:val="false"/>
-                <w:iCs w:val="false"/>
-                <w:color w:val="24292F"/>
-                <w:sz w:val="17"/>
-                <w:szCs w:val="17"/>
-              </w:rPr>
-              <w:t xml:space="preserve">(</w:t>
-            </w:r>
-            <w:r>
-              <w:rPr>
-                <w:rFonts w:ascii="Consolas" w:cs="Consolas" w:eastAsia="맑은 고딕" w:hAnsi="Consolas"/>
-                <w:b w:val="false"/>
-                <w:bCs w:val="false"/>
-                <w:i w:val="false"/>
-                <w:iCs w:val="false"/>
-                <w:color w:val="24292F"/>
-                <w:sz w:val="17"/>
-                <w:szCs w:val="17"/>
-              </w:rPr>
-              <w:t xml:space="preserve">scores</w:t>
-            </w:r>
-            <w:r>
-              <w:rPr>
-                <w:rFonts w:ascii="Consolas" w:cs="Consolas" w:eastAsia="맑은 고딕" w:hAnsi="Consolas"/>
-                <w:b w:val="false"/>
-                <w:bCs w:val="false"/>
-                <w:i w:val="false"/>
-                <w:iCs w:val="false"/>
-                <w:color w:val="24292F"/>
-                <w:sz w:val="17"/>
-                <w:szCs w:val="17"/>
-              </w:rPr>
-              <w:t xml:space="preserve">.</w:t>
-            </w:r>
-            <w:r>
-              <w:rPr>
-                <w:rFonts w:ascii="Consolas" w:cs="Consolas" w:eastAsia="맑은 고딕" w:hAnsi="Consolas"/>
-                <w:b w:val="false"/>
-                <w:bCs w:val="false"/>
-                <w:i w:val="false"/>
-                <w:iCs w:val="false"/>
-                <w:color w:val="24292F"/>
-                <w:sz w:val="17"/>
-                <w:szCs w:val="17"/>
-              </w:rPr>
-              <w:t xml:space="preserve">std</w:t>
-            </w:r>
-            <w:r>
-              <w:rPr>
-                <w:rFonts w:ascii="Consolas" w:cs="Consolas" w:eastAsia="맑은 고딕" w:hAnsi="Consolas"/>
-                <w:b w:val="false"/>
-                <w:bCs w:val="false"/>
-                <w:i w:val="false"/>
-                <w:iCs w:val="false"/>
-                <w:color w:val="24292F"/>
-                <w:sz w:val="17"/>
-                <w:szCs w:val="17"/>
-              </w:rPr>
-              <w:t xml:space="preserve">(), </w:t>
-            </w:r>
-            <w:r>
-              <w:rPr>
-                <w:rFonts w:ascii="Consolas" w:cs="Consolas" w:eastAsia="맑은 고딕" w:hAnsi="Consolas"/>
-                <w:b w:val="false"/>
-                <w:bCs w:val="false"/>
-                <w:i w:val="false"/>
-                <w:iCs w:val="false"/>
-                <w:color w:val="098658"/>
-                <w:sz w:val="17"/>
-                <w:szCs w:val="17"/>
-              </w:rPr>
-              <w:t xml:space="preserve">2</w:t>
-            </w:r>
-            <w:r>
-              <w:rPr>
-                <w:rFonts w:ascii="Consolas" w:cs="Consolas" w:eastAsia="맑은 고딕" w:hAnsi="Consolas"/>
-                <w:b w:val="false"/>
-                <w:bCs w:val="false"/>
-                <w:i w:val="false"/>
-                <w:iCs w:val="false"/>
-                <w:color w:val="24292F"/>
-                <w:sz w:val="17"/>
-                <w:szCs w:val="17"/>
-              </w:rPr>
-              <w:t xml:space="preserve">))</w:t>
-            </w:r>
-          </w:p>
-          <w:p>
-            <w:pPr>
-              <w:spacing w:after="0" w:line="252"/>
-            </w:pPr>
-            <w:r>
-              <w:rPr>
-                <w:rFonts w:ascii="Consolas" w:cs="Consolas" w:eastAsia="맑은 고딕" w:hAnsi="Consolas"/>
-                <w:color w:val="A0A0A0"/>
-                <w:sz w:val="17"/>
-                <w:szCs w:val="17"/>
-              </w:rPr>
-              <w:t xml:space="preserve">11  </w:t>
-            </w:r>
-            <w:r>
-              <w:rPr>
-                <w:rFonts w:ascii="Consolas" w:cs="Consolas" w:eastAsia="맑은 고딕" w:hAnsi="Consolas"/>
-                <w:b w:val="false"/>
-                <w:bCs w:val="false"/>
-                <w:i w:val="false"/>
-                <w:iCs w:val="false"/>
-                <w:color w:val="795E26"/>
-                <w:sz w:val="17"/>
-                <w:szCs w:val="17"/>
-              </w:rPr>
-              <w:t xml:space="preserve">print</w:t>
-            </w:r>
-            <w:r>
-              <w:rPr>
-                <w:rFonts w:ascii="Consolas" w:cs="Consolas" w:eastAsia="맑은 고딕" w:hAnsi="Consolas"/>
-                <w:b w:val="false"/>
-                <w:bCs w:val="false"/>
-                <w:i w:val="false"/>
-                <w:iCs w:val="false"/>
-                <w:color w:val="24292F"/>
-                <w:sz w:val="17"/>
-                <w:szCs w:val="17"/>
-              </w:rPr>
-              <w:t xml:space="preserve">(</w:t>
-            </w:r>
-            <w:r>
-              <w:rPr>
-                <w:rFonts w:ascii="Consolas" w:cs="Consolas" w:eastAsia="맑은 고딕" w:hAnsi="Consolas"/>
-                <w:b w:val="false"/>
-                <w:bCs w:val="false"/>
-                <w:i w:val="false"/>
-                <w:iCs w:val="false"/>
-                <w:color w:val="A31515"/>
-                <w:sz w:val="17"/>
-                <w:szCs w:val="17"/>
-              </w:rPr>
-              <w:t xml:space="preserve">"개수  :"</w:t>
-            </w:r>
-            <w:r>
-              <w:rPr>
-                <w:rFonts w:ascii="Consolas" w:cs="Consolas" w:eastAsia="맑은 고딕" w:hAnsi="Consolas"/>
-                <w:b w:val="false"/>
-                <w:bCs w:val="false"/>
-                <w:i w:val="false"/>
-                <w:iCs w:val="false"/>
-                <w:color w:val="24292F"/>
-                <w:sz w:val="17"/>
-                <w:szCs w:val="17"/>
-              </w:rPr>
-              <w:t xml:space="preserve">, </w:t>
-            </w:r>
-            <w:r>
-              <w:rPr>
-                <w:rFonts w:ascii="Consolas" w:cs="Consolas" w:eastAsia="맑은 고딕" w:hAnsi="Consolas"/>
-                <w:b w:val="false"/>
-                <w:bCs w:val="false"/>
-                <w:i w:val="false"/>
-                <w:iCs w:val="false"/>
-                <w:color w:val="24292F"/>
-                <w:sz w:val="17"/>
-                <w:szCs w:val="17"/>
-              </w:rPr>
-              <w:t xml:space="preserve">scores</w:t>
-            </w:r>
-            <w:r>
-              <w:rPr>
-                <w:rFonts w:ascii="Consolas" w:cs="Consolas" w:eastAsia="맑은 고딕" w:hAnsi="Consolas"/>
-                <w:b w:val="false"/>
-                <w:bCs w:val="false"/>
-                <w:i w:val="false"/>
-                <w:iCs w:val="false"/>
-                <w:color w:val="24292F"/>
-                <w:sz w:val="17"/>
-                <w:szCs w:val="17"/>
-              </w:rPr>
-              <w:t xml:space="preserve">.</w:t>
-            </w:r>
-            <w:r>
-              <w:rPr>
-                <w:rFonts w:ascii="Consolas" w:cs="Consolas" w:eastAsia="맑은 고딕" w:hAnsi="Consolas"/>
-                <w:b w:val="false"/>
-                <w:bCs w:val="false"/>
-                <w:i w:val="false"/>
-                <w:iCs w:val="false"/>
-                <w:color w:val="24292F"/>
-                <w:sz w:val="17"/>
-                <w:szCs w:val="17"/>
-              </w:rPr>
-              <w:t xml:space="preserve">size</w:t>
-            </w:r>
-            <w:r>
-              <w:rPr>
-                <w:rFonts w:ascii="Consolas" w:cs="Consolas" w:eastAsia="맑은 고딕" w:hAnsi="Consolas"/>
-                <w:b w:val="false"/>
-                <w:bCs w:val="false"/>
-                <w:i w:val="false"/>
-                <w:iCs w:val="false"/>
-                <w:color w:val="24292F"/>
-                <w:sz w:val="17"/>
-                <w:szCs w:val="17"/>
-              </w:rPr>
-              <w:t xml:space="preserve">)</w:t>
-            </w:r>
-          </w:p>
-          <w:p>
-            <w:pPr>
-              <w:spacing w:after="0" w:line="252"/>
-            </w:pPr>
-            <w:r>
-              <w:rPr>
-                <w:rFonts w:ascii="Consolas" w:cs="Consolas" w:eastAsia="맑은 고딕" w:hAnsi="Consolas"/>
-                <w:color w:val="A0A0A0"/>
-                <w:sz w:val="17"/>
-                <w:szCs w:val="17"/>
-              </w:rPr>
-              <w:t xml:space="preserve">12  </w:t>
-            </w:r>
-            <w:r>
-              <w:rPr>
-                <w:rFonts w:ascii="Consolas" w:cs="Consolas" w:eastAsia="맑은 고딕" w:hAnsi="Consolas"/>
-                <w:sz w:val="17"/>
-                <w:szCs w:val="17"/>
-              </w:rPr>
-              <w:t xml:space="preserve"> </w:t>
-            </w:r>
-          </w:p>
-          <w:p>
-            <w:pPr>
-              <w:spacing w:after="0" w:line="252"/>
-            </w:pPr>
-            <w:r>
-              <w:rPr>
-                <w:rFonts w:ascii="Consolas" w:cs="Consolas" w:eastAsia="맑은 고딕" w:hAnsi="Consolas"/>
-                <w:color w:val="A0A0A0"/>
-                <w:sz w:val="17"/>
-                <w:szCs w:val="17"/>
-              </w:rPr>
-              <w:t xml:space="preserve">13  </w:t>
-            </w:r>
-            <w:r>
-              <w:rPr>
-                <w:rFonts w:ascii="Consolas" w:cs="Consolas" w:eastAsia="맑은 고딕" w:hAnsi="Consolas"/>
-                <w:b w:val="false"/>
-                <w:bCs w:val="false"/>
                 <w:i/>
                 <w:iCs/>
                 <w:color w:val="6A9955"/>
                 <w:sz w:val="17"/>
                 <w:szCs w:val="17"/>
               </w:rPr>
+              <w:t xml:space="preserve"># 학생 6명의 점수 배열</w:t>
+            </w:r>
+          </w:p>
+          <w:p>
+            <w:pPr>
+              <w:spacing w:after="0" w:line="252"/>
+            </w:pPr>
+            <w:r>
+              <w:rPr>
+                <w:rFonts w:ascii="Consolas" w:cs="Consolas" w:eastAsia="맑은 고딕" w:hAnsi="Consolas"/>
+                <w:color w:val="A0A0A0"/>
+                <w:sz w:val="17"/>
+                <w:szCs w:val="17"/>
+              </w:rPr>
+              <w:t xml:space="preserve"> 4  </w:t>
+            </w:r>
+            <w:r>
+              <w:rPr>
+                <w:rFonts w:ascii="Consolas" w:cs="Consolas" w:eastAsia="맑은 고딕" w:hAnsi="Consolas"/>
+                <w:b w:val="false"/>
+                <w:bCs w:val="false"/>
+                <w:i w:val="false"/>
+                <w:iCs w:val="false"/>
+                <w:color w:val="24292F"/>
+                <w:sz w:val="17"/>
+                <w:szCs w:val="17"/>
+              </w:rPr>
+              <w:t xml:space="preserve">scores</w:t>
+            </w:r>
+            <w:r>
+              <w:rPr>
+                <w:rFonts w:ascii="Consolas" w:cs="Consolas" w:eastAsia="맑은 고딕" w:hAnsi="Consolas"/>
+                <w:b w:val="false"/>
+                <w:bCs w:val="false"/>
+                <w:i w:val="false"/>
+                <w:iCs w:val="false"/>
+                <w:color w:val="24292F"/>
+                <w:sz w:val="17"/>
+                <w:szCs w:val="17"/>
+              </w:rPr>
+              <w:t xml:space="preserve"> = </w:t>
+            </w:r>
+            <w:r>
+              <w:rPr>
+                <w:rFonts w:ascii="Consolas" w:cs="Consolas" w:eastAsia="맑은 고딕" w:hAnsi="Consolas"/>
+                <w:b w:val="false"/>
+                <w:bCs w:val="false"/>
+                <w:i w:val="false"/>
+                <w:iCs w:val="false"/>
+                <w:color w:val="24292F"/>
+                <w:sz w:val="17"/>
+                <w:szCs w:val="17"/>
+              </w:rPr>
+              <w:t xml:space="preserve">np</w:t>
+            </w:r>
+            <w:r>
+              <w:rPr>
+                <w:rFonts w:ascii="Consolas" w:cs="Consolas" w:eastAsia="맑은 고딕" w:hAnsi="Consolas"/>
+                <w:b w:val="false"/>
+                <w:bCs w:val="false"/>
+                <w:i w:val="false"/>
+                <w:iCs w:val="false"/>
+                <w:color w:val="24292F"/>
+                <w:sz w:val="17"/>
+                <w:szCs w:val="17"/>
+              </w:rPr>
+              <w:t xml:space="preserve">.</w:t>
+            </w:r>
+            <w:r>
+              <w:rPr>
+                <w:rFonts w:ascii="Consolas" w:cs="Consolas" w:eastAsia="맑은 고딕" w:hAnsi="Consolas"/>
+                <w:b w:val="false"/>
+                <w:bCs w:val="false"/>
+                <w:i w:val="false"/>
+                <w:iCs w:val="false"/>
+                <w:color w:val="24292F"/>
+                <w:sz w:val="17"/>
+                <w:szCs w:val="17"/>
+              </w:rPr>
+              <w:t xml:space="preserve">array</w:t>
+            </w:r>
+            <w:r>
+              <w:rPr>
+                <w:rFonts w:ascii="Consolas" w:cs="Consolas" w:eastAsia="맑은 고딕" w:hAnsi="Consolas"/>
+                <w:b w:val="false"/>
+                <w:bCs w:val="false"/>
+                <w:i w:val="false"/>
+                <w:iCs w:val="false"/>
+                <w:color w:val="24292F"/>
+                <w:sz w:val="17"/>
+                <w:szCs w:val="17"/>
+              </w:rPr>
+              <w:t xml:space="preserve">([</w:t>
+            </w:r>
+            <w:r>
+              <w:rPr>
+                <w:rFonts w:ascii="Consolas" w:cs="Consolas" w:eastAsia="맑은 고딕" w:hAnsi="Consolas"/>
+                <w:b w:val="false"/>
+                <w:bCs w:val="false"/>
+                <w:i w:val="false"/>
+                <w:iCs w:val="false"/>
+                <w:color w:val="098658"/>
+                <w:sz w:val="17"/>
+                <w:szCs w:val="17"/>
+              </w:rPr>
+              <w:t xml:space="preserve">85</w:t>
+            </w:r>
+            <w:r>
+              <w:rPr>
+                <w:rFonts w:ascii="Consolas" w:cs="Consolas" w:eastAsia="맑은 고딕" w:hAnsi="Consolas"/>
+                <w:b w:val="false"/>
+                <w:bCs w:val="false"/>
+                <w:i w:val="false"/>
+                <w:iCs w:val="false"/>
+                <w:color w:val="24292F"/>
+                <w:sz w:val="17"/>
+                <w:szCs w:val="17"/>
+              </w:rPr>
+              <w:t xml:space="preserve">, </w:t>
+            </w:r>
+            <w:r>
+              <w:rPr>
+                <w:rFonts w:ascii="Consolas" w:cs="Consolas" w:eastAsia="맑은 고딕" w:hAnsi="Consolas"/>
+                <w:b w:val="false"/>
+                <w:bCs w:val="false"/>
+                <w:i w:val="false"/>
+                <w:iCs w:val="false"/>
+                <w:color w:val="098658"/>
+                <w:sz w:val="17"/>
+                <w:szCs w:val="17"/>
+              </w:rPr>
+              <w:t xml:space="preserve">92</w:t>
+            </w:r>
+            <w:r>
+              <w:rPr>
+                <w:rFonts w:ascii="Consolas" w:cs="Consolas" w:eastAsia="맑은 고딕" w:hAnsi="Consolas"/>
+                <w:b w:val="false"/>
+                <w:bCs w:val="false"/>
+                <w:i w:val="false"/>
+                <w:iCs w:val="false"/>
+                <w:color w:val="24292F"/>
+                <w:sz w:val="17"/>
+                <w:szCs w:val="17"/>
+              </w:rPr>
+              <w:t xml:space="preserve">, </w:t>
+            </w:r>
+            <w:r>
+              <w:rPr>
+                <w:rFonts w:ascii="Consolas" w:cs="Consolas" w:eastAsia="맑은 고딕" w:hAnsi="Consolas"/>
+                <w:b w:val="false"/>
+                <w:bCs w:val="false"/>
+                <w:i w:val="false"/>
+                <w:iCs w:val="false"/>
+                <w:color w:val="098658"/>
+                <w:sz w:val="17"/>
+                <w:szCs w:val="17"/>
+              </w:rPr>
+              <w:t xml:space="preserve">78</w:t>
+            </w:r>
+            <w:r>
+              <w:rPr>
+                <w:rFonts w:ascii="Consolas" w:cs="Consolas" w:eastAsia="맑은 고딕" w:hAnsi="Consolas"/>
+                <w:b w:val="false"/>
+                <w:bCs w:val="false"/>
+                <w:i w:val="false"/>
+                <w:iCs w:val="false"/>
+                <w:color w:val="24292F"/>
+                <w:sz w:val="17"/>
+                <w:szCs w:val="17"/>
+              </w:rPr>
+              <w:t xml:space="preserve">, </w:t>
+            </w:r>
+            <w:r>
+              <w:rPr>
+                <w:rFonts w:ascii="Consolas" w:cs="Consolas" w:eastAsia="맑은 고딕" w:hAnsi="Consolas"/>
+                <w:b w:val="false"/>
+                <w:bCs w:val="false"/>
+                <w:i w:val="false"/>
+                <w:iCs w:val="false"/>
+                <w:color w:val="098658"/>
+                <w:sz w:val="17"/>
+                <w:szCs w:val="17"/>
+              </w:rPr>
+              <w:t xml:space="preserve">64</w:t>
+            </w:r>
+            <w:r>
+              <w:rPr>
+                <w:rFonts w:ascii="Consolas" w:cs="Consolas" w:eastAsia="맑은 고딕" w:hAnsi="Consolas"/>
+                <w:b w:val="false"/>
+                <w:bCs w:val="false"/>
+                <w:i w:val="false"/>
+                <w:iCs w:val="false"/>
+                <w:color w:val="24292F"/>
+                <w:sz w:val="17"/>
+                <w:szCs w:val="17"/>
+              </w:rPr>
+              <w:t xml:space="preserve">, </w:t>
+            </w:r>
+            <w:r>
+              <w:rPr>
+                <w:rFonts w:ascii="Consolas" w:cs="Consolas" w:eastAsia="맑은 고딕" w:hAnsi="Consolas"/>
+                <w:b w:val="false"/>
+                <w:bCs w:val="false"/>
+                <w:i w:val="false"/>
+                <w:iCs w:val="false"/>
+                <w:color w:val="098658"/>
+                <w:sz w:val="17"/>
+                <w:szCs w:val="17"/>
+              </w:rPr>
+              <w:t xml:space="preserve">95</w:t>
+            </w:r>
+            <w:r>
+              <w:rPr>
+                <w:rFonts w:ascii="Consolas" w:cs="Consolas" w:eastAsia="맑은 고딕" w:hAnsi="Consolas"/>
+                <w:b w:val="false"/>
+                <w:bCs w:val="false"/>
+                <w:i w:val="false"/>
+                <w:iCs w:val="false"/>
+                <w:color w:val="24292F"/>
+                <w:sz w:val="17"/>
+                <w:szCs w:val="17"/>
+              </w:rPr>
+              <w:t xml:space="preserve">, </w:t>
+            </w:r>
+            <w:r>
+              <w:rPr>
+                <w:rFonts w:ascii="Consolas" w:cs="Consolas" w:eastAsia="맑은 고딕" w:hAnsi="Consolas"/>
+                <w:b w:val="false"/>
+                <w:bCs w:val="false"/>
+                <w:i w:val="false"/>
+                <w:iCs w:val="false"/>
+                <w:color w:val="098658"/>
+                <w:sz w:val="17"/>
+                <w:szCs w:val="17"/>
+              </w:rPr>
+              <w:t xml:space="preserve">70</w:t>
+            </w:r>
+            <w:r>
+              <w:rPr>
+                <w:rFonts w:ascii="Consolas" w:cs="Consolas" w:eastAsia="맑은 고딕" w:hAnsi="Consolas"/>
+                <w:b w:val="false"/>
+                <w:bCs w:val="false"/>
+                <w:i w:val="false"/>
+                <w:iCs w:val="false"/>
+                <w:color w:val="24292F"/>
+                <w:sz w:val="17"/>
+                <w:szCs w:val="17"/>
+              </w:rPr>
+              <w:t xml:space="preserve">])</w:t>
+            </w:r>
+          </w:p>
+          <w:p>
+            <w:pPr>
+              <w:spacing w:after="0" w:line="252"/>
+            </w:pPr>
+            <w:r>
+              <w:rPr>
+                <w:rFonts w:ascii="Consolas" w:cs="Consolas" w:eastAsia="맑은 고딕" w:hAnsi="Consolas"/>
+                <w:color w:val="A0A0A0"/>
+                <w:sz w:val="17"/>
+                <w:szCs w:val="17"/>
+              </w:rPr>
+              <w:t xml:space="preserve"> 5  </w:t>
+            </w:r>
+            <w:r>
+              <w:rPr>
+                <w:rFonts w:ascii="Consolas" w:cs="Consolas" w:eastAsia="맑은 고딕" w:hAnsi="Consolas"/>
+                <w:sz w:val="17"/>
+                <w:szCs w:val="17"/>
+              </w:rPr>
+              <w:t xml:space="preserve"> </w:t>
+            </w:r>
+          </w:p>
+          <w:p>
+            <w:pPr>
+              <w:spacing w:after="0" w:line="252"/>
+            </w:pPr>
+            <w:r>
+              <w:rPr>
+                <w:rFonts w:ascii="Consolas" w:cs="Consolas" w:eastAsia="맑은 고딕" w:hAnsi="Consolas"/>
+                <w:color w:val="A0A0A0"/>
+                <w:sz w:val="17"/>
+                <w:szCs w:val="17"/>
+              </w:rPr>
+              <w:t xml:space="preserve"> 6  </w:t>
+            </w:r>
+            <w:r>
+              <w:rPr>
+                <w:rFonts w:ascii="Consolas" w:cs="Consolas" w:eastAsia="맑은 고딕" w:hAnsi="Consolas"/>
+                <w:b w:val="false"/>
+                <w:bCs w:val="false"/>
+                <w:i/>
+                <w:iCs/>
+                <w:color w:val="6A9955"/>
+                <w:sz w:val="17"/>
+                <w:szCs w:val="17"/>
+              </w:rPr>
+              <w:t xml:space="preserve"># 배열.함수() 로 기본 통계 구하기</w:t>
+            </w:r>
+          </w:p>
+          <w:p>
+            <w:pPr>
+              <w:spacing w:after="0" w:line="252"/>
+            </w:pPr>
+            <w:r>
+              <w:rPr>
+                <w:rFonts w:ascii="Consolas" w:cs="Consolas" w:eastAsia="맑은 고딕" w:hAnsi="Consolas"/>
+                <w:color w:val="A0A0A0"/>
+                <w:sz w:val="17"/>
+                <w:szCs w:val="17"/>
+              </w:rPr>
+              <w:t xml:space="preserve"> 7  </w:t>
+            </w:r>
+            <w:r>
+              <w:rPr>
+                <w:rFonts w:ascii="Consolas" w:cs="Consolas" w:eastAsia="맑은 고딕" w:hAnsi="Consolas"/>
+                <w:b w:val="false"/>
+                <w:bCs w:val="false"/>
+                <w:i w:val="false"/>
+                <w:iCs w:val="false"/>
+                <w:color w:val="795E26"/>
+                <w:sz w:val="17"/>
+                <w:szCs w:val="17"/>
+              </w:rPr>
+              <w:t xml:space="preserve">print</w:t>
+            </w:r>
+            <w:r>
+              <w:rPr>
+                <w:rFonts w:ascii="Consolas" w:cs="Consolas" w:eastAsia="맑은 고딕" w:hAnsi="Consolas"/>
+                <w:b w:val="false"/>
+                <w:bCs w:val="false"/>
+                <w:i w:val="false"/>
+                <w:iCs w:val="false"/>
+                <w:color w:val="24292F"/>
+                <w:sz w:val="17"/>
+                <w:szCs w:val="17"/>
+              </w:rPr>
+              <w:t xml:space="preserve">(</w:t>
+            </w:r>
+            <w:r>
+              <w:rPr>
+                <w:rFonts w:ascii="Consolas" w:cs="Consolas" w:eastAsia="맑은 고딕" w:hAnsi="Consolas"/>
+                <w:b w:val="false"/>
+                <w:bCs w:val="false"/>
+                <w:i w:val="false"/>
+                <w:iCs w:val="false"/>
+                <w:color w:val="A31515"/>
+                <w:sz w:val="17"/>
+                <w:szCs w:val="17"/>
+              </w:rPr>
+              <w:t xml:space="preserve">"합계  :"</w:t>
+            </w:r>
+            <w:r>
+              <w:rPr>
+                <w:rFonts w:ascii="Consolas" w:cs="Consolas" w:eastAsia="맑은 고딕" w:hAnsi="Consolas"/>
+                <w:b w:val="false"/>
+                <w:bCs w:val="false"/>
+                <w:i w:val="false"/>
+                <w:iCs w:val="false"/>
+                <w:color w:val="24292F"/>
+                <w:sz w:val="17"/>
+                <w:szCs w:val="17"/>
+              </w:rPr>
+              <w:t xml:space="preserve">, </w:t>
+            </w:r>
+            <w:r>
+              <w:rPr>
+                <w:rFonts w:ascii="Consolas" w:cs="Consolas" w:eastAsia="맑은 고딕" w:hAnsi="Consolas"/>
+                <w:b w:val="false"/>
+                <w:bCs w:val="false"/>
+                <w:i w:val="false"/>
+                <w:iCs w:val="false"/>
+                <w:color w:val="24292F"/>
+                <w:sz w:val="17"/>
+                <w:szCs w:val="17"/>
+              </w:rPr>
+              <w:t xml:space="preserve">scores</w:t>
+            </w:r>
+            <w:r>
+              <w:rPr>
+                <w:rFonts w:ascii="Consolas" w:cs="Consolas" w:eastAsia="맑은 고딕" w:hAnsi="Consolas"/>
+                <w:b w:val="false"/>
+                <w:bCs w:val="false"/>
+                <w:i w:val="false"/>
+                <w:iCs w:val="false"/>
+                <w:color w:val="24292F"/>
+                <w:sz w:val="17"/>
+                <w:szCs w:val="17"/>
+              </w:rPr>
+              <w:t xml:space="preserve">.</w:t>
+            </w:r>
+            <w:r>
+              <w:rPr>
+                <w:rFonts w:ascii="Consolas" w:cs="Consolas" w:eastAsia="맑은 고딕" w:hAnsi="Consolas"/>
+                <w:b w:val="false"/>
+                <w:bCs w:val="false"/>
+                <w:i w:val="false"/>
+                <w:iCs w:val="false"/>
+                <w:color w:val="795E26"/>
+                <w:sz w:val="17"/>
+                <w:szCs w:val="17"/>
+              </w:rPr>
+              <w:t xml:space="preserve">sum</w:t>
+            </w:r>
+            <w:r>
+              <w:rPr>
+                <w:rFonts w:ascii="Consolas" w:cs="Consolas" w:eastAsia="맑은 고딕" w:hAnsi="Consolas"/>
+                <w:b w:val="false"/>
+                <w:bCs w:val="false"/>
+                <w:i w:val="false"/>
+                <w:iCs w:val="false"/>
+                <w:color w:val="24292F"/>
+                <w:sz w:val="17"/>
+                <w:szCs w:val="17"/>
+              </w:rPr>
+              <w:t xml:space="preserve">())</w:t>
+            </w:r>
+          </w:p>
+          <w:p>
+            <w:pPr>
+              <w:spacing w:after="0" w:line="252"/>
+            </w:pPr>
+            <w:r>
+              <w:rPr>
+                <w:rFonts w:ascii="Consolas" w:cs="Consolas" w:eastAsia="맑은 고딕" w:hAnsi="Consolas"/>
+                <w:color w:val="A0A0A0"/>
+                <w:sz w:val="17"/>
+                <w:szCs w:val="17"/>
+              </w:rPr>
+              <w:t xml:space="preserve"> 8  </w:t>
+            </w:r>
+            <w:r>
+              <w:rPr>
+                <w:rFonts w:ascii="Consolas" w:cs="Consolas" w:eastAsia="맑은 고딕" w:hAnsi="Consolas"/>
+                <w:b w:val="false"/>
+                <w:bCs w:val="false"/>
+                <w:i w:val="false"/>
+                <w:iCs w:val="false"/>
+                <w:color w:val="795E26"/>
+                <w:sz w:val="17"/>
+                <w:szCs w:val="17"/>
+              </w:rPr>
+              <w:t xml:space="preserve">print</w:t>
+            </w:r>
+            <w:r>
+              <w:rPr>
+                <w:rFonts w:ascii="Consolas" w:cs="Consolas" w:eastAsia="맑은 고딕" w:hAnsi="Consolas"/>
+                <w:b w:val="false"/>
+                <w:bCs w:val="false"/>
+                <w:i w:val="false"/>
+                <w:iCs w:val="false"/>
+                <w:color w:val="24292F"/>
+                <w:sz w:val="17"/>
+                <w:szCs w:val="17"/>
+              </w:rPr>
+              <w:t xml:space="preserve">(</w:t>
+            </w:r>
+            <w:r>
+              <w:rPr>
+                <w:rFonts w:ascii="Consolas" w:cs="Consolas" w:eastAsia="맑은 고딕" w:hAnsi="Consolas"/>
+                <w:b w:val="false"/>
+                <w:bCs w:val="false"/>
+                <w:i w:val="false"/>
+                <w:iCs w:val="false"/>
+                <w:color w:val="A31515"/>
+                <w:sz w:val="17"/>
+                <w:szCs w:val="17"/>
+              </w:rPr>
+              <w:t xml:space="preserve">"평균  :"</w:t>
+            </w:r>
+            <w:r>
+              <w:rPr>
+                <w:rFonts w:ascii="Consolas" w:cs="Consolas" w:eastAsia="맑은 고딕" w:hAnsi="Consolas"/>
+                <w:b w:val="false"/>
+                <w:bCs w:val="false"/>
+                <w:i w:val="false"/>
+                <w:iCs w:val="false"/>
+                <w:color w:val="24292F"/>
+                <w:sz w:val="17"/>
+                <w:szCs w:val="17"/>
+              </w:rPr>
+              <w:t xml:space="preserve">, </w:t>
+            </w:r>
+            <w:r>
+              <w:rPr>
+                <w:rFonts w:ascii="Consolas" w:cs="Consolas" w:eastAsia="맑은 고딕" w:hAnsi="Consolas"/>
+                <w:b w:val="false"/>
+                <w:bCs w:val="false"/>
+                <w:i w:val="false"/>
+                <w:iCs w:val="false"/>
+                <w:color w:val="24292F"/>
+                <w:sz w:val="17"/>
+                <w:szCs w:val="17"/>
+              </w:rPr>
+              <w:t xml:space="preserve">scores</w:t>
+            </w:r>
+            <w:r>
+              <w:rPr>
+                <w:rFonts w:ascii="Consolas" w:cs="Consolas" w:eastAsia="맑은 고딕" w:hAnsi="Consolas"/>
+                <w:b w:val="false"/>
+                <w:bCs w:val="false"/>
+                <w:i w:val="false"/>
+                <w:iCs w:val="false"/>
+                <w:color w:val="24292F"/>
+                <w:sz w:val="17"/>
+                <w:szCs w:val="17"/>
+              </w:rPr>
+              <w:t xml:space="preserve">.</w:t>
+            </w:r>
+            <w:r>
+              <w:rPr>
+                <w:rFonts w:ascii="Consolas" w:cs="Consolas" w:eastAsia="맑은 고딕" w:hAnsi="Consolas"/>
+                <w:b w:val="false"/>
+                <w:bCs w:val="false"/>
+                <w:i w:val="false"/>
+                <w:iCs w:val="false"/>
+                <w:color w:val="24292F"/>
+                <w:sz w:val="17"/>
+                <w:szCs w:val="17"/>
+              </w:rPr>
+              <w:t xml:space="preserve">mean</w:t>
+            </w:r>
+            <w:r>
+              <w:rPr>
+                <w:rFonts w:ascii="Consolas" w:cs="Consolas" w:eastAsia="맑은 고딕" w:hAnsi="Consolas"/>
+                <w:b w:val="false"/>
+                <w:bCs w:val="false"/>
+                <w:i w:val="false"/>
+                <w:iCs w:val="false"/>
+                <w:color w:val="24292F"/>
+                <w:sz w:val="17"/>
+                <w:szCs w:val="17"/>
+              </w:rPr>
+              <w:t xml:space="preserve">())</w:t>
+            </w:r>
+          </w:p>
+          <w:p>
+            <w:pPr>
+              <w:spacing w:after="0" w:line="252"/>
+            </w:pPr>
+            <w:r>
+              <w:rPr>
+                <w:rFonts w:ascii="Consolas" w:cs="Consolas" w:eastAsia="맑은 고딕" w:hAnsi="Consolas"/>
+                <w:color w:val="A0A0A0"/>
+                <w:sz w:val="17"/>
+                <w:szCs w:val="17"/>
+              </w:rPr>
+              <w:t xml:space="preserve"> 9  </w:t>
+            </w:r>
+            <w:r>
+              <w:rPr>
+                <w:rFonts w:ascii="Consolas" w:cs="Consolas" w:eastAsia="맑은 고딕" w:hAnsi="Consolas"/>
+                <w:b w:val="false"/>
+                <w:bCs w:val="false"/>
+                <w:i w:val="false"/>
+                <w:iCs w:val="false"/>
+                <w:color w:val="795E26"/>
+                <w:sz w:val="17"/>
+                <w:szCs w:val="17"/>
+              </w:rPr>
+              <w:t xml:space="preserve">print</w:t>
+            </w:r>
+            <w:r>
+              <w:rPr>
+                <w:rFonts w:ascii="Consolas" w:cs="Consolas" w:eastAsia="맑은 고딕" w:hAnsi="Consolas"/>
+                <w:b w:val="false"/>
+                <w:bCs w:val="false"/>
+                <w:i w:val="false"/>
+                <w:iCs w:val="false"/>
+                <w:color w:val="24292F"/>
+                <w:sz w:val="17"/>
+                <w:szCs w:val="17"/>
+              </w:rPr>
+              <w:t xml:space="preserve">(</w:t>
+            </w:r>
+            <w:r>
+              <w:rPr>
+                <w:rFonts w:ascii="Consolas" w:cs="Consolas" w:eastAsia="맑은 고딕" w:hAnsi="Consolas"/>
+                <w:b w:val="false"/>
+                <w:bCs w:val="false"/>
+                <w:i w:val="false"/>
+                <w:iCs w:val="false"/>
+                <w:color w:val="A31515"/>
+                <w:sz w:val="17"/>
+                <w:szCs w:val="17"/>
+              </w:rPr>
+              <w:t xml:space="preserve">"최댓값:"</w:t>
+            </w:r>
+            <w:r>
+              <w:rPr>
+                <w:rFonts w:ascii="Consolas" w:cs="Consolas" w:eastAsia="맑은 고딕" w:hAnsi="Consolas"/>
+                <w:b w:val="false"/>
+                <w:bCs w:val="false"/>
+                <w:i w:val="false"/>
+                <w:iCs w:val="false"/>
+                <w:color w:val="24292F"/>
+                <w:sz w:val="17"/>
+                <w:szCs w:val="17"/>
+              </w:rPr>
+              <w:t xml:space="preserve">, </w:t>
+            </w:r>
+            <w:r>
+              <w:rPr>
+                <w:rFonts w:ascii="Consolas" w:cs="Consolas" w:eastAsia="맑은 고딕" w:hAnsi="Consolas"/>
+                <w:b w:val="false"/>
+                <w:bCs w:val="false"/>
+                <w:i w:val="false"/>
+                <w:iCs w:val="false"/>
+                <w:color w:val="24292F"/>
+                <w:sz w:val="17"/>
+                <w:szCs w:val="17"/>
+              </w:rPr>
+              <w:t xml:space="preserve">scores</w:t>
+            </w:r>
+            <w:r>
+              <w:rPr>
+                <w:rFonts w:ascii="Consolas" w:cs="Consolas" w:eastAsia="맑은 고딕" w:hAnsi="Consolas"/>
+                <w:b w:val="false"/>
+                <w:bCs w:val="false"/>
+                <w:i w:val="false"/>
+                <w:iCs w:val="false"/>
+                <w:color w:val="24292F"/>
+                <w:sz w:val="17"/>
+                <w:szCs w:val="17"/>
+              </w:rPr>
+              <w:t xml:space="preserve">.</w:t>
+            </w:r>
+            <w:r>
+              <w:rPr>
+                <w:rFonts w:ascii="Consolas" w:cs="Consolas" w:eastAsia="맑은 고딕" w:hAnsi="Consolas"/>
+                <w:b w:val="false"/>
+                <w:bCs w:val="false"/>
+                <w:i w:val="false"/>
+                <w:iCs w:val="false"/>
+                <w:color w:val="795E26"/>
+                <w:sz w:val="17"/>
+                <w:szCs w:val="17"/>
+              </w:rPr>
+              <w:t xml:space="preserve">max</w:t>
+            </w:r>
+            <w:r>
+              <w:rPr>
+                <w:rFonts w:ascii="Consolas" w:cs="Consolas" w:eastAsia="맑은 고딕" w:hAnsi="Consolas"/>
+                <w:b w:val="false"/>
+                <w:bCs w:val="false"/>
+                <w:i w:val="false"/>
+                <w:iCs w:val="false"/>
+                <w:color w:val="24292F"/>
+                <w:sz w:val="17"/>
+                <w:szCs w:val="17"/>
+              </w:rPr>
+              <w:t xml:space="preserve">())</w:t>
+            </w:r>
+          </w:p>
+          <w:p>
+            <w:pPr>
+              <w:spacing w:after="0" w:line="252"/>
+            </w:pPr>
+            <w:r>
+              <w:rPr>
+                <w:rFonts w:ascii="Consolas" w:cs="Consolas" w:eastAsia="맑은 고딕" w:hAnsi="Consolas"/>
+                <w:color w:val="A0A0A0"/>
+                <w:sz w:val="17"/>
+                <w:szCs w:val="17"/>
+              </w:rPr>
+              <w:t xml:space="preserve">10  </w:t>
+            </w:r>
+            <w:r>
+              <w:rPr>
+                <w:rFonts w:ascii="Consolas" w:cs="Consolas" w:eastAsia="맑은 고딕" w:hAnsi="Consolas"/>
+                <w:b w:val="false"/>
+                <w:bCs w:val="false"/>
+                <w:i w:val="false"/>
+                <w:iCs w:val="false"/>
+                <w:color w:val="795E26"/>
+                <w:sz w:val="17"/>
+                <w:szCs w:val="17"/>
+              </w:rPr>
+              <w:t xml:space="preserve">print</w:t>
+            </w:r>
+            <w:r>
+              <w:rPr>
+                <w:rFonts w:ascii="Consolas" w:cs="Consolas" w:eastAsia="맑은 고딕" w:hAnsi="Consolas"/>
+                <w:b w:val="false"/>
+                <w:bCs w:val="false"/>
+                <w:i w:val="false"/>
+                <w:iCs w:val="false"/>
+                <w:color w:val="24292F"/>
+                <w:sz w:val="17"/>
+                <w:szCs w:val="17"/>
+              </w:rPr>
+              <w:t xml:space="preserve">(</w:t>
+            </w:r>
+            <w:r>
+              <w:rPr>
+                <w:rFonts w:ascii="Consolas" w:cs="Consolas" w:eastAsia="맑은 고딕" w:hAnsi="Consolas"/>
+                <w:b w:val="false"/>
+                <w:bCs w:val="false"/>
+                <w:i w:val="false"/>
+                <w:iCs w:val="false"/>
+                <w:color w:val="A31515"/>
+                <w:sz w:val="17"/>
+                <w:szCs w:val="17"/>
+              </w:rPr>
+              <w:t xml:space="preserve">"최솟값:"</w:t>
+            </w:r>
+            <w:r>
+              <w:rPr>
+                <w:rFonts w:ascii="Consolas" w:cs="Consolas" w:eastAsia="맑은 고딕" w:hAnsi="Consolas"/>
+                <w:b w:val="false"/>
+                <w:bCs w:val="false"/>
+                <w:i w:val="false"/>
+                <w:iCs w:val="false"/>
+                <w:color w:val="24292F"/>
+                <w:sz w:val="17"/>
+                <w:szCs w:val="17"/>
+              </w:rPr>
+              <w:t xml:space="preserve">, </w:t>
+            </w:r>
+            <w:r>
+              <w:rPr>
+                <w:rFonts w:ascii="Consolas" w:cs="Consolas" w:eastAsia="맑은 고딕" w:hAnsi="Consolas"/>
+                <w:b w:val="false"/>
+                <w:bCs w:val="false"/>
+                <w:i w:val="false"/>
+                <w:iCs w:val="false"/>
+                <w:color w:val="24292F"/>
+                <w:sz w:val="17"/>
+                <w:szCs w:val="17"/>
+              </w:rPr>
+              <w:t xml:space="preserve">scores</w:t>
+            </w:r>
+            <w:r>
+              <w:rPr>
+                <w:rFonts w:ascii="Consolas" w:cs="Consolas" w:eastAsia="맑은 고딕" w:hAnsi="Consolas"/>
+                <w:b w:val="false"/>
+                <w:bCs w:val="false"/>
+                <w:i w:val="false"/>
+                <w:iCs w:val="false"/>
+                <w:color w:val="24292F"/>
+                <w:sz w:val="17"/>
+                <w:szCs w:val="17"/>
+              </w:rPr>
+              <w:t xml:space="preserve">.</w:t>
+            </w:r>
+            <w:r>
+              <w:rPr>
+                <w:rFonts w:ascii="Consolas" w:cs="Consolas" w:eastAsia="맑은 고딕" w:hAnsi="Consolas"/>
+                <w:b w:val="false"/>
+                <w:bCs w:val="false"/>
+                <w:i w:val="false"/>
+                <w:iCs w:val="false"/>
+                <w:color w:val="795E26"/>
+                <w:sz w:val="17"/>
+                <w:szCs w:val="17"/>
+              </w:rPr>
+              <w:t xml:space="preserve">min</w:t>
+            </w:r>
+            <w:r>
+              <w:rPr>
+                <w:rFonts w:ascii="Consolas" w:cs="Consolas" w:eastAsia="맑은 고딕" w:hAnsi="Consolas"/>
+                <w:b w:val="false"/>
+                <w:bCs w:val="false"/>
+                <w:i w:val="false"/>
+                <w:iCs w:val="false"/>
+                <w:color w:val="24292F"/>
+                <w:sz w:val="17"/>
+                <w:szCs w:val="17"/>
+              </w:rPr>
+              <w:t xml:space="preserve">())</w:t>
+            </w:r>
+          </w:p>
+          <w:p>
+            <w:pPr>
+              <w:spacing w:after="0" w:line="252"/>
+            </w:pPr>
+            <w:r>
+              <w:rPr>
+                <w:rFonts w:ascii="Consolas" w:cs="Consolas" w:eastAsia="맑은 고딕" w:hAnsi="Consolas"/>
+                <w:color w:val="A0A0A0"/>
+                <w:sz w:val="17"/>
+                <w:szCs w:val="17"/>
+              </w:rPr>
+              <w:t xml:space="preserve">11  </w:t>
+            </w:r>
+            <w:r>
+              <w:rPr>
+                <w:rFonts w:ascii="Consolas" w:cs="Consolas" w:eastAsia="맑은 고딕" w:hAnsi="Consolas"/>
+                <w:b w:val="false"/>
+                <w:bCs w:val="false"/>
+                <w:i/>
+                <w:iCs/>
+                <w:color w:val="6A9955"/>
+                <w:sz w:val="17"/>
+                <w:szCs w:val="17"/>
+              </w:rPr>
+              <w:t xml:space="preserve"># median 은 메서드가 없어서 np.median(배열) 으로</w:t>
+            </w:r>
+          </w:p>
+          <w:p>
+            <w:pPr>
+              <w:spacing w:after="0" w:line="252"/>
+            </w:pPr>
+            <w:r>
+              <w:rPr>
+                <w:rFonts w:ascii="Consolas" w:cs="Consolas" w:eastAsia="맑은 고딕" w:hAnsi="Consolas"/>
+                <w:color w:val="A0A0A0"/>
+                <w:sz w:val="17"/>
+                <w:szCs w:val="17"/>
+              </w:rPr>
+              <w:t xml:space="preserve">12  </w:t>
+            </w:r>
+            <w:r>
+              <w:rPr>
+                <w:rFonts w:ascii="Consolas" w:cs="Consolas" w:eastAsia="맑은 고딕" w:hAnsi="Consolas"/>
+                <w:b w:val="false"/>
+                <w:bCs w:val="false"/>
+                <w:i w:val="false"/>
+                <w:iCs w:val="false"/>
+                <w:color w:val="795E26"/>
+                <w:sz w:val="17"/>
+                <w:szCs w:val="17"/>
+              </w:rPr>
+              <w:t xml:space="preserve">print</w:t>
+            </w:r>
+            <w:r>
+              <w:rPr>
+                <w:rFonts w:ascii="Consolas" w:cs="Consolas" w:eastAsia="맑은 고딕" w:hAnsi="Consolas"/>
+                <w:b w:val="false"/>
+                <w:bCs w:val="false"/>
+                <w:i w:val="false"/>
+                <w:iCs w:val="false"/>
+                <w:color w:val="24292F"/>
+                <w:sz w:val="17"/>
+                <w:szCs w:val="17"/>
+              </w:rPr>
+              <w:t xml:space="preserve">(</w:t>
+            </w:r>
+            <w:r>
+              <w:rPr>
+                <w:rFonts w:ascii="Consolas" w:cs="Consolas" w:eastAsia="맑은 고딕" w:hAnsi="Consolas"/>
+                <w:b w:val="false"/>
+                <w:bCs w:val="false"/>
+                <w:i w:val="false"/>
+                <w:iCs w:val="false"/>
+                <w:color w:val="A31515"/>
+                <w:sz w:val="17"/>
+                <w:szCs w:val="17"/>
+              </w:rPr>
+              <w:t xml:space="preserve">"중앙값:"</w:t>
+            </w:r>
+            <w:r>
+              <w:rPr>
+                <w:rFonts w:ascii="Consolas" w:cs="Consolas" w:eastAsia="맑은 고딕" w:hAnsi="Consolas"/>
+                <w:b w:val="false"/>
+                <w:bCs w:val="false"/>
+                <w:i w:val="false"/>
+                <w:iCs w:val="false"/>
+                <w:color w:val="24292F"/>
+                <w:sz w:val="17"/>
+                <w:szCs w:val="17"/>
+              </w:rPr>
+              <w:t xml:space="preserve">, </w:t>
+            </w:r>
+            <w:r>
+              <w:rPr>
+                <w:rFonts w:ascii="Consolas" w:cs="Consolas" w:eastAsia="맑은 고딕" w:hAnsi="Consolas"/>
+                <w:b w:val="false"/>
+                <w:bCs w:val="false"/>
+                <w:i w:val="false"/>
+                <w:iCs w:val="false"/>
+                <w:color w:val="24292F"/>
+                <w:sz w:val="17"/>
+                <w:szCs w:val="17"/>
+              </w:rPr>
+              <w:t xml:space="preserve">np</w:t>
+            </w:r>
+            <w:r>
+              <w:rPr>
+                <w:rFonts w:ascii="Consolas" w:cs="Consolas" w:eastAsia="맑은 고딕" w:hAnsi="Consolas"/>
+                <w:b w:val="false"/>
+                <w:bCs w:val="false"/>
+                <w:i w:val="false"/>
+                <w:iCs w:val="false"/>
+                <w:color w:val="24292F"/>
+                <w:sz w:val="17"/>
+                <w:szCs w:val="17"/>
+              </w:rPr>
+              <w:t xml:space="preserve">.</w:t>
+            </w:r>
+            <w:r>
+              <w:rPr>
+                <w:rFonts w:ascii="Consolas" w:cs="Consolas" w:eastAsia="맑은 고딕" w:hAnsi="Consolas"/>
+                <w:b w:val="false"/>
+                <w:bCs w:val="false"/>
+                <w:i w:val="false"/>
+                <w:iCs w:val="false"/>
+                <w:color w:val="24292F"/>
+                <w:sz w:val="17"/>
+                <w:szCs w:val="17"/>
+              </w:rPr>
+              <w:t xml:space="preserve">median</w:t>
+            </w:r>
+            <w:r>
+              <w:rPr>
+                <w:rFonts w:ascii="Consolas" w:cs="Consolas" w:eastAsia="맑은 고딕" w:hAnsi="Consolas"/>
+                <w:b w:val="false"/>
+                <w:bCs w:val="false"/>
+                <w:i w:val="false"/>
+                <w:iCs w:val="false"/>
+                <w:color w:val="24292F"/>
+                <w:sz w:val="17"/>
+                <w:szCs w:val="17"/>
+              </w:rPr>
+              <w:t xml:space="preserve">(</w:t>
+            </w:r>
+            <w:r>
+              <w:rPr>
+                <w:rFonts w:ascii="Consolas" w:cs="Consolas" w:eastAsia="맑은 고딕" w:hAnsi="Consolas"/>
+                <w:b w:val="false"/>
+                <w:bCs w:val="false"/>
+                <w:i w:val="false"/>
+                <w:iCs w:val="false"/>
+                <w:color w:val="24292F"/>
+                <w:sz w:val="17"/>
+                <w:szCs w:val="17"/>
+              </w:rPr>
+              <w:t xml:space="preserve">scores</w:t>
+            </w:r>
+            <w:r>
+              <w:rPr>
+                <w:rFonts w:ascii="Consolas" w:cs="Consolas" w:eastAsia="맑은 고딕" w:hAnsi="Consolas"/>
+                <w:b w:val="false"/>
+                <w:bCs w:val="false"/>
+                <w:i w:val="false"/>
+                <w:iCs w:val="false"/>
+                <w:color w:val="24292F"/>
+                <w:sz w:val="17"/>
+                <w:szCs w:val="17"/>
+              </w:rPr>
+              <w:t xml:space="preserve">))</w:t>
+            </w:r>
+          </w:p>
+          <w:p>
+            <w:pPr>
+              <w:spacing w:after="0" w:line="252"/>
+            </w:pPr>
+            <w:r>
+              <w:rPr>
+                <w:rFonts w:ascii="Consolas" w:cs="Consolas" w:eastAsia="맑은 고딕" w:hAnsi="Consolas"/>
+                <w:color w:val="A0A0A0"/>
+                <w:sz w:val="17"/>
+                <w:szCs w:val="17"/>
+              </w:rPr>
+              <w:t xml:space="preserve">13  </w:t>
+            </w:r>
+            <w:r>
+              <w:rPr>
+                <w:rFonts w:ascii="Consolas" w:cs="Consolas" w:eastAsia="맑은 고딕" w:hAnsi="Consolas"/>
+                <w:b w:val="false"/>
+                <w:bCs w:val="false"/>
+                <w:i/>
+                <w:iCs/>
+                <w:color w:val="6A9955"/>
+                <w:sz w:val="17"/>
+                <w:szCs w:val="17"/>
+              </w:rPr>
+              <w:t xml:space="preserve"># std: 표준편차 (점수가 평균에서 얼마나 흩어져 있나), round 로 소수 둘째 자리까지</w:t>
+            </w:r>
+          </w:p>
+          <w:p>
+            <w:pPr>
+              <w:spacing w:after="0" w:line="252"/>
+            </w:pPr>
+            <w:r>
+              <w:rPr>
+                <w:rFonts w:ascii="Consolas" w:cs="Consolas" w:eastAsia="맑은 고딕" w:hAnsi="Consolas"/>
+                <w:color w:val="A0A0A0"/>
+                <w:sz w:val="17"/>
+                <w:szCs w:val="17"/>
+              </w:rPr>
+              <w:t xml:space="preserve">14  </w:t>
+            </w:r>
+            <w:r>
+              <w:rPr>
+                <w:rFonts w:ascii="Consolas" w:cs="Consolas" w:eastAsia="맑은 고딕" w:hAnsi="Consolas"/>
+                <w:b w:val="false"/>
+                <w:bCs w:val="false"/>
+                <w:i w:val="false"/>
+                <w:iCs w:val="false"/>
+                <w:color w:val="795E26"/>
+                <w:sz w:val="17"/>
+                <w:szCs w:val="17"/>
+              </w:rPr>
+              <w:t xml:space="preserve">print</w:t>
+            </w:r>
+            <w:r>
+              <w:rPr>
+                <w:rFonts w:ascii="Consolas" w:cs="Consolas" w:eastAsia="맑은 고딕" w:hAnsi="Consolas"/>
+                <w:b w:val="false"/>
+                <w:bCs w:val="false"/>
+                <w:i w:val="false"/>
+                <w:iCs w:val="false"/>
+                <w:color w:val="24292F"/>
+                <w:sz w:val="17"/>
+                <w:szCs w:val="17"/>
+              </w:rPr>
+              <w:t xml:space="preserve">(</w:t>
+            </w:r>
+            <w:r>
+              <w:rPr>
+                <w:rFonts w:ascii="Consolas" w:cs="Consolas" w:eastAsia="맑은 고딕" w:hAnsi="Consolas"/>
+                <w:b w:val="false"/>
+                <w:bCs w:val="false"/>
+                <w:i w:val="false"/>
+                <w:iCs w:val="false"/>
+                <w:color w:val="A31515"/>
+                <w:sz w:val="17"/>
+                <w:szCs w:val="17"/>
+              </w:rPr>
+              <w:t xml:space="preserve">"표준편차:"</w:t>
+            </w:r>
+            <w:r>
+              <w:rPr>
+                <w:rFonts w:ascii="Consolas" w:cs="Consolas" w:eastAsia="맑은 고딕" w:hAnsi="Consolas"/>
+                <w:b w:val="false"/>
+                <w:bCs w:val="false"/>
+                <w:i w:val="false"/>
+                <w:iCs w:val="false"/>
+                <w:color w:val="24292F"/>
+                <w:sz w:val="17"/>
+                <w:szCs w:val="17"/>
+              </w:rPr>
+              <w:t xml:space="preserve">, </w:t>
+            </w:r>
+            <w:r>
+              <w:rPr>
+                <w:rFonts w:ascii="Consolas" w:cs="Consolas" w:eastAsia="맑은 고딕" w:hAnsi="Consolas"/>
+                <w:b w:val="false"/>
+                <w:bCs w:val="false"/>
+                <w:i w:val="false"/>
+                <w:iCs w:val="false"/>
+                <w:color w:val="795E26"/>
+                <w:sz w:val="17"/>
+                <w:szCs w:val="17"/>
+              </w:rPr>
+              <w:t xml:space="preserve">round</w:t>
+            </w:r>
+            <w:r>
+              <w:rPr>
+                <w:rFonts w:ascii="Consolas" w:cs="Consolas" w:eastAsia="맑은 고딕" w:hAnsi="Consolas"/>
+                <w:b w:val="false"/>
+                <w:bCs w:val="false"/>
+                <w:i w:val="false"/>
+                <w:iCs w:val="false"/>
+                <w:color w:val="24292F"/>
+                <w:sz w:val="17"/>
+                <w:szCs w:val="17"/>
+              </w:rPr>
+              <w:t xml:space="preserve">(</w:t>
+            </w:r>
+            <w:r>
+              <w:rPr>
+                <w:rFonts w:ascii="Consolas" w:cs="Consolas" w:eastAsia="맑은 고딕" w:hAnsi="Consolas"/>
+                <w:b w:val="false"/>
+                <w:bCs w:val="false"/>
+                <w:i w:val="false"/>
+                <w:iCs w:val="false"/>
+                <w:color w:val="24292F"/>
+                <w:sz w:val="17"/>
+                <w:szCs w:val="17"/>
+              </w:rPr>
+              <w:t xml:space="preserve">scores</w:t>
+            </w:r>
+            <w:r>
+              <w:rPr>
+                <w:rFonts w:ascii="Consolas" w:cs="Consolas" w:eastAsia="맑은 고딕" w:hAnsi="Consolas"/>
+                <w:b w:val="false"/>
+                <w:bCs w:val="false"/>
+                <w:i w:val="false"/>
+                <w:iCs w:val="false"/>
+                <w:color w:val="24292F"/>
+                <w:sz w:val="17"/>
+                <w:szCs w:val="17"/>
+              </w:rPr>
+              <w:t xml:space="preserve">.</w:t>
+            </w:r>
+            <w:r>
+              <w:rPr>
+                <w:rFonts w:ascii="Consolas" w:cs="Consolas" w:eastAsia="맑은 고딕" w:hAnsi="Consolas"/>
+                <w:b w:val="false"/>
+                <w:bCs w:val="false"/>
+                <w:i w:val="false"/>
+                <w:iCs w:val="false"/>
+                <w:color w:val="24292F"/>
+                <w:sz w:val="17"/>
+                <w:szCs w:val="17"/>
+              </w:rPr>
+              <w:t xml:space="preserve">std</w:t>
+            </w:r>
+            <w:r>
+              <w:rPr>
+                <w:rFonts w:ascii="Consolas" w:cs="Consolas" w:eastAsia="맑은 고딕" w:hAnsi="Consolas"/>
+                <w:b w:val="false"/>
+                <w:bCs w:val="false"/>
+                <w:i w:val="false"/>
+                <w:iCs w:val="false"/>
+                <w:color w:val="24292F"/>
+                <w:sz w:val="17"/>
+                <w:szCs w:val="17"/>
+              </w:rPr>
+              <w:t xml:space="preserve">(), </w:t>
+            </w:r>
+            <w:r>
+              <w:rPr>
+                <w:rFonts w:ascii="Consolas" w:cs="Consolas" w:eastAsia="맑은 고딕" w:hAnsi="Consolas"/>
+                <w:b w:val="false"/>
+                <w:bCs w:val="false"/>
+                <w:i w:val="false"/>
+                <w:iCs w:val="false"/>
+                <w:color w:val="098658"/>
+                <w:sz w:val="17"/>
+                <w:szCs w:val="17"/>
+              </w:rPr>
+              <w:t xml:space="preserve">2</w:t>
+            </w:r>
+            <w:r>
+              <w:rPr>
+                <w:rFonts w:ascii="Consolas" w:cs="Consolas" w:eastAsia="맑은 고딕" w:hAnsi="Consolas"/>
+                <w:b w:val="false"/>
+                <w:bCs w:val="false"/>
+                <w:i w:val="false"/>
+                <w:iCs w:val="false"/>
+                <w:color w:val="24292F"/>
+                <w:sz w:val="17"/>
+                <w:szCs w:val="17"/>
+              </w:rPr>
+              <w:t xml:space="preserve">))</w:t>
+            </w:r>
+          </w:p>
+          <w:p>
+            <w:pPr>
+              <w:spacing w:after="0" w:line="252"/>
+            </w:pPr>
+            <w:r>
+              <w:rPr>
+                <w:rFonts w:ascii="Consolas" w:cs="Consolas" w:eastAsia="맑은 고딕" w:hAnsi="Consolas"/>
+                <w:color w:val="A0A0A0"/>
+                <w:sz w:val="17"/>
+                <w:szCs w:val="17"/>
+              </w:rPr>
+              <w:t xml:space="preserve">15  </w:t>
+            </w:r>
+            <w:r>
+              <w:rPr>
+                <w:rFonts w:ascii="Consolas" w:cs="Consolas" w:eastAsia="맑은 고딕" w:hAnsi="Consolas"/>
+                <w:b w:val="false"/>
+                <w:bCs w:val="false"/>
+                <w:i/>
+                <w:iCs/>
+                <w:color w:val="6A9955"/>
+                <w:sz w:val="17"/>
+                <w:szCs w:val="17"/>
+              </w:rPr>
+              <w:t xml:space="preserve"># size: 원소 개수</w:t>
+            </w:r>
+          </w:p>
+          <w:p>
+            <w:pPr>
+              <w:spacing w:after="0" w:line="252"/>
+            </w:pPr>
+            <w:r>
+              <w:rPr>
+                <w:rFonts w:ascii="Consolas" w:cs="Consolas" w:eastAsia="맑은 고딕" w:hAnsi="Consolas"/>
+                <w:color w:val="A0A0A0"/>
+                <w:sz w:val="17"/>
+                <w:szCs w:val="17"/>
+              </w:rPr>
+              <w:t xml:space="preserve">16  </w:t>
+            </w:r>
+            <w:r>
+              <w:rPr>
+                <w:rFonts w:ascii="Consolas" w:cs="Consolas" w:eastAsia="맑은 고딕" w:hAnsi="Consolas"/>
+                <w:b w:val="false"/>
+                <w:bCs w:val="false"/>
+                <w:i w:val="false"/>
+                <w:iCs w:val="false"/>
+                <w:color w:val="795E26"/>
+                <w:sz w:val="17"/>
+                <w:szCs w:val="17"/>
+              </w:rPr>
+              <w:t xml:space="preserve">print</w:t>
+            </w:r>
+            <w:r>
+              <w:rPr>
+                <w:rFonts w:ascii="Consolas" w:cs="Consolas" w:eastAsia="맑은 고딕" w:hAnsi="Consolas"/>
+                <w:b w:val="false"/>
+                <w:bCs w:val="false"/>
+                <w:i w:val="false"/>
+                <w:iCs w:val="false"/>
+                <w:color w:val="24292F"/>
+                <w:sz w:val="17"/>
+                <w:szCs w:val="17"/>
+              </w:rPr>
+              <w:t xml:space="preserve">(</w:t>
+            </w:r>
+            <w:r>
+              <w:rPr>
+                <w:rFonts w:ascii="Consolas" w:cs="Consolas" w:eastAsia="맑은 고딕" w:hAnsi="Consolas"/>
+                <w:b w:val="false"/>
+                <w:bCs w:val="false"/>
+                <w:i w:val="false"/>
+                <w:iCs w:val="false"/>
+                <w:color w:val="A31515"/>
+                <w:sz w:val="17"/>
+                <w:szCs w:val="17"/>
+              </w:rPr>
+              <w:t xml:space="preserve">"개수  :"</w:t>
+            </w:r>
+            <w:r>
+              <w:rPr>
+                <w:rFonts w:ascii="Consolas" w:cs="Consolas" w:eastAsia="맑은 고딕" w:hAnsi="Consolas"/>
+                <w:b w:val="false"/>
+                <w:bCs w:val="false"/>
+                <w:i w:val="false"/>
+                <w:iCs w:val="false"/>
+                <w:color w:val="24292F"/>
+                <w:sz w:val="17"/>
+                <w:szCs w:val="17"/>
+              </w:rPr>
+              <w:t xml:space="preserve">, </w:t>
+            </w:r>
+            <w:r>
+              <w:rPr>
+                <w:rFonts w:ascii="Consolas" w:cs="Consolas" w:eastAsia="맑은 고딕" w:hAnsi="Consolas"/>
+                <w:b w:val="false"/>
+                <w:bCs w:val="false"/>
+                <w:i w:val="false"/>
+                <w:iCs w:val="false"/>
+                <w:color w:val="24292F"/>
+                <w:sz w:val="17"/>
+                <w:szCs w:val="17"/>
+              </w:rPr>
+              <w:t xml:space="preserve">scores</w:t>
+            </w:r>
+            <w:r>
+              <w:rPr>
+                <w:rFonts w:ascii="Consolas" w:cs="Consolas" w:eastAsia="맑은 고딕" w:hAnsi="Consolas"/>
+                <w:b w:val="false"/>
+                <w:bCs w:val="false"/>
+                <w:i w:val="false"/>
+                <w:iCs w:val="false"/>
+                <w:color w:val="24292F"/>
+                <w:sz w:val="17"/>
+                <w:szCs w:val="17"/>
+              </w:rPr>
+              <w:t xml:space="preserve">.</w:t>
+            </w:r>
+            <w:r>
+              <w:rPr>
+                <w:rFonts w:ascii="Consolas" w:cs="Consolas" w:eastAsia="맑은 고딕" w:hAnsi="Consolas"/>
+                <w:b w:val="false"/>
+                <w:bCs w:val="false"/>
+                <w:i w:val="false"/>
+                <w:iCs w:val="false"/>
+                <w:color w:val="24292F"/>
+                <w:sz w:val="17"/>
+                <w:szCs w:val="17"/>
+              </w:rPr>
+              <w:t xml:space="preserve">size</w:t>
+            </w:r>
+            <w:r>
+              <w:rPr>
+                <w:rFonts w:ascii="Consolas" w:cs="Consolas" w:eastAsia="맑은 고딕" w:hAnsi="Consolas"/>
+                <w:b w:val="false"/>
+                <w:bCs w:val="false"/>
+                <w:i w:val="false"/>
+                <w:iCs w:val="false"/>
+                <w:color w:val="24292F"/>
+                <w:sz w:val="17"/>
+                <w:szCs w:val="17"/>
+              </w:rPr>
+              <w:t xml:space="preserve">)</w:t>
+            </w:r>
+          </w:p>
+          <w:p>
+            <w:pPr>
+              <w:spacing w:after="0" w:line="252"/>
+            </w:pPr>
+            <w:r>
+              <w:rPr>
+                <w:rFonts w:ascii="Consolas" w:cs="Consolas" w:eastAsia="맑은 고딕" w:hAnsi="Consolas"/>
+                <w:color w:val="A0A0A0"/>
+                <w:sz w:val="17"/>
+                <w:szCs w:val="17"/>
+              </w:rPr>
+              <w:t xml:space="preserve">17  </w:t>
+            </w:r>
+            <w:r>
+              <w:rPr>
+                <w:rFonts w:ascii="Consolas" w:cs="Consolas" w:eastAsia="맑은 고딕" w:hAnsi="Consolas"/>
+                <w:sz w:val="17"/>
+                <w:szCs w:val="17"/>
+              </w:rPr>
+              <w:t xml:space="preserve"> </w:t>
+            </w:r>
+          </w:p>
+          <w:p>
+            <w:pPr>
+              <w:spacing w:after="0" w:line="252"/>
+            </w:pPr>
+            <w:r>
+              <w:rPr>
+                <w:rFonts w:ascii="Consolas" w:cs="Consolas" w:eastAsia="맑은 고딕" w:hAnsi="Consolas"/>
+                <w:color w:val="A0A0A0"/>
+                <w:sz w:val="17"/>
+                <w:szCs w:val="17"/>
+              </w:rPr>
+              <w:t xml:space="preserve">18  </w:t>
+            </w:r>
+            <w:r>
+              <w:rPr>
+                <w:rFonts w:ascii="Consolas" w:cs="Consolas" w:eastAsia="맑은 고딕" w:hAnsi="Consolas"/>
+                <w:b w:val="false"/>
+                <w:bCs w:val="false"/>
+                <w:i/>
+                <w:iCs/>
+                <w:color w:val="6A9955"/>
+                <w:sz w:val="17"/>
+                <w:szCs w:val="17"/>
+              </w:rPr>
               <w:t xml:space="preserve"># 함수 방식과 메서드 방식은 같아요</w:t>
             </w:r>
           </w:p>
@@ -2935,7 +3070,7 @@
                 <w:sz w:val="17"/>
                 <w:szCs w:val="17"/>
               </w:rPr>
-              <w:t xml:space="preserve">14  </w:t>
+              <w:t xml:space="preserve">19  </w:t>
             </w:r>
             <w:r>
               <w:rPr>
@@ -3277,7 +3412,7 @@
                 <w:sz w:val="19"/>
                 <w:szCs w:val="19"/>
               </w:rPr>
-              <w:t xml:space="preserve">5</w:t>
+              <w:t xml:space="preserve">7</w:t>
             </w:r>
           </w:p>
         </w:tc>
@@ -3379,7 +3514,7 @@
                 <w:sz w:val="19"/>
                 <w:szCs w:val="19"/>
               </w:rPr>
-              <w:t xml:space="preserve">9</w:t>
+              <w:t xml:space="preserve">12</w:t>
             </w:r>
           </w:p>
         </w:tc>
@@ -3498,7 +3633,7 @@
                 <w:sz w:val="19"/>
                 <w:szCs w:val="19"/>
               </w:rPr>
-              <w:t xml:space="preserve">10</w:t>
+              <w:t xml:space="preserve">14</w:t>
             </w:r>
           </w:p>
         </w:tc>
@@ -3600,7 +3735,7 @@
                 <w:sz w:val="19"/>
                 <w:szCs w:val="19"/>
               </w:rPr>
-              <w:t xml:space="preserve">14</w:t>
+              <w:t xml:space="preserve">19</w:t>
             </w:r>
           </w:p>
         </w:tc>
@@ -5612,6 +5747,33 @@
                 <w:rFonts w:ascii="Consolas" w:cs="Consolas" w:eastAsia="맑은 고딕" w:hAnsi="Consolas"/>
                 <w:b w:val="false"/>
                 <w:bCs w:val="false"/>
+                <w:i/>
+                <w:iCs/>
+                <w:color w:val="6A9955"/>
+                <w:sz w:val="17"/>
+                <w:szCs w:val="17"/>
+              </w:rPr>
+              <w:t xml:space="preserve"># axis 를 안 주면 전체 9개의 평균</w:t>
+            </w:r>
+          </w:p>
+          <w:p>
+            <w:pPr>
+              <w:spacing w:after="0" w:line="252"/>
+            </w:pPr>
+            <w:r>
+              <w:rPr>
+                <w:rFonts w:ascii="Consolas" w:cs="Consolas" w:eastAsia="맑은 고딕" w:hAnsi="Consolas"/>
+                <w:color w:val="A0A0A0"/>
+                <w:sz w:val="17"/>
+                <w:szCs w:val="17"/>
+              </w:rPr>
+              <w:t xml:space="preserve"> 9  </w:t>
+            </w:r>
+            <w:r>
+              <w:rPr>
+                <w:rFonts w:ascii="Consolas" w:cs="Consolas" w:eastAsia="맑은 고딕" w:hAnsi="Consolas"/>
+                <w:b w:val="false"/>
+                <w:bCs w:val="false"/>
                 <w:i w:val="false"/>
                 <w:iCs w:val="false"/>
                 <w:color w:val="795E26"/>
@@ -5775,7 +5937,34 @@
                 <w:sz w:val="17"/>
                 <w:szCs w:val="17"/>
               </w:rPr>
-              <w:t xml:space="preserve"> 9  </w:t>
+              <w:t xml:space="preserve">10  </w:t>
+            </w:r>
+            <w:r>
+              <w:rPr>
+                <w:rFonts w:ascii="Consolas" w:cs="Consolas" w:eastAsia="맑은 고딕" w:hAnsi="Consolas"/>
+                <w:b w:val="false"/>
+                <w:bCs w:val="false"/>
+                <w:i/>
+                <w:iCs/>
+                <w:color w:val="6A9955"/>
+                <w:sz w:val="17"/>
+                <w:szCs w:val="17"/>
+              </w:rPr>
+              <w:t xml:space="preserve"># axis=0: 위아래(세로) 방향으로 모아서 → 열(과목)마다 하나씩</w:t>
+            </w:r>
+          </w:p>
+          <w:p>
+            <w:pPr>
+              <w:spacing w:after="0" w:line="252"/>
+            </w:pPr>
+            <w:r>
+              <w:rPr>
+                <w:rFonts w:ascii="Consolas" w:cs="Consolas" w:eastAsia="맑은 고딕" w:hAnsi="Consolas"/>
+                <w:color w:val="A0A0A0"/>
+                <w:sz w:val="17"/>
+                <w:szCs w:val="17"/>
+              </w:rPr>
+              <w:t xml:space="preserve">11  </w:t>
             </w:r>
             <w:r>
               <w:rPr>
@@ -5997,7 +6186,34 @@
                 <w:sz w:val="17"/>
                 <w:szCs w:val="17"/>
               </w:rPr>
-              <w:t xml:space="preserve">10  </w:t>
+              <w:t xml:space="preserve">12  </w:t>
+            </w:r>
+            <w:r>
+              <w:rPr>
+                <w:rFonts w:ascii="Consolas" w:cs="Consolas" w:eastAsia="맑은 고딕" w:hAnsi="Consolas"/>
+                <w:b w:val="false"/>
+                <w:bCs w:val="false"/>
+                <w:i/>
+                <w:iCs/>
+                <w:color w:val="6A9955"/>
+                <w:sz w:val="17"/>
+                <w:szCs w:val="17"/>
+              </w:rPr>
+              <w:t xml:space="preserve"># axis=1: 옆(가로) 방향으로 모아서 → 행(학생)마다 하나씩</w:t>
+            </w:r>
+          </w:p>
+          <w:p>
+            <w:pPr>
+              <w:spacing w:after="0" w:line="252"/>
+            </w:pPr>
+            <w:r>
+              <w:rPr>
+                <w:rFonts w:ascii="Consolas" w:cs="Consolas" w:eastAsia="맑은 고딕" w:hAnsi="Consolas"/>
+                <w:color w:val="A0A0A0"/>
+                <w:sz w:val="17"/>
+                <w:szCs w:val="17"/>
+              </w:rPr>
+              <w:t xml:space="preserve">13  </w:t>
             </w:r>
             <w:r>
               <w:rPr>
@@ -6219,7 +6435,7 @@
                 <w:sz w:val="17"/>
                 <w:szCs w:val="17"/>
               </w:rPr>
-              <w:t xml:space="preserve">11  </w:t>
+              <w:t xml:space="preserve">14  </w:t>
             </w:r>
             <w:r>
               <w:rPr>
@@ -6389,7 +6605,7 @@
                 <w:sz w:val="17"/>
                 <w:szCs w:val="17"/>
               </w:rPr>
-              <w:t xml:space="preserve">12  </w:t>
+              <w:t xml:space="preserve">15  </w:t>
             </w:r>
             <w:r>
               <w:rPr>
@@ -6731,7 +6947,7 @@
                 <w:sz w:val="19"/>
                 <w:szCs w:val="19"/>
               </w:rPr>
-              <w:t xml:space="preserve">8</w:t>
+              <w:t xml:space="preserve">9</w:t>
             </w:r>
           </w:p>
         </w:tc>
@@ -6849,7 +7065,7 @@
                 <w:sz w:val="19"/>
                 <w:szCs w:val="19"/>
               </w:rPr>
-              <w:t xml:space="preserve">9</w:t>
+              <w:t xml:space="preserve">11</w:t>
             </w:r>
           </w:p>
         </w:tc>
@@ -6984,7 +7200,7 @@
                 <w:sz w:val="19"/>
                 <w:szCs w:val="19"/>
               </w:rPr>
-              <w:t xml:space="preserve">10</w:t>
+              <w:t xml:space="preserve">13</w:t>
             </w:r>
           </w:p>
         </w:tc>
@@ -7119,7 +7335,7 @@
                 <w:sz w:val="19"/>
                 <w:szCs w:val="19"/>
               </w:rPr>
-              <w:t xml:space="preserve">12</w:t>
+              <w:t xml:space="preserve">15</w:t>
             </w:r>
           </w:p>
         </w:tc>
@@ -10360,922 +10576,976 @@
                 <w:rFonts w:ascii="Consolas" w:cs="Consolas" w:eastAsia="맑은 고딕" w:hAnsi="Consolas"/>
                 <w:b w:val="false"/>
                 <w:bCs w:val="false"/>
-                <w:i w:val="false"/>
-                <w:iCs w:val="false"/>
-                <w:color w:val="24292F"/>
-                <w:sz w:val="17"/>
-                <w:szCs w:val="17"/>
-              </w:rPr>
-              <w:t xml:space="preserve">votes</w:t>
-            </w:r>
-            <w:r>
-              <w:rPr>
-                <w:rFonts w:ascii="Consolas" w:cs="Consolas" w:eastAsia="맑은 고딕" w:hAnsi="Consolas"/>
-                <w:b w:val="false"/>
-                <w:bCs w:val="false"/>
-                <w:i w:val="false"/>
-                <w:iCs w:val="false"/>
-                <w:color w:val="24292F"/>
-                <w:sz w:val="17"/>
-                <w:szCs w:val="17"/>
-              </w:rPr>
-              <w:t xml:space="preserve"> = </w:t>
-            </w:r>
-            <w:r>
-              <w:rPr>
-                <w:rFonts w:ascii="Consolas" w:cs="Consolas" w:eastAsia="맑은 고딕" w:hAnsi="Consolas"/>
-                <w:b w:val="false"/>
-                <w:bCs w:val="false"/>
-                <w:i w:val="false"/>
-                <w:iCs w:val="false"/>
-                <w:color w:val="24292F"/>
-                <w:sz w:val="17"/>
-                <w:szCs w:val="17"/>
-              </w:rPr>
-              <w:t xml:space="preserve">np</w:t>
-            </w:r>
-            <w:r>
-              <w:rPr>
-                <w:rFonts w:ascii="Consolas" w:cs="Consolas" w:eastAsia="맑은 고딕" w:hAnsi="Consolas"/>
-                <w:b w:val="false"/>
-                <w:bCs w:val="false"/>
-                <w:i w:val="false"/>
-                <w:iCs w:val="false"/>
-                <w:color w:val="24292F"/>
-                <w:sz w:val="17"/>
-                <w:szCs w:val="17"/>
-              </w:rPr>
-              <w:t xml:space="preserve">.</w:t>
-            </w:r>
-            <w:r>
-              <w:rPr>
-                <w:rFonts w:ascii="Consolas" w:cs="Consolas" w:eastAsia="맑은 고딕" w:hAnsi="Consolas"/>
-                <w:b w:val="false"/>
-                <w:bCs w:val="false"/>
-                <w:i w:val="false"/>
-                <w:iCs w:val="false"/>
-                <w:color w:val="24292F"/>
-                <w:sz w:val="17"/>
-                <w:szCs w:val="17"/>
-              </w:rPr>
-              <w:t xml:space="preserve">array</w:t>
-            </w:r>
-            <w:r>
-              <w:rPr>
-                <w:rFonts w:ascii="Consolas" w:cs="Consolas" w:eastAsia="맑은 고딕" w:hAnsi="Consolas"/>
-                <w:b w:val="false"/>
-                <w:bCs w:val="false"/>
-                <w:i w:val="false"/>
-                <w:iCs w:val="false"/>
-                <w:color w:val="24292F"/>
-                <w:sz w:val="17"/>
-                <w:szCs w:val="17"/>
-              </w:rPr>
-              <w:t xml:space="preserve">([</w:t>
-            </w:r>
-            <w:r>
-              <w:rPr>
-                <w:rFonts w:ascii="Consolas" w:cs="Consolas" w:eastAsia="맑은 고딕" w:hAnsi="Consolas"/>
-                <w:b w:val="false"/>
-                <w:bCs w:val="false"/>
-                <w:i w:val="false"/>
-                <w:iCs w:val="false"/>
-                <w:color w:val="098658"/>
-                <w:sz w:val="17"/>
-                <w:szCs w:val="17"/>
-              </w:rPr>
-              <w:t xml:space="preserve">3</w:t>
-            </w:r>
-            <w:r>
-              <w:rPr>
-                <w:rFonts w:ascii="Consolas" w:cs="Consolas" w:eastAsia="맑은 고딕" w:hAnsi="Consolas"/>
-                <w:b w:val="false"/>
-                <w:bCs w:val="false"/>
-                <w:i w:val="false"/>
-                <w:iCs w:val="false"/>
-                <w:color w:val="24292F"/>
-                <w:sz w:val="17"/>
-                <w:szCs w:val="17"/>
-              </w:rPr>
-              <w:t xml:space="preserve">, </w:t>
-            </w:r>
-            <w:r>
-              <w:rPr>
-                <w:rFonts w:ascii="Consolas" w:cs="Consolas" w:eastAsia="맑은 고딕" w:hAnsi="Consolas"/>
-                <w:b w:val="false"/>
-                <w:bCs w:val="false"/>
-                <w:i w:val="false"/>
-                <w:iCs w:val="false"/>
-                <w:color w:val="098658"/>
-                <w:sz w:val="17"/>
-                <w:szCs w:val="17"/>
-              </w:rPr>
-              <w:t xml:space="preserve">1</w:t>
-            </w:r>
-            <w:r>
-              <w:rPr>
-                <w:rFonts w:ascii="Consolas" w:cs="Consolas" w:eastAsia="맑은 고딕" w:hAnsi="Consolas"/>
-                <w:b w:val="false"/>
-                <w:bCs w:val="false"/>
-                <w:i w:val="false"/>
-                <w:iCs w:val="false"/>
-                <w:color w:val="24292F"/>
-                <w:sz w:val="17"/>
-                <w:szCs w:val="17"/>
-              </w:rPr>
-              <w:t xml:space="preserve">, </w:t>
-            </w:r>
-            <w:r>
-              <w:rPr>
-                <w:rFonts w:ascii="Consolas" w:cs="Consolas" w:eastAsia="맑은 고딕" w:hAnsi="Consolas"/>
-                <w:b w:val="false"/>
-                <w:bCs w:val="false"/>
-                <w:i w:val="false"/>
-                <w:iCs w:val="false"/>
-                <w:color w:val="098658"/>
-                <w:sz w:val="17"/>
-                <w:szCs w:val="17"/>
-              </w:rPr>
-              <w:t xml:space="preserve">2</w:t>
-            </w:r>
-            <w:r>
-              <w:rPr>
-                <w:rFonts w:ascii="Consolas" w:cs="Consolas" w:eastAsia="맑은 고딕" w:hAnsi="Consolas"/>
-                <w:b w:val="false"/>
-                <w:bCs w:val="false"/>
-                <w:i w:val="false"/>
-                <w:iCs w:val="false"/>
-                <w:color w:val="24292F"/>
-                <w:sz w:val="17"/>
-                <w:szCs w:val="17"/>
-              </w:rPr>
-              <w:t xml:space="preserve">, </w:t>
-            </w:r>
-            <w:r>
-              <w:rPr>
-                <w:rFonts w:ascii="Consolas" w:cs="Consolas" w:eastAsia="맑은 고딕" w:hAnsi="Consolas"/>
-                <w:b w:val="false"/>
-                <w:bCs w:val="false"/>
-                <w:i w:val="false"/>
-                <w:iCs w:val="false"/>
-                <w:color w:val="098658"/>
-                <w:sz w:val="17"/>
-                <w:szCs w:val="17"/>
-              </w:rPr>
-              <w:t xml:space="preserve">3</w:t>
-            </w:r>
-            <w:r>
-              <w:rPr>
-                <w:rFonts w:ascii="Consolas" w:cs="Consolas" w:eastAsia="맑은 고딕" w:hAnsi="Consolas"/>
-                <w:b w:val="false"/>
-                <w:bCs w:val="false"/>
-                <w:i w:val="false"/>
-                <w:iCs w:val="false"/>
-                <w:color w:val="24292F"/>
-                <w:sz w:val="17"/>
-                <w:szCs w:val="17"/>
-              </w:rPr>
-              <w:t xml:space="preserve">, </w:t>
-            </w:r>
-            <w:r>
-              <w:rPr>
-                <w:rFonts w:ascii="Consolas" w:cs="Consolas" w:eastAsia="맑은 고딕" w:hAnsi="Consolas"/>
-                <w:b w:val="false"/>
-                <w:bCs w:val="false"/>
-                <w:i w:val="false"/>
-                <w:iCs w:val="false"/>
-                <w:color w:val="098658"/>
-                <w:sz w:val="17"/>
-                <w:szCs w:val="17"/>
-              </w:rPr>
-              <w:t xml:space="preserve">3</w:t>
-            </w:r>
-            <w:r>
-              <w:rPr>
-                <w:rFonts w:ascii="Consolas" w:cs="Consolas" w:eastAsia="맑은 고딕" w:hAnsi="Consolas"/>
-                <w:b w:val="false"/>
-                <w:bCs w:val="false"/>
-                <w:i w:val="false"/>
-                <w:iCs w:val="false"/>
-                <w:color w:val="24292F"/>
-                <w:sz w:val="17"/>
-                <w:szCs w:val="17"/>
-              </w:rPr>
-              <w:t xml:space="preserve">, </w:t>
-            </w:r>
-            <w:r>
-              <w:rPr>
-                <w:rFonts w:ascii="Consolas" w:cs="Consolas" w:eastAsia="맑은 고딕" w:hAnsi="Consolas"/>
-                <w:b w:val="false"/>
-                <w:bCs w:val="false"/>
-                <w:i w:val="false"/>
-                <w:iCs w:val="false"/>
-                <w:color w:val="098658"/>
-                <w:sz w:val="17"/>
-                <w:szCs w:val="17"/>
-              </w:rPr>
-              <w:t xml:space="preserve">1</w:t>
-            </w:r>
-            <w:r>
-              <w:rPr>
-                <w:rFonts w:ascii="Consolas" w:cs="Consolas" w:eastAsia="맑은 고딕" w:hAnsi="Consolas"/>
-                <w:b w:val="false"/>
-                <w:bCs w:val="false"/>
-                <w:i w:val="false"/>
-                <w:iCs w:val="false"/>
-                <w:color w:val="24292F"/>
-                <w:sz w:val="17"/>
-                <w:szCs w:val="17"/>
-              </w:rPr>
-              <w:t xml:space="preserve">, </w:t>
-            </w:r>
-            <w:r>
-              <w:rPr>
-                <w:rFonts w:ascii="Consolas" w:cs="Consolas" w:eastAsia="맑은 고딕" w:hAnsi="Consolas"/>
-                <w:b w:val="false"/>
-                <w:bCs w:val="false"/>
-                <w:i w:val="false"/>
-                <w:iCs w:val="false"/>
-                <w:color w:val="098658"/>
-                <w:sz w:val="17"/>
-                <w:szCs w:val="17"/>
-              </w:rPr>
-              <w:t xml:space="preserve">2</w:t>
-            </w:r>
-            <w:r>
-              <w:rPr>
-                <w:rFonts w:ascii="Consolas" w:cs="Consolas" w:eastAsia="맑은 고딕" w:hAnsi="Consolas"/>
-                <w:b w:val="false"/>
-                <w:bCs w:val="false"/>
-                <w:i w:val="false"/>
-                <w:iCs w:val="false"/>
-                <w:color w:val="24292F"/>
-                <w:sz w:val="17"/>
-                <w:szCs w:val="17"/>
-              </w:rPr>
-              <w:t xml:space="preserve">, </w:t>
-            </w:r>
-            <w:r>
-              <w:rPr>
-                <w:rFonts w:ascii="Consolas" w:cs="Consolas" w:eastAsia="맑은 고딕" w:hAnsi="Consolas"/>
-                <w:b w:val="false"/>
-                <w:bCs w:val="false"/>
-                <w:i w:val="false"/>
-                <w:iCs w:val="false"/>
-                <w:color w:val="098658"/>
-                <w:sz w:val="17"/>
-                <w:szCs w:val="17"/>
-              </w:rPr>
-              <w:t xml:space="preserve">3</w:t>
-            </w:r>
-            <w:r>
-              <w:rPr>
-                <w:rFonts w:ascii="Consolas" w:cs="Consolas" w:eastAsia="맑은 고딕" w:hAnsi="Consolas"/>
-                <w:b w:val="false"/>
-                <w:bCs w:val="false"/>
-                <w:i w:val="false"/>
-                <w:iCs w:val="false"/>
-                <w:color w:val="24292F"/>
-                <w:sz w:val="17"/>
-                <w:szCs w:val="17"/>
-              </w:rPr>
-              <w:t xml:space="preserve">])</w:t>
-            </w:r>
-          </w:p>
-          <w:p>
-            <w:pPr>
-              <w:spacing w:after="0" w:line="252"/>
-            </w:pPr>
-            <w:r>
-              <w:rPr>
-                <w:rFonts w:ascii="Consolas" w:cs="Consolas" w:eastAsia="맑은 고딕" w:hAnsi="Consolas"/>
-                <w:color w:val="A0A0A0"/>
-                <w:sz w:val="17"/>
-                <w:szCs w:val="17"/>
-              </w:rPr>
-              <w:t xml:space="preserve"> 4  </w:t>
-            </w:r>
-            <w:r>
-              <w:rPr>
-                <w:rFonts w:ascii="Consolas" w:cs="Consolas" w:eastAsia="맑은 고딕" w:hAnsi="Consolas"/>
-                <w:b w:val="false"/>
-                <w:bCs w:val="false"/>
-                <w:i w:val="false"/>
-                <w:iCs w:val="false"/>
-                <w:color w:val="24292F"/>
-                <w:sz w:val="17"/>
-                <w:szCs w:val="17"/>
-              </w:rPr>
-              <w:t xml:space="preserve">values</w:t>
-            </w:r>
-            <w:r>
-              <w:rPr>
-                <w:rFonts w:ascii="Consolas" w:cs="Consolas" w:eastAsia="맑은 고딕" w:hAnsi="Consolas"/>
-                <w:b w:val="false"/>
-                <w:bCs w:val="false"/>
-                <w:i w:val="false"/>
-                <w:iCs w:val="false"/>
-                <w:color w:val="24292F"/>
-                <w:sz w:val="17"/>
-                <w:szCs w:val="17"/>
-              </w:rPr>
-              <w:t xml:space="preserve">, </w:t>
-            </w:r>
-            <w:r>
-              <w:rPr>
-                <w:rFonts w:ascii="Consolas" w:cs="Consolas" w:eastAsia="맑은 고딕" w:hAnsi="Consolas"/>
-                <w:b w:val="false"/>
-                <w:bCs w:val="false"/>
-                <w:i w:val="false"/>
-                <w:iCs w:val="false"/>
-                <w:color w:val="24292F"/>
-                <w:sz w:val="17"/>
-                <w:szCs w:val="17"/>
-              </w:rPr>
-              <w:t xml:space="preserve">counts</w:t>
-            </w:r>
-            <w:r>
-              <w:rPr>
-                <w:rFonts w:ascii="Consolas" w:cs="Consolas" w:eastAsia="맑은 고딕" w:hAnsi="Consolas"/>
-                <w:b w:val="false"/>
-                <w:bCs w:val="false"/>
-                <w:i w:val="false"/>
-                <w:iCs w:val="false"/>
-                <w:color w:val="24292F"/>
-                <w:sz w:val="17"/>
-                <w:szCs w:val="17"/>
-              </w:rPr>
-              <w:t xml:space="preserve"> = </w:t>
-            </w:r>
-            <w:r>
-              <w:rPr>
-                <w:rFonts w:ascii="Consolas" w:cs="Consolas" w:eastAsia="맑은 고딕" w:hAnsi="Consolas"/>
-                <w:b w:val="false"/>
-                <w:bCs w:val="false"/>
-                <w:i w:val="false"/>
-                <w:iCs w:val="false"/>
-                <w:color w:val="24292F"/>
-                <w:sz w:val="17"/>
-                <w:szCs w:val="17"/>
-              </w:rPr>
-              <w:t xml:space="preserve">np</w:t>
-            </w:r>
-            <w:r>
-              <w:rPr>
-                <w:rFonts w:ascii="Consolas" w:cs="Consolas" w:eastAsia="맑은 고딕" w:hAnsi="Consolas"/>
-                <w:b w:val="false"/>
-                <w:bCs w:val="false"/>
-                <w:i w:val="false"/>
-                <w:iCs w:val="false"/>
-                <w:color w:val="24292F"/>
-                <w:sz w:val="17"/>
-                <w:szCs w:val="17"/>
-              </w:rPr>
-              <w:t xml:space="preserve">.</w:t>
-            </w:r>
-            <w:r>
-              <w:rPr>
-                <w:rFonts w:ascii="Consolas" w:cs="Consolas" w:eastAsia="맑은 고딕" w:hAnsi="Consolas"/>
-                <w:b w:val="false"/>
-                <w:bCs w:val="false"/>
-                <w:i w:val="false"/>
-                <w:iCs w:val="false"/>
-                <w:color w:val="24292F"/>
-                <w:sz w:val="17"/>
-                <w:szCs w:val="17"/>
-              </w:rPr>
-              <w:t xml:space="preserve">unique</w:t>
-            </w:r>
-            <w:r>
-              <w:rPr>
-                <w:rFonts w:ascii="Consolas" w:cs="Consolas" w:eastAsia="맑은 고딕" w:hAnsi="Consolas"/>
-                <w:b w:val="false"/>
-                <w:bCs w:val="false"/>
-                <w:i w:val="false"/>
-                <w:iCs w:val="false"/>
-                <w:color w:val="24292F"/>
-                <w:sz w:val="17"/>
-                <w:szCs w:val="17"/>
-              </w:rPr>
-              <w:t xml:space="preserve">(</w:t>
-            </w:r>
-            <w:r>
-              <w:rPr>
-                <w:rFonts w:ascii="Consolas" w:cs="Consolas" w:eastAsia="맑은 고딕" w:hAnsi="Consolas"/>
-                <w:b w:val="false"/>
-                <w:bCs w:val="false"/>
-                <w:i w:val="false"/>
-                <w:iCs w:val="false"/>
-                <w:color w:val="24292F"/>
-                <w:sz w:val="17"/>
-                <w:szCs w:val="17"/>
-              </w:rPr>
-              <w:t xml:space="preserve">votes</w:t>
-            </w:r>
-            <w:r>
-              <w:rPr>
-                <w:rFonts w:ascii="Consolas" w:cs="Consolas" w:eastAsia="맑은 고딕" w:hAnsi="Consolas"/>
-                <w:b w:val="false"/>
-                <w:bCs w:val="false"/>
-                <w:i w:val="false"/>
-                <w:iCs w:val="false"/>
-                <w:color w:val="24292F"/>
-                <w:sz w:val="17"/>
-                <w:szCs w:val="17"/>
-              </w:rPr>
-              <w:t xml:space="preserve">, </w:t>
-            </w:r>
-            <w:r>
-              <w:rPr>
-                <w:rFonts w:ascii="Consolas" w:cs="Consolas" w:eastAsia="맑은 고딕" w:hAnsi="Consolas"/>
-                <w:b w:val="false"/>
-                <w:bCs w:val="false"/>
-                <w:i w:val="false"/>
-                <w:iCs w:val="false"/>
-                <w:color w:val="24292F"/>
-                <w:sz w:val="17"/>
-                <w:szCs w:val="17"/>
-              </w:rPr>
-              <w:t xml:space="preserve">return_counts</w:t>
-            </w:r>
-            <w:r>
-              <w:rPr>
-                <w:rFonts w:ascii="Consolas" w:cs="Consolas" w:eastAsia="맑은 고딕" w:hAnsi="Consolas"/>
-                <w:b w:val="false"/>
-                <w:bCs w:val="false"/>
-                <w:i w:val="false"/>
-                <w:iCs w:val="false"/>
-                <w:color w:val="24292F"/>
-                <w:sz w:val="17"/>
-                <w:szCs w:val="17"/>
-              </w:rPr>
-              <w:t xml:space="preserve">=</w:t>
-            </w:r>
-            <w:r>
-              <w:rPr>
-                <w:rFonts w:ascii="Consolas" w:cs="Consolas" w:eastAsia="맑은 고딕" w:hAnsi="Consolas"/>
-                <w:b/>
-                <w:bCs/>
-                <w:i w:val="false"/>
-                <w:iCs w:val="false"/>
-                <w:color w:val="0033B3"/>
-                <w:sz w:val="17"/>
-                <w:szCs w:val="17"/>
-              </w:rPr>
-              <w:t xml:space="preserve">True</w:t>
-            </w:r>
-            <w:r>
-              <w:rPr>
-                <w:rFonts w:ascii="Consolas" w:cs="Consolas" w:eastAsia="맑은 고딕" w:hAnsi="Consolas"/>
-                <w:b w:val="false"/>
-                <w:bCs w:val="false"/>
-                <w:i w:val="false"/>
-                <w:iCs w:val="false"/>
-                <w:color w:val="24292F"/>
-                <w:sz w:val="17"/>
-                <w:szCs w:val="17"/>
-              </w:rPr>
-              <w:t xml:space="preserve">)</w:t>
-            </w:r>
-          </w:p>
-          <w:p>
-            <w:pPr>
-              <w:spacing w:after="0" w:line="252"/>
-            </w:pPr>
-            <w:r>
-              <w:rPr>
-                <w:rFonts w:ascii="Consolas" w:cs="Consolas" w:eastAsia="맑은 고딕" w:hAnsi="Consolas"/>
-                <w:color w:val="A0A0A0"/>
-                <w:sz w:val="17"/>
-                <w:szCs w:val="17"/>
-              </w:rPr>
-              <w:t xml:space="preserve"> 5  </w:t>
-            </w:r>
-            <w:r>
-              <w:rPr>
-                <w:rFonts w:ascii="Consolas" w:cs="Consolas" w:eastAsia="맑은 고딕" w:hAnsi="Consolas"/>
-                <w:b w:val="false"/>
-                <w:bCs w:val="false"/>
-                <w:i w:val="false"/>
-                <w:iCs w:val="false"/>
-                <w:color w:val="795E26"/>
-                <w:sz w:val="17"/>
-                <w:szCs w:val="17"/>
-              </w:rPr>
-              <w:t xml:space="preserve">print</w:t>
-            </w:r>
-            <w:r>
-              <w:rPr>
-                <w:rFonts w:ascii="Consolas" w:cs="Consolas" w:eastAsia="맑은 고딕" w:hAnsi="Consolas"/>
-                <w:b w:val="false"/>
-                <w:bCs w:val="false"/>
-                <w:i w:val="false"/>
-                <w:iCs w:val="false"/>
-                <w:color w:val="24292F"/>
-                <w:sz w:val="17"/>
-                <w:szCs w:val="17"/>
-              </w:rPr>
-              <w:t xml:space="preserve">(</w:t>
-            </w:r>
-            <w:r>
-              <w:rPr>
-                <w:rFonts w:ascii="Consolas" w:cs="Consolas" w:eastAsia="맑은 고딕" w:hAnsi="Consolas"/>
-                <w:b w:val="false"/>
-                <w:bCs w:val="false"/>
-                <w:i w:val="false"/>
-                <w:iCs w:val="false"/>
-                <w:color w:val="A31515"/>
-                <w:sz w:val="17"/>
-                <w:szCs w:val="17"/>
-              </w:rPr>
-              <w:t xml:space="preserve">"후보:"</w:t>
-            </w:r>
-            <w:r>
-              <w:rPr>
-                <w:rFonts w:ascii="Consolas" w:cs="Consolas" w:eastAsia="맑은 고딕" w:hAnsi="Consolas"/>
-                <w:b w:val="false"/>
-                <w:bCs w:val="false"/>
-                <w:i w:val="false"/>
-                <w:iCs w:val="false"/>
-                <w:color w:val="24292F"/>
-                <w:sz w:val="17"/>
-                <w:szCs w:val="17"/>
-              </w:rPr>
-              <w:t xml:space="preserve">, </w:t>
-            </w:r>
-            <w:r>
-              <w:rPr>
-                <w:rFonts w:ascii="Consolas" w:cs="Consolas" w:eastAsia="맑은 고딕" w:hAnsi="Consolas"/>
-                <w:b w:val="false"/>
-                <w:bCs w:val="false"/>
-                <w:i w:val="false"/>
-                <w:iCs w:val="false"/>
-                <w:color w:val="24292F"/>
-                <w:sz w:val="17"/>
-                <w:szCs w:val="17"/>
-              </w:rPr>
-              <w:t xml:space="preserve">values</w:t>
-            </w:r>
-            <w:r>
-              <w:rPr>
-                <w:rFonts w:ascii="Consolas" w:cs="Consolas" w:eastAsia="맑은 고딕" w:hAnsi="Consolas"/>
-                <w:b w:val="false"/>
-                <w:bCs w:val="false"/>
-                <w:i w:val="false"/>
-                <w:iCs w:val="false"/>
-                <w:color w:val="24292F"/>
-                <w:sz w:val="17"/>
-                <w:szCs w:val="17"/>
-              </w:rPr>
-              <w:t xml:space="preserve">)</w:t>
-            </w:r>
-          </w:p>
-          <w:p>
-            <w:pPr>
-              <w:spacing w:after="0" w:line="252"/>
-            </w:pPr>
-            <w:r>
-              <w:rPr>
-                <w:rFonts w:ascii="Consolas" w:cs="Consolas" w:eastAsia="맑은 고딕" w:hAnsi="Consolas"/>
-                <w:color w:val="A0A0A0"/>
-                <w:sz w:val="17"/>
-                <w:szCs w:val="17"/>
-              </w:rPr>
-              <w:t xml:space="preserve"> 6  </w:t>
-            </w:r>
-            <w:r>
-              <w:rPr>
-                <w:rFonts w:ascii="Consolas" w:cs="Consolas" w:eastAsia="맑은 고딕" w:hAnsi="Consolas"/>
-                <w:b w:val="false"/>
-                <w:bCs w:val="false"/>
-                <w:i w:val="false"/>
-                <w:iCs w:val="false"/>
-                <w:color w:val="795E26"/>
-                <w:sz w:val="17"/>
-                <w:szCs w:val="17"/>
-              </w:rPr>
-              <w:t xml:space="preserve">print</w:t>
-            </w:r>
-            <w:r>
-              <w:rPr>
-                <w:rFonts w:ascii="Consolas" w:cs="Consolas" w:eastAsia="맑은 고딕" w:hAnsi="Consolas"/>
-                <w:b w:val="false"/>
-                <w:bCs w:val="false"/>
-                <w:i w:val="false"/>
-                <w:iCs w:val="false"/>
-                <w:color w:val="24292F"/>
-                <w:sz w:val="17"/>
-                <w:szCs w:val="17"/>
-              </w:rPr>
-              <w:t xml:space="preserve">(</w:t>
-            </w:r>
-            <w:r>
-              <w:rPr>
-                <w:rFonts w:ascii="Consolas" w:cs="Consolas" w:eastAsia="맑은 고딕" w:hAnsi="Consolas"/>
-                <w:b w:val="false"/>
-                <w:bCs w:val="false"/>
-                <w:i w:val="false"/>
-                <w:iCs w:val="false"/>
-                <w:color w:val="A31515"/>
-                <w:sz w:val="17"/>
-                <w:szCs w:val="17"/>
-              </w:rPr>
-              <w:t xml:space="preserve">"득표:"</w:t>
-            </w:r>
-            <w:r>
-              <w:rPr>
-                <w:rFonts w:ascii="Consolas" w:cs="Consolas" w:eastAsia="맑은 고딕" w:hAnsi="Consolas"/>
-                <w:b w:val="false"/>
-                <w:bCs w:val="false"/>
-                <w:i w:val="false"/>
-                <w:iCs w:val="false"/>
-                <w:color w:val="24292F"/>
-                <w:sz w:val="17"/>
-                <w:szCs w:val="17"/>
-              </w:rPr>
-              <w:t xml:space="preserve">, </w:t>
-            </w:r>
-            <w:r>
-              <w:rPr>
-                <w:rFonts w:ascii="Consolas" w:cs="Consolas" w:eastAsia="맑은 고딕" w:hAnsi="Consolas"/>
-                <w:b w:val="false"/>
-                <w:bCs w:val="false"/>
-                <w:i w:val="false"/>
-                <w:iCs w:val="false"/>
-                <w:color w:val="24292F"/>
-                <w:sz w:val="17"/>
-                <w:szCs w:val="17"/>
-              </w:rPr>
-              <w:t xml:space="preserve">counts</w:t>
-            </w:r>
-            <w:r>
-              <w:rPr>
-                <w:rFonts w:ascii="Consolas" w:cs="Consolas" w:eastAsia="맑은 고딕" w:hAnsi="Consolas"/>
-                <w:b w:val="false"/>
-                <w:bCs w:val="false"/>
-                <w:i w:val="false"/>
-                <w:iCs w:val="false"/>
-                <w:color w:val="24292F"/>
-                <w:sz w:val="17"/>
-                <w:szCs w:val="17"/>
-              </w:rPr>
-              <w:t xml:space="preserve">)</w:t>
-            </w:r>
-          </w:p>
-          <w:p>
-            <w:pPr>
-              <w:spacing w:after="0" w:line="252"/>
-            </w:pPr>
-            <w:r>
-              <w:rPr>
-                <w:rFonts w:ascii="Consolas" w:cs="Consolas" w:eastAsia="맑은 고딕" w:hAnsi="Consolas"/>
-                <w:color w:val="A0A0A0"/>
-                <w:sz w:val="17"/>
-                <w:szCs w:val="17"/>
-              </w:rPr>
-              <w:t xml:space="preserve"> 7  </w:t>
-            </w:r>
-            <w:r>
-              <w:rPr>
-                <w:rFonts w:ascii="Consolas" w:cs="Consolas" w:eastAsia="맑은 고딕" w:hAnsi="Consolas"/>
-                <w:sz w:val="17"/>
-                <w:szCs w:val="17"/>
-              </w:rPr>
-              <w:t xml:space="preserve"> </w:t>
-            </w:r>
-          </w:p>
-          <w:p>
-            <w:pPr>
-              <w:spacing w:after="0" w:line="252"/>
-            </w:pPr>
-            <w:r>
-              <w:rPr>
-                <w:rFonts w:ascii="Consolas" w:cs="Consolas" w:eastAsia="맑은 고딕" w:hAnsi="Consolas"/>
-                <w:color w:val="A0A0A0"/>
-                <w:sz w:val="17"/>
-                <w:szCs w:val="17"/>
-              </w:rPr>
-              <w:t xml:space="preserve"> 8  </w:t>
-            </w:r>
-            <w:r>
-              <w:rPr>
-                <w:rFonts w:ascii="Consolas" w:cs="Consolas" w:eastAsia="맑은 고딕" w:hAnsi="Consolas"/>
-                <w:b w:val="false"/>
-                <w:bCs w:val="false"/>
-                <w:i w:val="false"/>
-                <w:iCs w:val="false"/>
-                <w:color w:val="24292F"/>
-                <w:sz w:val="17"/>
-                <w:szCs w:val="17"/>
-              </w:rPr>
-              <w:t xml:space="preserve">sales</w:t>
-            </w:r>
-            <w:r>
-              <w:rPr>
-                <w:rFonts w:ascii="Consolas" w:cs="Consolas" w:eastAsia="맑은 고딕" w:hAnsi="Consolas"/>
-                <w:b w:val="false"/>
-                <w:bCs w:val="false"/>
-                <w:i w:val="false"/>
-                <w:iCs w:val="false"/>
-                <w:color w:val="24292F"/>
-                <w:sz w:val="17"/>
-                <w:szCs w:val="17"/>
-              </w:rPr>
-              <w:t xml:space="preserve"> = </w:t>
-            </w:r>
-            <w:r>
-              <w:rPr>
-                <w:rFonts w:ascii="Consolas" w:cs="Consolas" w:eastAsia="맑은 고딕" w:hAnsi="Consolas"/>
-                <w:b w:val="false"/>
-                <w:bCs w:val="false"/>
-                <w:i w:val="false"/>
-                <w:iCs w:val="false"/>
-                <w:color w:val="24292F"/>
-                <w:sz w:val="17"/>
-                <w:szCs w:val="17"/>
-              </w:rPr>
-              <w:t xml:space="preserve">np</w:t>
-            </w:r>
-            <w:r>
-              <w:rPr>
-                <w:rFonts w:ascii="Consolas" w:cs="Consolas" w:eastAsia="맑은 고딕" w:hAnsi="Consolas"/>
-                <w:b w:val="false"/>
-                <w:bCs w:val="false"/>
-                <w:i w:val="false"/>
-                <w:iCs w:val="false"/>
-                <w:color w:val="24292F"/>
-                <w:sz w:val="17"/>
-                <w:szCs w:val="17"/>
-              </w:rPr>
-              <w:t xml:space="preserve">.</w:t>
-            </w:r>
-            <w:r>
-              <w:rPr>
-                <w:rFonts w:ascii="Consolas" w:cs="Consolas" w:eastAsia="맑은 고딕" w:hAnsi="Consolas"/>
-                <w:b w:val="false"/>
-                <w:bCs w:val="false"/>
-                <w:i w:val="false"/>
-                <w:iCs w:val="false"/>
-                <w:color w:val="24292F"/>
-                <w:sz w:val="17"/>
-                <w:szCs w:val="17"/>
-              </w:rPr>
-              <w:t xml:space="preserve">array</w:t>
-            </w:r>
-            <w:r>
-              <w:rPr>
-                <w:rFonts w:ascii="Consolas" w:cs="Consolas" w:eastAsia="맑은 고딕" w:hAnsi="Consolas"/>
-                <w:b w:val="false"/>
-                <w:bCs w:val="false"/>
-                <w:i w:val="false"/>
-                <w:iCs w:val="false"/>
-                <w:color w:val="24292F"/>
-                <w:sz w:val="17"/>
-                <w:szCs w:val="17"/>
-              </w:rPr>
-              <w:t xml:space="preserve">([</w:t>
-            </w:r>
-            <w:r>
-              <w:rPr>
-                <w:rFonts w:ascii="Consolas" w:cs="Consolas" w:eastAsia="맑은 고딕" w:hAnsi="Consolas"/>
-                <w:b w:val="false"/>
-                <w:bCs w:val="false"/>
-                <w:i w:val="false"/>
-                <w:iCs w:val="false"/>
-                <w:color w:val="098658"/>
-                <w:sz w:val="17"/>
-                <w:szCs w:val="17"/>
-              </w:rPr>
-              <w:t xml:space="preserve">120</w:t>
-            </w:r>
-            <w:r>
-              <w:rPr>
-                <w:rFonts w:ascii="Consolas" w:cs="Consolas" w:eastAsia="맑은 고딕" w:hAnsi="Consolas"/>
-                <w:b w:val="false"/>
-                <w:bCs w:val="false"/>
-                <w:i w:val="false"/>
-                <w:iCs w:val="false"/>
-                <w:color w:val="24292F"/>
-                <w:sz w:val="17"/>
-                <w:szCs w:val="17"/>
-              </w:rPr>
-              <w:t xml:space="preserve">, </w:t>
-            </w:r>
-            <w:r>
-              <w:rPr>
-                <w:rFonts w:ascii="Consolas" w:cs="Consolas" w:eastAsia="맑은 고딕" w:hAnsi="Consolas"/>
-                <w:b w:val="false"/>
-                <w:bCs w:val="false"/>
-                <w:i w:val="false"/>
-                <w:iCs w:val="false"/>
-                <w:color w:val="098658"/>
-                <w:sz w:val="17"/>
-                <w:szCs w:val="17"/>
-              </w:rPr>
-              <w:t xml:space="preserve">80</w:t>
-            </w:r>
-            <w:r>
-              <w:rPr>
-                <w:rFonts w:ascii="Consolas" w:cs="Consolas" w:eastAsia="맑은 고딕" w:hAnsi="Consolas"/>
-                <w:b w:val="false"/>
-                <w:bCs w:val="false"/>
-                <w:i w:val="false"/>
-                <w:iCs w:val="false"/>
-                <w:color w:val="24292F"/>
-                <w:sz w:val="17"/>
-                <w:szCs w:val="17"/>
-              </w:rPr>
-              <w:t xml:space="preserve">, </w:t>
-            </w:r>
-            <w:r>
-              <w:rPr>
-                <w:rFonts w:ascii="Consolas" w:cs="Consolas" w:eastAsia="맑은 고딕" w:hAnsi="Consolas"/>
-                <w:b w:val="false"/>
-                <w:bCs w:val="false"/>
-                <w:i w:val="false"/>
-                <w:iCs w:val="false"/>
-                <w:color w:val="098658"/>
-                <w:sz w:val="17"/>
-                <w:szCs w:val="17"/>
-              </w:rPr>
-              <w:t xml:space="preserve">150</w:t>
-            </w:r>
-            <w:r>
-              <w:rPr>
-                <w:rFonts w:ascii="Consolas" w:cs="Consolas" w:eastAsia="맑은 고딕" w:hAnsi="Consolas"/>
-                <w:b w:val="false"/>
-                <w:bCs w:val="false"/>
-                <w:i w:val="false"/>
-                <w:iCs w:val="false"/>
-                <w:color w:val="24292F"/>
-                <w:sz w:val="17"/>
-                <w:szCs w:val="17"/>
-              </w:rPr>
-              <w:t xml:space="preserve">, </w:t>
-            </w:r>
-            <w:r>
-              <w:rPr>
-                <w:rFonts w:ascii="Consolas" w:cs="Consolas" w:eastAsia="맑은 고딕" w:hAnsi="Consolas"/>
-                <w:b w:val="false"/>
-                <w:bCs w:val="false"/>
-                <w:i w:val="false"/>
-                <w:iCs w:val="false"/>
-                <w:color w:val="098658"/>
-                <w:sz w:val="17"/>
-                <w:szCs w:val="17"/>
-              </w:rPr>
-              <w:t xml:space="preserve">200</w:t>
-            </w:r>
-            <w:r>
-              <w:rPr>
-                <w:rFonts w:ascii="Consolas" w:cs="Consolas" w:eastAsia="맑은 고딕" w:hAnsi="Consolas"/>
-                <w:b w:val="false"/>
-                <w:bCs w:val="false"/>
-                <w:i w:val="false"/>
-                <w:iCs w:val="false"/>
-                <w:color w:val="24292F"/>
-                <w:sz w:val="17"/>
-                <w:szCs w:val="17"/>
-              </w:rPr>
-              <w:t xml:space="preserve">, </w:t>
-            </w:r>
-            <w:r>
-              <w:rPr>
-                <w:rFonts w:ascii="Consolas" w:cs="Consolas" w:eastAsia="맑은 고딕" w:hAnsi="Consolas"/>
-                <w:b w:val="false"/>
-                <w:bCs w:val="false"/>
-                <w:i w:val="false"/>
-                <w:iCs w:val="false"/>
-                <w:color w:val="098658"/>
-                <w:sz w:val="17"/>
-                <w:szCs w:val="17"/>
-              </w:rPr>
-              <w:t xml:space="preserve">90</w:t>
-            </w:r>
-            <w:r>
-              <w:rPr>
-                <w:rFonts w:ascii="Consolas" w:cs="Consolas" w:eastAsia="맑은 고딕" w:hAnsi="Consolas"/>
-                <w:b w:val="false"/>
-                <w:bCs w:val="false"/>
-                <w:i w:val="false"/>
-                <w:iCs w:val="false"/>
-                <w:color w:val="24292F"/>
-                <w:sz w:val="17"/>
-                <w:szCs w:val="17"/>
-              </w:rPr>
-              <w:t xml:space="preserve">])     </w:t>
-            </w:r>
-            <w:r>
-              <w:rPr>
-                <w:rFonts w:ascii="Consolas" w:cs="Consolas" w:eastAsia="맑은 고딕" w:hAnsi="Consolas"/>
-                <w:b w:val="false"/>
-                <w:bCs w:val="false"/>
                 <w:i/>
                 <w:iCs/>
                 <w:color w:val="6A9955"/>
                 <w:sz w:val="17"/>
                 <w:szCs w:val="17"/>
               </w:rPr>
+              <w:t xml:space="preserve"># 투표 결과: 후보 번호 8표</w:t>
+            </w:r>
+          </w:p>
+          <w:p>
+            <w:pPr>
+              <w:spacing w:after="0" w:line="252"/>
+            </w:pPr>
+            <w:r>
+              <w:rPr>
+                <w:rFonts w:ascii="Consolas" w:cs="Consolas" w:eastAsia="맑은 고딕" w:hAnsi="Consolas"/>
+                <w:color w:val="A0A0A0"/>
+                <w:sz w:val="17"/>
+                <w:szCs w:val="17"/>
+              </w:rPr>
+              <w:t xml:space="preserve"> 4  </w:t>
+            </w:r>
+            <w:r>
+              <w:rPr>
+                <w:rFonts w:ascii="Consolas" w:cs="Consolas" w:eastAsia="맑은 고딕" w:hAnsi="Consolas"/>
+                <w:b w:val="false"/>
+                <w:bCs w:val="false"/>
+                <w:i w:val="false"/>
+                <w:iCs w:val="false"/>
+                <w:color w:val="24292F"/>
+                <w:sz w:val="17"/>
+                <w:szCs w:val="17"/>
+              </w:rPr>
+              <w:t xml:space="preserve">votes</w:t>
+            </w:r>
+            <w:r>
+              <w:rPr>
+                <w:rFonts w:ascii="Consolas" w:cs="Consolas" w:eastAsia="맑은 고딕" w:hAnsi="Consolas"/>
+                <w:b w:val="false"/>
+                <w:bCs w:val="false"/>
+                <w:i w:val="false"/>
+                <w:iCs w:val="false"/>
+                <w:color w:val="24292F"/>
+                <w:sz w:val="17"/>
+                <w:szCs w:val="17"/>
+              </w:rPr>
+              <w:t xml:space="preserve"> = </w:t>
+            </w:r>
+            <w:r>
+              <w:rPr>
+                <w:rFonts w:ascii="Consolas" w:cs="Consolas" w:eastAsia="맑은 고딕" w:hAnsi="Consolas"/>
+                <w:b w:val="false"/>
+                <w:bCs w:val="false"/>
+                <w:i w:val="false"/>
+                <w:iCs w:val="false"/>
+                <w:color w:val="24292F"/>
+                <w:sz w:val="17"/>
+                <w:szCs w:val="17"/>
+              </w:rPr>
+              <w:t xml:space="preserve">np</w:t>
+            </w:r>
+            <w:r>
+              <w:rPr>
+                <w:rFonts w:ascii="Consolas" w:cs="Consolas" w:eastAsia="맑은 고딕" w:hAnsi="Consolas"/>
+                <w:b w:val="false"/>
+                <w:bCs w:val="false"/>
+                <w:i w:val="false"/>
+                <w:iCs w:val="false"/>
+                <w:color w:val="24292F"/>
+                <w:sz w:val="17"/>
+                <w:szCs w:val="17"/>
+              </w:rPr>
+              <w:t xml:space="preserve">.</w:t>
+            </w:r>
+            <w:r>
+              <w:rPr>
+                <w:rFonts w:ascii="Consolas" w:cs="Consolas" w:eastAsia="맑은 고딕" w:hAnsi="Consolas"/>
+                <w:b w:val="false"/>
+                <w:bCs w:val="false"/>
+                <w:i w:val="false"/>
+                <w:iCs w:val="false"/>
+                <w:color w:val="24292F"/>
+                <w:sz w:val="17"/>
+                <w:szCs w:val="17"/>
+              </w:rPr>
+              <w:t xml:space="preserve">array</w:t>
+            </w:r>
+            <w:r>
+              <w:rPr>
+                <w:rFonts w:ascii="Consolas" w:cs="Consolas" w:eastAsia="맑은 고딕" w:hAnsi="Consolas"/>
+                <w:b w:val="false"/>
+                <w:bCs w:val="false"/>
+                <w:i w:val="false"/>
+                <w:iCs w:val="false"/>
+                <w:color w:val="24292F"/>
+                <w:sz w:val="17"/>
+                <w:szCs w:val="17"/>
+              </w:rPr>
+              <w:t xml:space="preserve">([</w:t>
+            </w:r>
+            <w:r>
+              <w:rPr>
+                <w:rFonts w:ascii="Consolas" w:cs="Consolas" w:eastAsia="맑은 고딕" w:hAnsi="Consolas"/>
+                <w:b w:val="false"/>
+                <w:bCs w:val="false"/>
+                <w:i w:val="false"/>
+                <w:iCs w:val="false"/>
+                <w:color w:val="098658"/>
+                <w:sz w:val="17"/>
+                <w:szCs w:val="17"/>
+              </w:rPr>
+              <w:t xml:space="preserve">3</w:t>
+            </w:r>
+            <w:r>
+              <w:rPr>
+                <w:rFonts w:ascii="Consolas" w:cs="Consolas" w:eastAsia="맑은 고딕" w:hAnsi="Consolas"/>
+                <w:b w:val="false"/>
+                <w:bCs w:val="false"/>
+                <w:i w:val="false"/>
+                <w:iCs w:val="false"/>
+                <w:color w:val="24292F"/>
+                <w:sz w:val="17"/>
+                <w:szCs w:val="17"/>
+              </w:rPr>
+              <w:t xml:space="preserve">, </w:t>
+            </w:r>
+            <w:r>
+              <w:rPr>
+                <w:rFonts w:ascii="Consolas" w:cs="Consolas" w:eastAsia="맑은 고딕" w:hAnsi="Consolas"/>
+                <w:b w:val="false"/>
+                <w:bCs w:val="false"/>
+                <w:i w:val="false"/>
+                <w:iCs w:val="false"/>
+                <w:color w:val="098658"/>
+                <w:sz w:val="17"/>
+                <w:szCs w:val="17"/>
+              </w:rPr>
+              <w:t xml:space="preserve">1</w:t>
+            </w:r>
+            <w:r>
+              <w:rPr>
+                <w:rFonts w:ascii="Consolas" w:cs="Consolas" w:eastAsia="맑은 고딕" w:hAnsi="Consolas"/>
+                <w:b w:val="false"/>
+                <w:bCs w:val="false"/>
+                <w:i w:val="false"/>
+                <w:iCs w:val="false"/>
+                <w:color w:val="24292F"/>
+                <w:sz w:val="17"/>
+                <w:szCs w:val="17"/>
+              </w:rPr>
+              <w:t xml:space="preserve">, </w:t>
+            </w:r>
+            <w:r>
+              <w:rPr>
+                <w:rFonts w:ascii="Consolas" w:cs="Consolas" w:eastAsia="맑은 고딕" w:hAnsi="Consolas"/>
+                <w:b w:val="false"/>
+                <w:bCs w:val="false"/>
+                <w:i w:val="false"/>
+                <w:iCs w:val="false"/>
+                <w:color w:val="098658"/>
+                <w:sz w:val="17"/>
+                <w:szCs w:val="17"/>
+              </w:rPr>
+              <w:t xml:space="preserve">2</w:t>
+            </w:r>
+            <w:r>
+              <w:rPr>
+                <w:rFonts w:ascii="Consolas" w:cs="Consolas" w:eastAsia="맑은 고딕" w:hAnsi="Consolas"/>
+                <w:b w:val="false"/>
+                <w:bCs w:val="false"/>
+                <w:i w:val="false"/>
+                <w:iCs w:val="false"/>
+                <w:color w:val="24292F"/>
+                <w:sz w:val="17"/>
+                <w:szCs w:val="17"/>
+              </w:rPr>
+              <w:t xml:space="preserve">, </w:t>
+            </w:r>
+            <w:r>
+              <w:rPr>
+                <w:rFonts w:ascii="Consolas" w:cs="Consolas" w:eastAsia="맑은 고딕" w:hAnsi="Consolas"/>
+                <w:b w:val="false"/>
+                <w:bCs w:val="false"/>
+                <w:i w:val="false"/>
+                <w:iCs w:val="false"/>
+                <w:color w:val="098658"/>
+                <w:sz w:val="17"/>
+                <w:szCs w:val="17"/>
+              </w:rPr>
+              <w:t xml:space="preserve">3</w:t>
+            </w:r>
+            <w:r>
+              <w:rPr>
+                <w:rFonts w:ascii="Consolas" w:cs="Consolas" w:eastAsia="맑은 고딕" w:hAnsi="Consolas"/>
+                <w:b w:val="false"/>
+                <w:bCs w:val="false"/>
+                <w:i w:val="false"/>
+                <w:iCs w:val="false"/>
+                <w:color w:val="24292F"/>
+                <w:sz w:val="17"/>
+                <w:szCs w:val="17"/>
+              </w:rPr>
+              <w:t xml:space="preserve">, </w:t>
+            </w:r>
+            <w:r>
+              <w:rPr>
+                <w:rFonts w:ascii="Consolas" w:cs="Consolas" w:eastAsia="맑은 고딕" w:hAnsi="Consolas"/>
+                <w:b w:val="false"/>
+                <w:bCs w:val="false"/>
+                <w:i w:val="false"/>
+                <w:iCs w:val="false"/>
+                <w:color w:val="098658"/>
+                <w:sz w:val="17"/>
+                <w:szCs w:val="17"/>
+              </w:rPr>
+              <w:t xml:space="preserve">3</w:t>
+            </w:r>
+            <w:r>
+              <w:rPr>
+                <w:rFonts w:ascii="Consolas" w:cs="Consolas" w:eastAsia="맑은 고딕" w:hAnsi="Consolas"/>
+                <w:b w:val="false"/>
+                <w:bCs w:val="false"/>
+                <w:i w:val="false"/>
+                <w:iCs w:val="false"/>
+                <w:color w:val="24292F"/>
+                <w:sz w:val="17"/>
+                <w:szCs w:val="17"/>
+              </w:rPr>
+              <w:t xml:space="preserve">, </w:t>
+            </w:r>
+            <w:r>
+              <w:rPr>
+                <w:rFonts w:ascii="Consolas" w:cs="Consolas" w:eastAsia="맑은 고딕" w:hAnsi="Consolas"/>
+                <w:b w:val="false"/>
+                <w:bCs w:val="false"/>
+                <w:i w:val="false"/>
+                <w:iCs w:val="false"/>
+                <w:color w:val="098658"/>
+                <w:sz w:val="17"/>
+                <w:szCs w:val="17"/>
+              </w:rPr>
+              <w:t xml:space="preserve">1</w:t>
+            </w:r>
+            <w:r>
+              <w:rPr>
+                <w:rFonts w:ascii="Consolas" w:cs="Consolas" w:eastAsia="맑은 고딕" w:hAnsi="Consolas"/>
+                <w:b w:val="false"/>
+                <w:bCs w:val="false"/>
+                <w:i w:val="false"/>
+                <w:iCs w:val="false"/>
+                <w:color w:val="24292F"/>
+                <w:sz w:val="17"/>
+                <w:szCs w:val="17"/>
+              </w:rPr>
+              <w:t xml:space="preserve">, </w:t>
+            </w:r>
+            <w:r>
+              <w:rPr>
+                <w:rFonts w:ascii="Consolas" w:cs="Consolas" w:eastAsia="맑은 고딕" w:hAnsi="Consolas"/>
+                <w:b w:val="false"/>
+                <w:bCs w:val="false"/>
+                <w:i w:val="false"/>
+                <w:iCs w:val="false"/>
+                <w:color w:val="098658"/>
+                <w:sz w:val="17"/>
+                <w:szCs w:val="17"/>
+              </w:rPr>
+              <w:t xml:space="preserve">2</w:t>
+            </w:r>
+            <w:r>
+              <w:rPr>
+                <w:rFonts w:ascii="Consolas" w:cs="Consolas" w:eastAsia="맑은 고딕" w:hAnsi="Consolas"/>
+                <w:b w:val="false"/>
+                <w:bCs w:val="false"/>
+                <w:i w:val="false"/>
+                <w:iCs w:val="false"/>
+                <w:color w:val="24292F"/>
+                <w:sz w:val="17"/>
+                <w:szCs w:val="17"/>
+              </w:rPr>
+              <w:t xml:space="preserve">, </w:t>
+            </w:r>
+            <w:r>
+              <w:rPr>
+                <w:rFonts w:ascii="Consolas" w:cs="Consolas" w:eastAsia="맑은 고딕" w:hAnsi="Consolas"/>
+                <w:b w:val="false"/>
+                <w:bCs w:val="false"/>
+                <w:i w:val="false"/>
+                <w:iCs w:val="false"/>
+                <w:color w:val="098658"/>
+                <w:sz w:val="17"/>
+                <w:szCs w:val="17"/>
+              </w:rPr>
+              <w:t xml:space="preserve">3</w:t>
+            </w:r>
+            <w:r>
+              <w:rPr>
+                <w:rFonts w:ascii="Consolas" w:cs="Consolas" w:eastAsia="맑은 고딕" w:hAnsi="Consolas"/>
+                <w:b w:val="false"/>
+                <w:bCs w:val="false"/>
+                <w:i w:val="false"/>
+                <w:iCs w:val="false"/>
+                <w:color w:val="24292F"/>
+                <w:sz w:val="17"/>
+                <w:szCs w:val="17"/>
+              </w:rPr>
+              <w:t xml:space="preserve">])</w:t>
+            </w:r>
+          </w:p>
+          <w:p>
+            <w:pPr>
+              <w:spacing w:after="0" w:line="252"/>
+            </w:pPr>
+            <w:r>
+              <w:rPr>
+                <w:rFonts w:ascii="Consolas" w:cs="Consolas" w:eastAsia="맑은 고딕" w:hAnsi="Consolas"/>
+                <w:color w:val="A0A0A0"/>
+                <w:sz w:val="17"/>
+                <w:szCs w:val="17"/>
+              </w:rPr>
+              <w:t xml:space="preserve"> 5  </w:t>
+            </w:r>
+            <w:r>
+              <w:rPr>
+                <w:rFonts w:ascii="Consolas" w:cs="Consolas" w:eastAsia="맑은 고딕" w:hAnsi="Consolas"/>
+                <w:b w:val="false"/>
+                <w:bCs w:val="false"/>
+                <w:i/>
+                <w:iCs/>
+                <w:color w:val="6A9955"/>
+                <w:sz w:val="17"/>
+                <w:szCs w:val="17"/>
+              </w:rPr>
+              <w:t xml:space="preserve"># unique: 중복 없는 값들 + return_counts=True 면 각 값의 개수도</w:t>
+            </w:r>
+          </w:p>
+          <w:p>
+            <w:pPr>
+              <w:spacing w:after="0" w:line="252"/>
+            </w:pPr>
+            <w:r>
+              <w:rPr>
+                <w:rFonts w:ascii="Consolas" w:cs="Consolas" w:eastAsia="맑은 고딕" w:hAnsi="Consolas"/>
+                <w:color w:val="A0A0A0"/>
+                <w:sz w:val="17"/>
+                <w:szCs w:val="17"/>
+              </w:rPr>
+              <w:t xml:space="preserve"> 6  </w:t>
+            </w:r>
+            <w:r>
+              <w:rPr>
+                <w:rFonts w:ascii="Consolas" w:cs="Consolas" w:eastAsia="맑은 고딕" w:hAnsi="Consolas"/>
+                <w:b w:val="false"/>
+                <w:bCs w:val="false"/>
+                <w:i w:val="false"/>
+                <w:iCs w:val="false"/>
+                <w:color w:val="24292F"/>
+                <w:sz w:val="17"/>
+                <w:szCs w:val="17"/>
+              </w:rPr>
+              <w:t xml:space="preserve">values</w:t>
+            </w:r>
+            <w:r>
+              <w:rPr>
+                <w:rFonts w:ascii="Consolas" w:cs="Consolas" w:eastAsia="맑은 고딕" w:hAnsi="Consolas"/>
+                <w:b w:val="false"/>
+                <w:bCs w:val="false"/>
+                <w:i w:val="false"/>
+                <w:iCs w:val="false"/>
+                <w:color w:val="24292F"/>
+                <w:sz w:val="17"/>
+                <w:szCs w:val="17"/>
+              </w:rPr>
+              <w:t xml:space="preserve">, </w:t>
+            </w:r>
+            <w:r>
+              <w:rPr>
+                <w:rFonts w:ascii="Consolas" w:cs="Consolas" w:eastAsia="맑은 고딕" w:hAnsi="Consolas"/>
+                <w:b w:val="false"/>
+                <w:bCs w:val="false"/>
+                <w:i w:val="false"/>
+                <w:iCs w:val="false"/>
+                <w:color w:val="24292F"/>
+                <w:sz w:val="17"/>
+                <w:szCs w:val="17"/>
+              </w:rPr>
+              <w:t xml:space="preserve">counts</w:t>
+            </w:r>
+            <w:r>
+              <w:rPr>
+                <w:rFonts w:ascii="Consolas" w:cs="Consolas" w:eastAsia="맑은 고딕" w:hAnsi="Consolas"/>
+                <w:b w:val="false"/>
+                <w:bCs w:val="false"/>
+                <w:i w:val="false"/>
+                <w:iCs w:val="false"/>
+                <w:color w:val="24292F"/>
+                <w:sz w:val="17"/>
+                <w:szCs w:val="17"/>
+              </w:rPr>
+              <w:t xml:space="preserve"> = </w:t>
+            </w:r>
+            <w:r>
+              <w:rPr>
+                <w:rFonts w:ascii="Consolas" w:cs="Consolas" w:eastAsia="맑은 고딕" w:hAnsi="Consolas"/>
+                <w:b w:val="false"/>
+                <w:bCs w:val="false"/>
+                <w:i w:val="false"/>
+                <w:iCs w:val="false"/>
+                <w:color w:val="24292F"/>
+                <w:sz w:val="17"/>
+                <w:szCs w:val="17"/>
+              </w:rPr>
+              <w:t xml:space="preserve">np</w:t>
+            </w:r>
+            <w:r>
+              <w:rPr>
+                <w:rFonts w:ascii="Consolas" w:cs="Consolas" w:eastAsia="맑은 고딕" w:hAnsi="Consolas"/>
+                <w:b w:val="false"/>
+                <w:bCs w:val="false"/>
+                <w:i w:val="false"/>
+                <w:iCs w:val="false"/>
+                <w:color w:val="24292F"/>
+                <w:sz w:val="17"/>
+                <w:szCs w:val="17"/>
+              </w:rPr>
+              <w:t xml:space="preserve">.</w:t>
+            </w:r>
+            <w:r>
+              <w:rPr>
+                <w:rFonts w:ascii="Consolas" w:cs="Consolas" w:eastAsia="맑은 고딕" w:hAnsi="Consolas"/>
+                <w:b w:val="false"/>
+                <w:bCs w:val="false"/>
+                <w:i w:val="false"/>
+                <w:iCs w:val="false"/>
+                <w:color w:val="24292F"/>
+                <w:sz w:val="17"/>
+                <w:szCs w:val="17"/>
+              </w:rPr>
+              <w:t xml:space="preserve">unique</w:t>
+            </w:r>
+            <w:r>
+              <w:rPr>
+                <w:rFonts w:ascii="Consolas" w:cs="Consolas" w:eastAsia="맑은 고딕" w:hAnsi="Consolas"/>
+                <w:b w:val="false"/>
+                <w:bCs w:val="false"/>
+                <w:i w:val="false"/>
+                <w:iCs w:val="false"/>
+                <w:color w:val="24292F"/>
+                <w:sz w:val="17"/>
+                <w:szCs w:val="17"/>
+              </w:rPr>
+              <w:t xml:space="preserve">(</w:t>
+            </w:r>
+            <w:r>
+              <w:rPr>
+                <w:rFonts w:ascii="Consolas" w:cs="Consolas" w:eastAsia="맑은 고딕" w:hAnsi="Consolas"/>
+                <w:b w:val="false"/>
+                <w:bCs w:val="false"/>
+                <w:i w:val="false"/>
+                <w:iCs w:val="false"/>
+                <w:color w:val="24292F"/>
+                <w:sz w:val="17"/>
+                <w:szCs w:val="17"/>
+              </w:rPr>
+              <w:t xml:space="preserve">votes</w:t>
+            </w:r>
+            <w:r>
+              <w:rPr>
+                <w:rFonts w:ascii="Consolas" w:cs="Consolas" w:eastAsia="맑은 고딕" w:hAnsi="Consolas"/>
+                <w:b w:val="false"/>
+                <w:bCs w:val="false"/>
+                <w:i w:val="false"/>
+                <w:iCs w:val="false"/>
+                <w:color w:val="24292F"/>
+                <w:sz w:val="17"/>
+                <w:szCs w:val="17"/>
+              </w:rPr>
+              <w:t xml:space="preserve">, </w:t>
+            </w:r>
+            <w:r>
+              <w:rPr>
+                <w:rFonts w:ascii="Consolas" w:cs="Consolas" w:eastAsia="맑은 고딕" w:hAnsi="Consolas"/>
+                <w:b w:val="false"/>
+                <w:bCs w:val="false"/>
+                <w:i w:val="false"/>
+                <w:iCs w:val="false"/>
+                <w:color w:val="24292F"/>
+                <w:sz w:val="17"/>
+                <w:szCs w:val="17"/>
+              </w:rPr>
+              <w:t xml:space="preserve">return_counts</w:t>
+            </w:r>
+            <w:r>
+              <w:rPr>
+                <w:rFonts w:ascii="Consolas" w:cs="Consolas" w:eastAsia="맑은 고딕" w:hAnsi="Consolas"/>
+                <w:b w:val="false"/>
+                <w:bCs w:val="false"/>
+                <w:i w:val="false"/>
+                <w:iCs w:val="false"/>
+                <w:color w:val="24292F"/>
+                <w:sz w:val="17"/>
+                <w:szCs w:val="17"/>
+              </w:rPr>
+              <w:t xml:space="preserve">=</w:t>
+            </w:r>
+            <w:r>
+              <w:rPr>
+                <w:rFonts w:ascii="Consolas" w:cs="Consolas" w:eastAsia="맑은 고딕" w:hAnsi="Consolas"/>
+                <w:b/>
+                <w:bCs/>
+                <w:i w:val="false"/>
+                <w:iCs w:val="false"/>
+                <w:color w:val="0033B3"/>
+                <w:sz w:val="17"/>
+                <w:szCs w:val="17"/>
+              </w:rPr>
+              <w:t xml:space="preserve">True</w:t>
+            </w:r>
+            <w:r>
+              <w:rPr>
+                <w:rFonts w:ascii="Consolas" w:cs="Consolas" w:eastAsia="맑은 고딕" w:hAnsi="Consolas"/>
+                <w:b w:val="false"/>
+                <w:bCs w:val="false"/>
+                <w:i w:val="false"/>
+                <w:iCs w:val="false"/>
+                <w:color w:val="24292F"/>
+                <w:sz w:val="17"/>
+                <w:szCs w:val="17"/>
+              </w:rPr>
+              <w:t xml:space="preserve">)</w:t>
+            </w:r>
+          </w:p>
+          <w:p>
+            <w:pPr>
+              <w:spacing w:after="0" w:line="252"/>
+            </w:pPr>
+            <w:r>
+              <w:rPr>
+                <w:rFonts w:ascii="Consolas" w:cs="Consolas" w:eastAsia="맑은 고딕" w:hAnsi="Consolas"/>
+                <w:color w:val="A0A0A0"/>
+                <w:sz w:val="17"/>
+                <w:szCs w:val="17"/>
+              </w:rPr>
+              <w:t xml:space="preserve"> 7  </w:t>
+            </w:r>
+            <w:r>
+              <w:rPr>
+                <w:rFonts w:ascii="Consolas" w:cs="Consolas" w:eastAsia="맑은 고딕" w:hAnsi="Consolas"/>
+                <w:b w:val="false"/>
+                <w:bCs w:val="false"/>
+                <w:i w:val="false"/>
+                <w:iCs w:val="false"/>
+                <w:color w:val="795E26"/>
+                <w:sz w:val="17"/>
+                <w:szCs w:val="17"/>
+              </w:rPr>
+              <w:t xml:space="preserve">print</w:t>
+            </w:r>
+            <w:r>
+              <w:rPr>
+                <w:rFonts w:ascii="Consolas" w:cs="Consolas" w:eastAsia="맑은 고딕" w:hAnsi="Consolas"/>
+                <w:b w:val="false"/>
+                <w:bCs w:val="false"/>
+                <w:i w:val="false"/>
+                <w:iCs w:val="false"/>
+                <w:color w:val="24292F"/>
+                <w:sz w:val="17"/>
+                <w:szCs w:val="17"/>
+              </w:rPr>
+              <w:t xml:space="preserve">(</w:t>
+            </w:r>
+            <w:r>
+              <w:rPr>
+                <w:rFonts w:ascii="Consolas" w:cs="Consolas" w:eastAsia="맑은 고딕" w:hAnsi="Consolas"/>
+                <w:b w:val="false"/>
+                <w:bCs w:val="false"/>
+                <w:i w:val="false"/>
+                <w:iCs w:val="false"/>
+                <w:color w:val="A31515"/>
+                <w:sz w:val="17"/>
+                <w:szCs w:val="17"/>
+              </w:rPr>
+              <w:t xml:space="preserve">"후보:"</w:t>
+            </w:r>
+            <w:r>
+              <w:rPr>
+                <w:rFonts w:ascii="Consolas" w:cs="Consolas" w:eastAsia="맑은 고딕" w:hAnsi="Consolas"/>
+                <w:b w:val="false"/>
+                <w:bCs w:val="false"/>
+                <w:i w:val="false"/>
+                <w:iCs w:val="false"/>
+                <w:color w:val="24292F"/>
+                <w:sz w:val="17"/>
+                <w:szCs w:val="17"/>
+              </w:rPr>
+              <w:t xml:space="preserve">, </w:t>
+            </w:r>
+            <w:r>
+              <w:rPr>
+                <w:rFonts w:ascii="Consolas" w:cs="Consolas" w:eastAsia="맑은 고딕" w:hAnsi="Consolas"/>
+                <w:b w:val="false"/>
+                <w:bCs w:val="false"/>
+                <w:i w:val="false"/>
+                <w:iCs w:val="false"/>
+                <w:color w:val="24292F"/>
+                <w:sz w:val="17"/>
+                <w:szCs w:val="17"/>
+              </w:rPr>
+              <w:t xml:space="preserve">values</w:t>
+            </w:r>
+            <w:r>
+              <w:rPr>
+                <w:rFonts w:ascii="Consolas" w:cs="Consolas" w:eastAsia="맑은 고딕" w:hAnsi="Consolas"/>
+                <w:b w:val="false"/>
+                <w:bCs w:val="false"/>
+                <w:i w:val="false"/>
+                <w:iCs w:val="false"/>
+                <w:color w:val="24292F"/>
+                <w:sz w:val="17"/>
+                <w:szCs w:val="17"/>
+              </w:rPr>
+              <w:t xml:space="preserve">)</w:t>
+            </w:r>
+          </w:p>
+          <w:p>
+            <w:pPr>
+              <w:spacing w:after="0" w:line="252"/>
+            </w:pPr>
+            <w:r>
+              <w:rPr>
+                <w:rFonts w:ascii="Consolas" w:cs="Consolas" w:eastAsia="맑은 고딕" w:hAnsi="Consolas"/>
+                <w:color w:val="A0A0A0"/>
+                <w:sz w:val="17"/>
+                <w:szCs w:val="17"/>
+              </w:rPr>
+              <w:t xml:space="preserve"> 8  </w:t>
+            </w:r>
+            <w:r>
+              <w:rPr>
+                <w:rFonts w:ascii="Consolas" w:cs="Consolas" w:eastAsia="맑은 고딕" w:hAnsi="Consolas"/>
+                <w:b w:val="false"/>
+                <w:bCs w:val="false"/>
+                <w:i w:val="false"/>
+                <w:iCs w:val="false"/>
+                <w:color w:val="795E26"/>
+                <w:sz w:val="17"/>
+                <w:szCs w:val="17"/>
+              </w:rPr>
+              <w:t xml:space="preserve">print</w:t>
+            </w:r>
+            <w:r>
+              <w:rPr>
+                <w:rFonts w:ascii="Consolas" w:cs="Consolas" w:eastAsia="맑은 고딕" w:hAnsi="Consolas"/>
+                <w:b w:val="false"/>
+                <w:bCs w:val="false"/>
+                <w:i w:val="false"/>
+                <w:iCs w:val="false"/>
+                <w:color w:val="24292F"/>
+                <w:sz w:val="17"/>
+                <w:szCs w:val="17"/>
+              </w:rPr>
+              <w:t xml:space="preserve">(</w:t>
+            </w:r>
+            <w:r>
+              <w:rPr>
+                <w:rFonts w:ascii="Consolas" w:cs="Consolas" w:eastAsia="맑은 고딕" w:hAnsi="Consolas"/>
+                <w:b w:val="false"/>
+                <w:bCs w:val="false"/>
+                <w:i w:val="false"/>
+                <w:iCs w:val="false"/>
+                <w:color w:val="A31515"/>
+                <w:sz w:val="17"/>
+                <w:szCs w:val="17"/>
+              </w:rPr>
+              <w:t xml:space="preserve">"득표:"</w:t>
+            </w:r>
+            <w:r>
+              <w:rPr>
+                <w:rFonts w:ascii="Consolas" w:cs="Consolas" w:eastAsia="맑은 고딕" w:hAnsi="Consolas"/>
+                <w:b w:val="false"/>
+                <w:bCs w:val="false"/>
+                <w:i w:val="false"/>
+                <w:iCs w:val="false"/>
+                <w:color w:val="24292F"/>
+                <w:sz w:val="17"/>
+                <w:szCs w:val="17"/>
+              </w:rPr>
+              <w:t xml:space="preserve">, </w:t>
+            </w:r>
+            <w:r>
+              <w:rPr>
+                <w:rFonts w:ascii="Consolas" w:cs="Consolas" w:eastAsia="맑은 고딕" w:hAnsi="Consolas"/>
+                <w:b w:val="false"/>
+                <w:bCs w:val="false"/>
+                <w:i w:val="false"/>
+                <w:iCs w:val="false"/>
+                <w:color w:val="24292F"/>
+                <w:sz w:val="17"/>
+                <w:szCs w:val="17"/>
+              </w:rPr>
+              <w:t xml:space="preserve">counts</w:t>
+            </w:r>
+            <w:r>
+              <w:rPr>
+                <w:rFonts w:ascii="Consolas" w:cs="Consolas" w:eastAsia="맑은 고딕" w:hAnsi="Consolas"/>
+                <w:b w:val="false"/>
+                <w:bCs w:val="false"/>
+                <w:i w:val="false"/>
+                <w:iCs w:val="false"/>
+                <w:color w:val="24292F"/>
+                <w:sz w:val="17"/>
+                <w:szCs w:val="17"/>
+              </w:rPr>
+              <w:t xml:space="preserve">)</w:t>
+            </w:r>
+          </w:p>
+          <w:p>
+            <w:pPr>
+              <w:spacing w:after="0" w:line="252"/>
+            </w:pPr>
+            <w:r>
+              <w:rPr>
+                <w:rFonts w:ascii="Consolas" w:cs="Consolas" w:eastAsia="맑은 고딕" w:hAnsi="Consolas"/>
+                <w:color w:val="A0A0A0"/>
+                <w:sz w:val="17"/>
+                <w:szCs w:val="17"/>
+              </w:rPr>
+              <w:t xml:space="preserve"> 9  </w:t>
+            </w:r>
+            <w:r>
+              <w:rPr>
+                <w:rFonts w:ascii="Consolas" w:cs="Consolas" w:eastAsia="맑은 고딕" w:hAnsi="Consolas"/>
+                <w:sz w:val="17"/>
+                <w:szCs w:val="17"/>
+              </w:rPr>
+              <w:t xml:space="preserve"> </w:t>
+            </w:r>
+          </w:p>
+          <w:p>
+            <w:pPr>
+              <w:spacing w:after="0" w:line="252"/>
+            </w:pPr>
+            <w:r>
+              <w:rPr>
+                <w:rFonts w:ascii="Consolas" w:cs="Consolas" w:eastAsia="맑은 고딕" w:hAnsi="Consolas"/>
+                <w:color w:val="A0A0A0"/>
+                <w:sz w:val="17"/>
+                <w:szCs w:val="17"/>
+              </w:rPr>
+              <w:t xml:space="preserve">10  </w:t>
+            </w:r>
+            <w:r>
+              <w:rPr>
+                <w:rFonts w:ascii="Consolas" w:cs="Consolas" w:eastAsia="맑은 고딕" w:hAnsi="Consolas"/>
+                <w:b w:val="false"/>
+                <w:bCs w:val="false"/>
+                <w:i w:val="false"/>
+                <w:iCs w:val="false"/>
+                <w:color w:val="24292F"/>
+                <w:sz w:val="17"/>
+                <w:szCs w:val="17"/>
+              </w:rPr>
+              <w:t xml:space="preserve">sales</w:t>
+            </w:r>
+            <w:r>
+              <w:rPr>
+                <w:rFonts w:ascii="Consolas" w:cs="Consolas" w:eastAsia="맑은 고딕" w:hAnsi="Consolas"/>
+                <w:b w:val="false"/>
+                <w:bCs w:val="false"/>
+                <w:i w:val="false"/>
+                <w:iCs w:val="false"/>
+                <w:color w:val="24292F"/>
+                <w:sz w:val="17"/>
+                <w:szCs w:val="17"/>
+              </w:rPr>
+              <w:t xml:space="preserve"> = </w:t>
+            </w:r>
+            <w:r>
+              <w:rPr>
+                <w:rFonts w:ascii="Consolas" w:cs="Consolas" w:eastAsia="맑은 고딕" w:hAnsi="Consolas"/>
+                <w:b w:val="false"/>
+                <w:bCs w:val="false"/>
+                <w:i w:val="false"/>
+                <w:iCs w:val="false"/>
+                <w:color w:val="24292F"/>
+                <w:sz w:val="17"/>
+                <w:szCs w:val="17"/>
+              </w:rPr>
+              <w:t xml:space="preserve">np</w:t>
+            </w:r>
+            <w:r>
+              <w:rPr>
+                <w:rFonts w:ascii="Consolas" w:cs="Consolas" w:eastAsia="맑은 고딕" w:hAnsi="Consolas"/>
+                <w:b w:val="false"/>
+                <w:bCs w:val="false"/>
+                <w:i w:val="false"/>
+                <w:iCs w:val="false"/>
+                <w:color w:val="24292F"/>
+                <w:sz w:val="17"/>
+                <w:szCs w:val="17"/>
+              </w:rPr>
+              <w:t xml:space="preserve">.</w:t>
+            </w:r>
+            <w:r>
+              <w:rPr>
+                <w:rFonts w:ascii="Consolas" w:cs="Consolas" w:eastAsia="맑은 고딕" w:hAnsi="Consolas"/>
+                <w:b w:val="false"/>
+                <w:bCs w:val="false"/>
+                <w:i w:val="false"/>
+                <w:iCs w:val="false"/>
+                <w:color w:val="24292F"/>
+                <w:sz w:val="17"/>
+                <w:szCs w:val="17"/>
+              </w:rPr>
+              <w:t xml:space="preserve">array</w:t>
+            </w:r>
+            <w:r>
+              <w:rPr>
+                <w:rFonts w:ascii="Consolas" w:cs="Consolas" w:eastAsia="맑은 고딕" w:hAnsi="Consolas"/>
+                <w:b w:val="false"/>
+                <w:bCs w:val="false"/>
+                <w:i w:val="false"/>
+                <w:iCs w:val="false"/>
+                <w:color w:val="24292F"/>
+                <w:sz w:val="17"/>
+                <w:szCs w:val="17"/>
+              </w:rPr>
+              <w:t xml:space="preserve">([</w:t>
+            </w:r>
+            <w:r>
+              <w:rPr>
+                <w:rFonts w:ascii="Consolas" w:cs="Consolas" w:eastAsia="맑은 고딕" w:hAnsi="Consolas"/>
+                <w:b w:val="false"/>
+                <w:bCs w:val="false"/>
+                <w:i w:val="false"/>
+                <w:iCs w:val="false"/>
+                <w:color w:val="098658"/>
+                <w:sz w:val="17"/>
+                <w:szCs w:val="17"/>
+              </w:rPr>
+              <w:t xml:space="preserve">120</w:t>
+            </w:r>
+            <w:r>
+              <w:rPr>
+                <w:rFonts w:ascii="Consolas" w:cs="Consolas" w:eastAsia="맑은 고딕" w:hAnsi="Consolas"/>
+                <w:b w:val="false"/>
+                <w:bCs w:val="false"/>
+                <w:i w:val="false"/>
+                <w:iCs w:val="false"/>
+                <w:color w:val="24292F"/>
+                <w:sz w:val="17"/>
+                <w:szCs w:val="17"/>
+              </w:rPr>
+              <w:t xml:space="preserve">, </w:t>
+            </w:r>
+            <w:r>
+              <w:rPr>
+                <w:rFonts w:ascii="Consolas" w:cs="Consolas" w:eastAsia="맑은 고딕" w:hAnsi="Consolas"/>
+                <w:b w:val="false"/>
+                <w:bCs w:val="false"/>
+                <w:i w:val="false"/>
+                <w:iCs w:val="false"/>
+                <w:color w:val="098658"/>
+                <w:sz w:val="17"/>
+                <w:szCs w:val="17"/>
+              </w:rPr>
+              <w:t xml:space="preserve">80</w:t>
+            </w:r>
+            <w:r>
+              <w:rPr>
+                <w:rFonts w:ascii="Consolas" w:cs="Consolas" w:eastAsia="맑은 고딕" w:hAnsi="Consolas"/>
+                <w:b w:val="false"/>
+                <w:bCs w:val="false"/>
+                <w:i w:val="false"/>
+                <w:iCs w:val="false"/>
+                <w:color w:val="24292F"/>
+                <w:sz w:val="17"/>
+                <w:szCs w:val="17"/>
+              </w:rPr>
+              <w:t xml:space="preserve">, </w:t>
+            </w:r>
+            <w:r>
+              <w:rPr>
+                <w:rFonts w:ascii="Consolas" w:cs="Consolas" w:eastAsia="맑은 고딕" w:hAnsi="Consolas"/>
+                <w:b w:val="false"/>
+                <w:bCs w:val="false"/>
+                <w:i w:val="false"/>
+                <w:iCs w:val="false"/>
+                <w:color w:val="098658"/>
+                <w:sz w:val="17"/>
+                <w:szCs w:val="17"/>
+              </w:rPr>
+              <w:t xml:space="preserve">150</w:t>
+            </w:r>
+            <w:r>
+              <w:rPr>
+                <w:rFonts w:ascii="Consolas" w:cs="Consolas" w:eastAsia="맑은 고딕" w:hAnsi="Consolas"/>
+                <w:b w:val="false"/>
+                <w:bCs w:val="false"/>
+                <w:i w:val="false"/>
+                <w:iCs w:val="false"/>
+                <w:color w:val="24292F"/>
+                <w:sz w:val="17"/>
+                <w:szCs w:val="17"/>
+              </w:rPr>
+              <w:t xml:space="preserve">, </w:t>
+            </w:r>
+            <w:r>
+              <w:rPr>
+                <w:rFonts w:ascii="Consolas" w:cs="Consolas" w:eastAsia="맑은 고딕" w:hAnsi="Consolas"/>
+                <w:b w:val="false"/>
+                <w:bCs w:val="false"/>
+                <w:i w:val="false"/>
+                <w:iCs w:val="false"/>
+                <w:color w:val="098658"/>
+                <w:sz w:val="17"/>
+                <w:szCs w:val="17"/>
+              </w:rPr>
+              <w:t xml:space="preserve">200</w:t>
+            </w:r>
+            <w:r>
+              <w:rPr>
+                <w:rFonts w:ascii="Consolas" w:cs="Consolas" w:eastAsia="맑은 고딕" w:hAnsi="Consolas"/>
+                <w:b w:val="false"/>
+                <w:bCs w:val="false"/>
+                <w:i w:val="false"/>
+                <w:iCs w:val="false"/>
+                <w:color w:val="24292F"/>
+                <w:sz w:val="17"/>
+                <w:szCs w:val="17"/>
+              </w:rPr>
+              <w:t xml:space="preserve">, </w:t>
+            </w:r>
+            <w:r>
+              <w:rPr>
+                <w:rFonts w:ascii="Consolas" w:cs="Consolas" w:eastAsia="맑은 고딕" w:hAnsi="Consolas"/>
+                <w:b w:val="false"/>
+                <w:bCs w:val="false"/>
+                <w:i w:val="false"/>
+                <w:iCs w:val="false"/>
+                <w:color w:val="098658"/>
+                <w:sz w:val="17"/>
+                <w:szCs w:val="17"/>
+              </w:rPr>
+              <w:t xml:space="preserve">90</w:t>
+            </w:r>
+            <w:r>
+              <w:rPr>
+                <w:rFonts w:ascii="Consolas" w:cs="Consolas" w:eastAsia="맑은 고딕" w:hAnsi="Consolas"/>
+                <w:b w:val="false"/>
+                <w:bCs w:val="false"/>
+                <w:i w:val="false"/>
+                <w:iCs w:val="false"/>
+                <w:color w:val="24292F"/>
+                <w:sz w:val="17"/>
+                <w:szCs w:val="17"/>
+              </w:rPr>
+              <w:t xml:space="preserve">])     </w:t>
+            </w:r>
+            <w:r>
+              <w:rPr>
+                <w:rFonts w:ascii="Consolas" w:cs="Consolas" w:eastAsia="맑은 고딕" w:hAnsi="Consolas"/>
+                <w:b w:val="false"/>
+                <w:bCs w:val="false"/>
+                <w:i/>
+                <w:iCs/>
+                <w:color w:val="6A9955"/>
+                <w:sz w:val="17"/>
+                <w:szCs w:val="17"/>
+              </w:rPr>
               <w:t xml:space="preserve"># 일별 매출</w:t>
             </w:r>
           </w:p>
@@ -11290,7 +11560,34 @@
                 <w:sz w:val="17"/>
                 <w:szCs w:val="17"/>
               </w:rPr>
-              <w:t xml:space="preserve"> 9  </w:t>
+              <w:t xml:space="preserve">11  </w:t>
+            </w:r>
+            <w:r>
+              <w:rPr>
+                <w:rFonts w:ascii="Consolas" w:cs="Consolas" w:eastAsia="맑은 고딕" w:hAnsi="Consolas"/>
+                <w:b w:val="false"/>
+                <w:bCs w:val="false"/>
+                <w:i/>
+                <w:iCs/>
+                <w:color w:val="6A9955"/>
+                <w:sz w:val="17"/>
+                <w:szCs w:val="17"/>
+              </w:rPr>
+              <w:t xml:space="preserve"># cumsum: 앞에서부터 차례로 더한 누적 합 / diff: 바로 앞 값과의 차이</w:t>
+            </w:r>
+          </w:p>
+          <w:p>
+            <w:pPr>
+              <w:spacing w:after="0" w:line="252"/>
+            </w:pPr>
+            <w:r>
+              <w:rPr>
+                <w:rFonts w:ascii="Consolas" w:cs="Consolas" w:eastAsia="맑은 고딕" w:hAnsi="Consolas"/>
+                <w:color w:val="A0A0A0"/>
+                <w:sz w:val="17"/>
+                <w:szCs w:val="17"/>
+              </w:rPr>
+              <w:t xml:space="preserve">12  </w:t>
             </w:r>
             <w:r>
               <w:rPr>
@@ -11434,7 +11731,7 @@
                 <w:sz w:val="17"/>
                 <w:szCs w:val="17"/>
               </w:rPr>
-              <w:t xml:space="preserve">10  </w:t>
+              <w:t xml:space="preserve">13  </w:t>
             </w:r>
             <w:r>
               <w:rPr>
@@ -11578,7 +11875,7 @@
                 <w:sz w:val="17"/>
                 <w:szCs w:val="17"/>
               </w:rPr>
-              <w:t xml:space="preserve">11  </w:t>
+              <w:t xml:space="preserve">14  </w:t>
             </w:r>
             <w:r>
               <w:rPr>
@@ -11600,7 +11897,34 @@
                 <w:sz w:val="17"/>
                 <w:szCs w:val="17"/>
               </w:rPr>
-              <w:t xml:space="preserve">12  </w:t>
+              <w:t xml:space="preserve">15  </w:t>
+            </w:r>
+            <w:r>
+              <w:rPr>
+                <w:rFonts w:ascii="Consolas" w:cs="Consolas" w:eastAsia="맑은 고딕" w:hAnsi="Consolas"/>
+                <w:b w:val="false"/>
+                <w:bCs w:val="false"/>
+                <w:i/>
+                <w:iCs/>
+                <w:color w:val="6A9955"/>
+                <w:sz w:val="17"/>
+                <w:szCs w:val="17"/>
+              </w:rPr>
+              <w:t xml:space="preserve"># any: 하나라도 참이면 True / all: 모두 참이어야 True</w:t>
+            </w:r>
+          </w:p>
+          <w:p>
+            <w:pPr>
+              <w:spacing w:after="0" w:line="252"/>
+            </w:pPr>
+            <w:r>
+              <w:rPr>
+                <w:rFonts w:ascii="Consolas" w:cs="Consolas" w:eastAsia="맑은 고딕" w:hAnsi="Consolas"/>
+                <w:color w:val="A0A0A0"/>
+                <w:sz w:val="17"/>
+                <w:szCs w:val="17"/>
+              </w:rPr>
+              <w:t xml:space="preserve">16  </w:t>
             </w:r>
             <w:r>
               <w:rPr>
@@ -11770,7 +12094,7 @@
                 <w:sz w:val="17"/>
                 <w:szCs w:val="17"/>
               </w:rPr>
-              <w:t xml:space="preserve">13  </w:t>
+              <w:t xml:space="preserve">17  </w:t>
             </w:r>
             <w:r>
               <w:rPr>
@@ -12112,7 +12436,7 @@
                 <w:sz w:val="19"/>
                 <w:szCs w:val="19"/>
               </w:rPr>
-              <w:t xml:space="preserve">4</w:t>
+              <w:t xml:space="preserve">6</w:t>
             </w:r>
           </w:p>
         </w:tc>
@@ -12214,7 +12538,7 @@
                 <w:sz w:val="19"/>
                 <w:szCs w:val="19"/>
               </w:rPr>
-              <w:t xml:space="preserve">9</w:t>
+              <w:t xml:space="preserve">12</w:t>
             </w:r>
           </w:p>
         </w:tc>
@@ -12326,7 +12650,7 @@
                 <w:sz w:val="19"/>
                 <w:szCs w:val="19"/>
               </w:rPr>
-              <w:t xml:space="preserve">10</w:t>
+              <w:t xml:space="preserve">13</w:t>
             </w:r>
           </w:p>
         </w:tc>
@@ -12438,7 +12762,7 @@
                 <w:sz w:val="19"/>
                 <w:szCs w:val="19"/>
               </w:rPr>
-              <w:t xml:space="preserve">12</w:t>
+              <w:t xml:space="preserve">16</w:t>
             </w:r>
           </w:p>
         </w:tc>
@@ -12540,7 +12864,7 @@
                 <w:sz w:val="19"/>
                 <w:szCs w:val="19"/>
               </w:rPr>
-              <w:t xml:space="preserve">13</w:t>
+              <w:t xml:space="preserve">17</w:t>
             </w:r>
           </w:p>
         </w:tc>
